--- a/ML/Machine Learning Model Documentation.docx
+++ b/ML/Machine Learning Model Documentation.docx
@@ -13,6 +13,8 @@
           <w:u w:val="single"/>
         </w:rPr>
       </w:pPr>
+      <w:bookmarkStart w:id="0" w:name="_GoBack"/>
+      <w:bookmarkEnd w:id="0"/>
       <w:r>
         <w:rPr>
           <w:rFonts w:ascii="Times New Roman" w:hAnsi="Times New Roman" w:cs="Times New Roman"/>
@@ -21,19 +23,7 @@
           <w:szCs w:val="40"/>
           <w:u w:val="single"/>
         </w:rPr>
-        <w:t>Machine Learning</w:t>
-      </w:r>
-      <w:bookmarkStart w:id="0" w:name="_GoBack"/>
-      <w:bookmarkEnd w:id="0"/>
-      <w:r>
-        <w:rPr>
-          <w:rFonts w:ascii="Times New Roman" w:hAnsi="Times New Roman" w:cs="Times New Roman"/>
-          <w:b/>
-          <w:sz w:val="40"/>
-          <w:szCs w:val="40"/>
-          <w:u w:val="single"/>
-        </w:rPr>
-        <w:t xml:space="preserve"> Model Documentation</w:t>
+        <w:t>Machine Learning Model Documentation</w:t>
       </w:r>
     </w:p>
     <w:p>
@@ -115,7 +105,188 @@
             <w:sz w:val="40"/>
             <w:szCs w:val="40"/>
           </w:rPr>
-          <w:t>Introduc</w:t>
+          <w:t>Introduction</w:t>
+        </w:r>
+      </w:hyperlink>
+      <w:r>
+        <w:rPr>
+          <w:rFonts w:ascii="Times New Roman" w:hAnsi="Times New Roman" w:cs="Times New Roman"/>
+          <w:sz w:val="40"/>
+          <w:szCs w:val="40"/>
+        </w:rPr>
+        <w:t>……………………………………2-3</w:t>
+      </w:r>
+    </w:p>
+    <w:p>
+      <w:pPr>
+        <w:pStyle w:val="Standard"/>
+        <w:numPr>
+          <w:ilvl w:val="0"/>
+          <w:numId w:val="13"/>
+        </w:numPr>
+        <w:rPr>
+          <w:rFonts w:ascii="Times New Roman" w:hAnsi="Times New Roman" w:cs="Times New Roman"/>
+          <w:sz w:val="40"/>
+          <w:szCs w:val="40"/>
+        </w:rPr>
+      </w:pPr>
+      <w:hyperlink w:anchor="Requirements" w:history="1">
+        <w:r>
+          <w:rPr>
+            <w:rStyle w:val="Hyperlink"/>
+            <w:rFonts w:ascii="Times New Roman" w:hAnsi="Times New Roman" w:cs="Times New Roman"/>
+            <w:sz w:val="40"/>
+            <w:szCs w:val="40"/>
+          </w:rPr>
+          <w:t>Requirements</w:t>
+        </w:r>
+      </w:hyperlink>
+      <w:r>
+        <w:rPr>
+          <w:rFonts w:ascii="Times New Roman" w:hAnsi="Times New Roman" w:cs="Times New Roman"/>
+          <w:sz w:val="40"/>
+          <w:szCs w:val="40"/>
+        </w:rPr>
+        <w:t>…………………………………..3</w:t>
+      </w:r>
+    </w:p>
+    <w:p>
+      <w:pPr>
+        <w:pStyle w:val="Standard"/>
+        <w:numPr>
+          <w:ilvl w:val="0"/>
+          <w:numId w:val="13"/>
+        </w:numPr>
+        <w:rPr>
+          <w:rFonts w:ascii="Times New Roman" w:hAnsi="Times New Roman" w:cs="Times New Roman"/>
+          <w:sz w:val="40"/>
+          <w:szCs w:val="40"/>
+        </w:rPr>
+      </w:pPr>
+      <w:r>
+        <w:rPr>
+          <w:rFonts w:ascii="Times New Roman" w:hAnsi="Times New Roman" w:cs="Times New Roman"/>
+          <w:sz w:val="40"/>
+          <w:szCs w:val="40"/>
+        </w:rPr>
+        <w:t xml:space="preserve"> </w:t>
+      </w:r>
+      <w:hyperlink w:anchor="Classes" w:history="1">
+        <w:r>
+          <w:rPr>
+            <w:rStyle w:val="Hyperlink"/>
+            <w:rFonts w:ascii="Times New Roman" w:hAnsi="Times New Roman" w:cs="Times New Roman"/>
+            <w:sz w:val="40"/>
+            <w:szCs w:val="40"/>
+          </w:rPr>
+          <w:t>Classes</w:t>
+        </w:r>
+      </w:hyperlink>
+      <w:r>
+        <w:rPr>
+          <w:rFonts w:ascii="Times New Roman" w:hAnsi="Times New Roman" w:cs="Times New Roman"/>
+          <w:sz w:val="40"/>
+          <w:szCs w:val="40"/>
+        </w:rPr>
+        <w:t xml:space="preserve"> </w:t>
+      </w:r>
+      <w:r>
+        <w:rPr>
+          <w:rFonts w:ascii="Times New Roman" w:hAnsi="Times New Roman" w:cs="Times New Roman"/>
+          <w:sz w:val="40"/>
+          <w:szCs w:val="40"/>
+        </w:rPr>
+        <w:t>………………………………………..3</w:t>
+      </w:r>
+    </w:p>
+    <w:p>
+      <w:pPr>
+        <w:pStyle w:val="Standard"/>
+        <w:numPr>
+          <w:ilvl w:val="1"/>
+          <w:numId w:val="13"/>
+        </w:numPr>
+        <w:rPr>
+          <w:rFonts w:ascii="Times New Roman" w:hAnsi="Times New Roman" w:cs="Times New Roman"/>
+          <w:sz w:val="40"/>
+          <w:szCs w:val="40"/>
+        </w:rPr>
+      </w:pPr>
+      <w:hyperlink w:anchor="levenshtein_distUtil" w:history="1">
+        <w:r>
+          <w:rPr>
+            <w:rStyle w:val="Hyperlink"/>
+            <w:rFonts w:ascii="Times New Roman" w:hAnsi="Times New Roman" w:cs="Times New Roman"/>
+            <w:sz w:val="40"/>
+            <w:szCs w:val="40"/>
+          </w:rPr>
+          <w:t>levenshtein_distUtil.py</w:t>
+        </w:r>
+      </w:hyperlink>
+      <w:r>
+        <w:rPr>
+          <w:rFonts w:ascii="Times New Roman" w:hAnsi="Times New Roman" w:cs="Times New Roman"/>
+          <w:sz w:val="40"/>
+          <w:szCs w:val="40"/>
+        </w:rPr>
+        <w:t>…………………3</w:t>
+      </w:r>
+    </w:p>
+    <w:p>
+      <w:pPr>
+        <w:pStyle w:val="Standard"/>
+        <w:numPr>
+          <w:ilvl w:val="1"/>
+          <w:numId w:val="13"/>
+        </w:numPr>
+        <w:rPr>
+          <w:rFonts w:ascii="Times New Roman" w:hAnsi="Times New Roman" w:cs="Times New Roman"/>
+          <w:sz w:val="40"/>
+          <w:szCs w:val="40"/>
+        </w:rPr>
+      </w:pPr>
+      <w:hyperlink w:anchor="Clustering_Util" w:history="1">
+        <w:r>
+          <w:rPr>
+            <w:rStyle w:val="Hyperlink"/>
+            <w:rFonts w:ascii="Times New Roman" w:hAnsi="Times New Roman" w:cs="Times New Roman"/>
+            <w:sz w:val="40"/>
+            <w:szCs w:val="40"/>
+          </w:rPr>
+          <w:t>Clustering_Util.py</w:t>
+        </w:r>
+      </w:hyperlink>
+      <w:r>
+        <w:rPr>
+          <w:rFonts w:ascii="Times New Roman" w:hAnsi="Times New Roman" w:cs="Times New Roman"/>
+          <w:sz w:val="40"/>
+          <w:szCs w:val="40"/>
+        </w:rPr>
+        <w:t>……………………….4</w:t>
+      </w:r>
+    </w:p>
+    <w:p>
+      <w:pPr>
+        <w:pStyle w:val="Standard"/>
+        <w:numPr>
+          <w:ilvl w:val="1"/>
+          <w:numId w:val="13"/>
+        </w:numPr>
+        <w:rPr>
+          <w:rFonts w:ascii="Times New Roman" w:hAnsi="Times New Roman" w:cs="Times New Roman"/>
+          <w:sz w:val="40"/>
+          <w:szCs w:val="40"/>
+        </w:rPr>
+      </w:pPr>
+      <w:hyperlink w:anchor="ClusterOfCoredumps" w:history="1">
+        <w:r>
+          <w:rPr>
+            <w:rStyle w:val="Hyperlink"/>
+            <w:rFonts w:ascii="Times New Roman" w:hAnsi="Times New Roman" w:cs="Times New Roman"/>
+            <w:sz w:val="40"/>
+            <w:szCs w:val="40"/>
+          </w:rPr>
+          <w:t>ClusterOfCoredumps</w:t>
         </w:r>
         <w:r>
           <w:rPr>
@@ -124,7 +295,51 @@
             <w:sz w:val="40"/>
             <w:szCs w:val="40"/>
           </w:rPr>
-          <w:t>t</w:t>
+          <w:t>.py</w:t>
+        </w:r>
+      </w:hyperlink>
+      <w:r>
+        <w:rPr>
+          <w:rFonts w:ascii="Times New Roman" w:hAnsi="Times New Roman" w:cs="Times New Roman"/>
+          <w:sz w:val="40"/>
+          <w:szCs w:val="40"/>
+        </w:rPr>
+        <w:t>….</w:t>
+      </w:r>
+      <w:r>
+        <w:rPr>
+          <w:rFonts w:ascii="Times New Roman" w:hAnsi="Times New Roman" w:cs="Times New Roman"/>
+          <w:sz w:val="40"/>
+          <w:szCs w:val="40"/>
+        </w:rPr>
+        <w:t>……………..5</w:t>
+      </w:r>
+    </w:p>
+    <w:p>
+      <w:pPr>
+        <w:pStyle w:val="Standard"/>
+        <w:numPr>
+          <w:ilvl w:val="1"/>
+          <w:numId w:val="13"/>
+        </w:numPr>
+        <w:rPr>
+          <w:rFonts w:ascii="Times New Roman" w:hAnsi="Times New Roman" w:cs="Times New Roman"/>
+          <w:sz w:val="40"/>
+          <w:szCs w:val="40"/>
+        </w:rPr>
+      </w:pPr>
+      <w:r>
+        <w:t xml:space="preserve"> </w:t>
+      </w:r>
+      <w:hyperlink w:anchor="ClusterOfErrors" w:history="1">
+        <w:r>
+          <w:rPr>
+            <w:rStyle w:val="Hyperlink"/>
+            <w:rFonts w:ascii="Times New Roman" w:hAnsi="Times New Roman" w:cs="Times New Roman"/>
+            <w:sz w:val="40"/>
+            <w:szCs w:val="40"/>
+          </w:rPr>
+          <w:t>ClusterOf</w:t>
         </w:r>
         <w:r>
           <w:rPr>
@@ -133,40 +348,7 @@
             <w:sz w:val="40"/>
             <w:szCs w:val="40"/>
           </w:rPr>
-          <w:t>ion</w:t>
-        </w:r>
-      </w:hyperlink>
-      <w:r>
-        <w:rPr>
-          <w:rFonts w:ascii="Times New Roman" w:hAnsi="Times New Roman" w:cs="Times New Roman"/>
-          <w:sz w:val="40"/>
-          <w:szCs w:val="40"/>
-        </w:rPr>
-        <w:t>……………………………………2-3</w:t>
-      </w:r>
-    </w:p>
-    <w:p>
-      <w:pPr>
-        <w:pStyle w:val="Standard"/>
-        <w:numPr>
-          <w:ilvl w:val="0"/>
-          <w:numId w:val="13"/>
-        </w:numPr>
-        <w:rPr>
-          <w:rFonts w:ascii="Times New Roman" w:hAnsi="Times New Roman" w:cs="Times New Roman"/>
-          <w:sz w:val="40"/>
-          <w:szCs w:val="40"/>
-        </w:rPr>
-      </w:pPr>
-      <w:hyperlink w:anchor="Requirements" w:history="1">
-        <w:r>
-          <w:rPr>
-            <w:rStyle w:val="Hyperlink"/>
-            <w:rFonts w:ascii="Times New Roman" w:hAnsi="Times New Roman" w:cs="Times New Roman"/>
-            <w:sz w:val="40"/>
-            <w:szCs w:val="40"/>
-          </w:rPr>
-          <w:t>Requi</w:t>
+          <w:t>E</w:t>
         </w:r>
         <w:r>
           <w:rPr>
@@ -175,7 +357,7 @@
             <w:sz w:val="40"/>
             <w:szCs w:val="40"/>
           </w:rPr>
-          <w:t>r</w:t>
+          <w:t>rrors</w:t>
         </w:r>
         <w:r>
           <w:rPr>
@@ -184,7 +366,7 @@
             <w:sz w:val="40"/>
             <w:szCs w:val="40"/>
           </w:rPr>
-          <w:t>ements</w:t>
+          <w:t>.py</w:t>
         </w:r>
       </w:hyperlink>
       <w:r>
@@ -193,14 +375,14 @@
           <w:sz w:val="40"/>
           <w:szCs w:val="40"/>
         </w:rPr>
-        <w:t>…………………………………..3</w:t>
+        <w:t>……………………5-6</w:t>
       </w:r>
     </w:p>
     <w:p>
       <w:pPr>
         <w:pStyle w:val="Standard"/>
         <w:numPr>
-          <w:ilvl w:val="0"/>
+          <w:ilvl w:val="1"/>
           <w:numId w:val="13"/>
         </w:numPr>
         <w:rPr>
@@ -209,15 +391,7 @@
           <w:szCs w:val="40"/>
         </w:rPr>
       </w:pPr>
-      <w:r>
-        <w:rPr>
-          <w:rFonts w:ascii="Times New Roman" w:hAnsi="Times New Roman" w:cs="Times New Roman"/>
-          <w:sz w:val="40"/>
-          <w:szCs w:val="40"/>
-        </w:rPr>
-        <w:t xml:space="preserve"> </w:t>
-      </w:r>
-      <w:hyperlink w:anchor="Classes" w:history="1">
+      <w:hyperlink w:anchor="Ml_Model" w:history="1">
         <w:r>
           <w:rPr>
             <w:rStyle w:val="Hyperlink"/>
@@ -225,339 +399,7 @@
             <w:sz w:val="40"/>
             <w:szCs w:val="40"/>
           </w:rPr>
-          <w:t>Clas</w:t>
-        </w:r>
-        <w:r>
-          <w:rPr>
-            <w:rStyle w:val="Hyperlink"/>
-            <w:rFonts w:ascii="Times New Roman" w:hAnsi="Times New Roman" w:cs="Times New Roman"/>
-            <w:sz w:val="40"/>
-            <w:szCs w:val="40"/>
-          </w:rPr>
-          <w:t>s</w:t>
-        </w:r>
-        <w:r>
-          <w:rPr>
-            <w:rStyle w:val="Hyperlink"/>
-            <w:rFonts w:ascii="Times New Roman" w:hAnsi="Times New Roman" w:cs="Times New Roman"/>
-            <w:sz w:val="40"/>
-            <w:szCs w:val="40"/>
-          </w:rPr>
-          <w:t>es</w:t>
-        </w:r>
-      </w:hyperlink>
-      <w:r>
-        <w:rPr>
-          <w:rFonts w:ascii="Times New Roman" w:hAnsi="Times New Roman" w:cs="Times New Roman"/>
-          <w:sz w:val="40"/>
-          <w:szCs w:val="40"/>
-        </w:rPr>
-        <w:t xml:space="preserve"> </w:t>
-      </w:r>
-      <w:r>
-        <w:rPr>
-          <w:rFonts w:ascii="Times New Roman" w:hAnsi="Times New Roman" w:cs="Times New Roman"/>
-          <w:sz w:val="40"/>
-          <w:szCs w:val="40"/>
-        </w:rPr>
-        <w:t>………………………………………..3</w:t>
-      </w:r>
-    </w:p>
-    <w:p>
-      <w:pPr>
-        <w:pStyle w:val="Standard"/>
-        <w:numPr>
-          <w:ilvl w:val="1"/>
-          <w:numId w:val="13"/>
-        </w:numPr>
-        <w:rPr>
-          <w:rFonts w:ascii="Times New Roman" w:hAnsi="Times New Roman" w:cs="Times New Roman"/>
-          <w:sz w:val="40"/>
-          <w:szCs w:val="40"/>
-        </w:rPr>
-      </w:pPr>
-      <w:hyperlink w:anchor="levenshtein_distUtil" w:history="1">
-        <w:r>
-          <w:rPr>
-            <w:rStyle w:val="Hyperlink"/>
-            <w:rFonts w:ascii="Times New Roman" w:hAnsi="Times New Roman" w:cs="Times New Roman"/>
-            <w:sz w:val="40"/>
-            <w:szCs w:val="40"/>
-          </w:rPr>
-          <w:t>levenshtein_d</w:t>
-        </w:r>
-        <w:r>
-          <w:rPr>
-            <w:rStyle w:val="Hyperlink"/>
-            <w:rFonts w:ascii="Times New Roman" w:hAnsi="Times New Roman" w:cs="Times New Roman"/>
-            <w:sz w:val="40"/>
-            <w:szCs w:val="40"/>
-          </w:rPr>
-          <w:t>i</w:t>
-        </w:r>
-        <w:r>
-          <w:rPr>
-            <w:rStyle w:val="Hyperlink"/>
-            <w:rFonts w:ascii="Times New Roman" w:hAnsi="Times New Roman" w:cs="Times New Roman"/>
-            <w:sz w:val="40"/>
-            <w:szCs w:val="40"/>
-          </w:rPr>
-          <w:t>stUtil.py</w:t>
-        </w:r>
-      </w:hyperlink>
-      <w:r>
-        <w:rPr>
-          <w:rFonts w:ascii="Times New Roman" w:hAnsi="Times New Roman" w:cs="Times New Roman"/>
-          <w:sz w:val="40"/>
-          <w:szCs w:val="40"/>
-        </w:rPr>
-        <w:t>…………………3</w:t>
-      </w:r>
-    </w:p>
-    <w:p>
-      <w:pPr>
-        <w:pStyle w:val="Standard"/>
-        <w:numPr>
-          <w:ilvl w:val="1"/>
-          <w:numId w:val="13"/>
-        </w:numPr>
-        <w:rPr>
-          <w:rFonts w:ascii="Times New Roman" w:hAnsi="Times New Roman" w:cs="Times New Roman"/>
-          <w:sz w:val="40"/>
-          <w:szCs w:val="40"/>
-        </w:rPr>
-      </w:pPr>
-      <w:hyperlink w:anchor="Clustering_Util" w:history="1">
-        <w:r>
-          <w:rPr>
-            <w:rStyle w:val="Hyperlink"/>
-            <w:rFonts w:ascii="Times New Roman" w:hAnsi="Times New Roman" w:cs="Times New Roman"/>
-            <w:sz w:val="40"/>
-            <w:szCs w:val="40"/>
-          </w:rPr>
-          <w:t>Cluste</w:t>
-        </w:r>
-        <w:r>
-          <w:rPr>
-            <w:rStyle w:val="Hyperlink"/>
-            <w:rFonts w:ascii="Times New Roman" w:hAnsi="Times New Roman" w:cs="Times New Roman"/>
-            <w:sz w:val="40"/>
-            <w:szCs w:val="40"/>
-          </w:rPr>
-          <w:t>r</w:t>
-        </w:r>
-        <w:r>
-          <w:rPr>
-            <w:rStyle w:val="Hyperlink"/>
-            <w:rFonts w:ascii="Times New Roman" w:hAnsi="Times New Roman" w:cs="Times New Roman"/>
-            <w:sz w:val="40"/>
-            <w:szCs w:val="40"/>
-          </w:rPr>
-          <w:t>ing_Util.py</w:t>
-        </w:r>
-      </w:hyperlink>
-      <w:r>
-        <w:rPr>
-          <w:rFonts w:ascii="Times New Roman" w:hAnsi="Times New Roman" w:cs="Times New Roman"/>
-          <w:sz w:val="40"/>
-          <w:szCs w:val="40"/>
-        </w:rPr>
-        <w:t>……………………….4</w:t>
-      </w:r>
-    </w:p>
-    <w:p>
-      <w:pPr>
-        <w:pStyle w:val="Standard"/>
-        <w:numPr>
-          <w:ilvl w:val="1"/>
-          <w:numId w:val="13"/>
-        </w:numPr>
-        <w:rPr>
-          <w:rFonts w:ascii="Times New Roman" w:hAnsi="Times New Roman" w:cs="Times New Roman"/>
-          <w:sz w:val="40"/>
-          <w:szCs w:val="40"/>
-        </w:rPr>
-      </w:pPr>
-      <w:hyperlink w:anchor="Cluster" w:history="1">
-        <w:r>
-          <w:rPr>
-            <w:rStyle w:val="Hyperlink"/>
-            <w:rFonts w:ascii="Times New Roman" w:hAnsi="Times New Roman" w:cs="Times New Roman"/>
-            <w:sz w:val="40"/>
-            <w:szCs w:val="40"/>
-          </w:rPr>
-          <w:t>Cl</w:t>
-        </w:r>
-        <w:r>
-          <w:rPr>
-            <w:rStyle w:val="Hyperlink"/>
-            <w:rFonts w:ascii="Times New Roman" w:hAnsi="Times New Roman" w:cs="Times New Roman"/>
-            <w:sz w:val="40"/>
-            <w:szCs w:val="40"/>
-          </w:rPr>
-          <w:t>u</w:t>
-        </w:r>
-        <w:r>
-          <w:rPr>
-            <w:rStyle w:val="Hyperlink"/>
-            <w:rFonts w:ascii="Times New Roman" w:hAnsi="Times New Roman" w:cs="Times New Roman"/>
-            <w:sz w:val="40"/>
-            <w:szCs w:val="40"/>
-          </w:rPr>
-          <w:t>s</w:t>
-        </w:r>
-        <w:r>
-          <w:rPr>
-            <w:rStyle w:val="Hyperlink"/>
-            <w:rFonts w:ascii="Times New Roman" w:hAnsi="Times New Roman" w:cs="Times New Roman"/>
-            <w:sz w:val="40"/>
-            <w:szCs w:val="40"/>
-          </w:rPr>
-          <w:t>t</w:t>
-        </w:r>
-        <w:r>
-          <w:rPr>
-            <w:rStyle w:val="Hyperlink"/>
-            <w:rFonts w:ascii="Times New Roman" w:hAnsi="Times New Roman" w:cs="Times New Roman"/>
-            <w:sz w:val="40"/>
-            <w:szCs w:val="40"/>
-          </w:rPr>
-          <w:t>er.</w:t>
-        </w:r>
-        <w:r>
-          <w:rPr>
-            <w:rStyle w:val="Hyperlink"/>
-            <w:rFonts w:ascii="Times New Roman" w:hAnsi="Times New Roman" w:cs="Times New Roman"/>
-            <w:sz w:val="40"/>
-            <w:szCs w:val="40"/>
-          </w:rPr>
-          <w:t>p</w:t>
-        </w:r>
-        <w:r>
-          <w:rPr>
-            <w:rStyle w:val="Hyperlink"/>
-            <w:rFonts w:ascii="Times New Roman" w:hAnsi="Times New Roman" w:cs="Times New Roman"/>
-            <w:sz w:val="40"/>
-            <w:szCs w:val="40"/>
-          </w:rPr>
-          <w:t>y</w:t>
-        </w:r>
-      </w:hyperlink>
-      <w:r>
-        <w:rPr>
-          <w:rFonts w:ascii="Times New Roman" w:hAnsi="Times New Roman" w:cs="Times New Roman"/>
-          <w:sz w:val="40"/>
-          <w:szCs w:val="40"/>
-        </w:rPr>
-        <w:t>………………………………..5</w:t>
-      </w:r>
-    </w:p>
-    <w:p>
-      <w:pPr>
-        <w:pStyle w:val="Standard"/>
-        <w:numPr>
-          <w:ilvl w:val="1"/>
-          <w:numId w:val="13"/>
-        </w:numPr>
-        <w:rPr>
-          <w:rFonts w:ascii="Times New Roman" w:hAnsi="Times New Roman" w:cs="Times New Roman"/>
-          <w:sz w:val="40"/>
-          <w:szCs w:val="40"/>
-        </w:rPr>
-      </w:pPr>
-      <w:hyperlink w:anchor="Clustering_Train" w:history="1">
-        <w:r>
-          <w:rPr>
-            <w:rStyle w:val="Hyperlink"/>
-            <w:rFonts w:ascii="Times New Roman" w:hAnsi="Times New Roman" w:cs="Times New Roman"/>
-            <w:sz w:val="40"/>
-            <w:szCs w:val="40"/>
-          </w:rPr>
-          <w:t>Cluste</w:t>
-        </w:r>
-        <w:r>
-          <w:rPr>
-            <w:rStyle w:val="Hyperlink"/>
-            <w:rFonts w:ascii="Times New Roman" w:hAnsi="Times New Roman" w:cs="Times New Roman"/>
-            <w:sz w:val="40"/>
-            <w:szCs w:val="40"/>
-          </w:rPr>
-          <w:t>r</w:t>
-        </w:r>
-        <w:r>
-          <w:rPr>
-            <w:rStyle w:val="Hyperlink"/>
-            <w:rFonts w:ascii="Times New Roman" w:hAnsi="Times New Roman" w:cs="Times New Roman"/>
-            <w:sz w:val="40"/>
-            <w:szCs w:val="40"/>
-          </w:rPr>
-          <w:t>ing_Train.py</w:t>
-        </w:r>
-      </w:hyperlink>
-      <w:r>
-        <w:rPr>
-          <w:rFonts w:ascii="Times New Roman" w:hAnsi="Times New Roman" w:cs="Times New Roman"/>
-          <w:sz w:val="40"/>
-          <w:szCs w:val="40"/>
-        </w:rPr>
-        <w:t>……………………5-6</w:t>
-      </w:r>
-    </w:p>
-    <w:p>
-      <w:pPr>
-        <w:pStyle w:val="Standard"/>
-        <w:numPr>
-          <w:ilvl w:val="0"/>
-          <w:numId w:val="13"/>
-        </w:numPr>
-        <w:rPr>
-          <w:rFonts w:ascii="Times New Roman" w:hAnsi="Times New Roman" w:cs="Times New Roman"/>
-          <w:sz w:val="40"/>
-          <w:szCs w:val="40"/>
-        </w:rPr>
-      </w:pPr>
-      <w:hyperlink w:anchor="TrainingProcess" w:history="1">
-        <w:r>
-          <w:rPr>
-            <w:rStyle w:val="Hyperlink"/>
-            <w:rFonts w:ascii="Times New Roman" w:hAnsi="Times New Roman" w:cs="Times New Roman"/>
-            <w:sz w:val="40"/>
-            <w:szCs w:val="40"/>
-          </w:rPr>
-          <w:t>Training Process</w:t>
-        </w:r>
-      </w:hyperlink>
-      <w:r>
-        <w:rPr>
-          <w:rFonts w:ascii="Times New Roman" w:hAnsi="Times New Roman" w:cs="Times New Roman"/>
-          <w:sz w:val="40"/>
-          <w:szCs w:val="40"/>
-        </w:rPr>
-        <w:t>………………………………7-8</w:t>
-      </w:r>
-    </w:p>
-    <w:p>
-      <w:pPr>
-        <w:pStyle w:val="Standard"/>
-        <w:numPr>
-          <w:ilvl w:val="0"/>
-          <w:numId w:val="13"/>
-        </w:numPr>
-        <w:rPr>
-          <w:rFonts w:ascii="Times New Roman" w:hAnsi="Times New Roman" w:cs="Times New Roman"/>
-          <w:sz w:val="40"/>
-          <w:szCs w:val="40"/>
-        </w:rPr>
-      </w:pPr>
-      <w:hyperlink w:anchor="PredictingResult" w:history="1">
-        <w:r>
-          <w:rPr>
-            <w:rStyle w:val="Hyperlink"/>
-            <w:rFonts w:ascii="Times New Roman" w:hAnsi="Times New Roman" w:cs="Times New Roman"/>
-            <w:sz w:val="40"/>
-            <w:szCs w:val="40"/>
-          </w:rPr>
-          <w:t>Predicting R</w:t>
+          <w:t>ML_Mod</w:t>
         </w:r>
         <w:r>
           <w:rPr>
@@ -575,7 +417,7 @@
             <w:sz w:val="40"/>
             <w:szCs w:val="40"/>
           </w:rPr>
-          <w:t>sult Process</w:t>
+          <w:t>l.py</w:t>
         </w:r>
       </w:hyperlink>
       <w:r>
@@ -584,18 +426,92 @@
           <w:sz w:val="40"/>
           <w:szCs w:val="40"/>
         </w:rPr>
-        <w:t>………………………8</w:t>
+        <w:t>………………………….6-7</w:t>
       </w:r>
     </w:p>
     <w:p>
       <w:pPr>
         <w:pStyle w:val="Standard"/>
+        <w:numPr>
+          <w:ilvl w:val="0"/>
+          <w:numId w:val="13"/>
+        </w:numPr>
         <w:rPr>
           <w:rFonts w:ascii="Times New Roman" w:hAnsi="Times New Roman" w:cs="Times New Roman"/>
           <w:sz w:val="40"/>
           <w:szCs w:val="40"/>
         </w:rPr>
       </w:pPr>
+      <w:hyperlink w:anchor="TrainingProcess" w:history="1">
+        <w:r>
+          <w:rPr>
+            <w:rStyle w:val="Hyperlink"/>
+            <w:rFonts w:ascii="Times New Roman" w:hAnsi="Times New Roman" w:cs="Times New Roman"/>
+            <w:sz w:val="40"/>
+            <w:szCs w:val="40"/>
+          </w:rPr>
+          <w:t>Training Process</w:t>
+        </w:r>
+      </w:hyperlink>
+      <w:r>
+        <w:rPr>
+          <w:rFonts w:ascii="Times New Roman" w:hAnsi="Times New Roman" w:cs="Times New Roman"/>
+          <w:sz w:val="40"/>
+          <w:szCs w:val="40"/>
+        </w:rPr>
+        <w:t>………………………………7-8</w:t>
+      </w:r>
+    </w:p>
+    <w:p>
+      <w:pPr>
+        <w:pStyle w:val="Standard"/>
+        <w:numPr>
+          <w:ilvl w:val="0"/>
+          <w:numId w:val="13"/>
+        </w:numPr>
+        <w:rPr>
+          <w:rFonts w:ascii="Times New Roman" w:hAnsi="Times New Roman" w:cs="Times New Roman"/>
+          <w:sz w:val="40"/>
+          <w:szCs w:val="40"/>
+        </w:rPr>
+      </w:pPr>
+      <w:hyperlink w:anchor="PredictingResult" w:history="1">
+        <w:r>
+          <w:rPr>
+            <w:rStyle w:val="Hyperlink"/>
+            <w:rFonts w:ascii="Times New Roman" w:hAnsi="Times New Roman" w:cs="Times New Roman"/>
+            <w:sz w:val="40"/>
+            <w:szCs w:val="40"/>
+          </w:rPr>
+          <w:t>Predicting Result Process</w:t>
+        </w:r>
+      </w:hyperlink>
+      <w:r>
+        <w:rPr>
+          <w:rFonts w:ascii="Times New Roman" w:hAnsi="Times New Roman" w:cs="Times New Roman"/>
+          <w:sz w:val="40"/>
+          <w:szCs w:val="40"/>
+        </w:rPr>
+        <w:t>………………………8</w:t>
+      </w:r>
+      <w:r>
+        <w:rPr>
+          <w:rFonts w:ascii="Times New Roman" w:hAnsi="Times New Roman" w:cs="Times New Roman"/>
+          <w:sz w:val="40"/>
+          <w:szCs w:val="40"/>
+        </w:rPr>
+        <w:t>-9</w:t>
+      </w:r>
+    </w:p>
+    <w:p>
+      <w:pPr>
+        <w:pStyle w:val="Standard"/>
+        <w:rPr>
+          <w:rFonts w:ascii="Times New Roman" w:hAnsi="Times New Roman" w:cs="Times New Roman"/>
+          <w:sz w:val="40"/>
+          <w:szCs w:val="40"/>
+        </w:rPr>
+      </w:pPr>
     </w:p>
     <w:p>
       <w:pPr>
@@ -636,6 +552,7 @@
     <w:p>
       <w:pPr>
         <w:pStyle w:val="Standard"/>
+        <w:jc w:val="center"/>
         <w:rPr>
           <w:sz w:val="36"/>
           <w:szCs w:val="36"/>
@@ -812,16 +729,6 @@
     </w:p>
     <w:p>
       <w:pPr>
-        <w:pStyle w:val="Standard"/>
-        <w:rPr>
-          <w:rFonts w:ascii="Times New Roman" w:hAnsi="Times New Roman" w:cs="Times New Roman"/>
-          <w:sz w:val="40"/>
-          <w:szCs w:val="40"/>
-        </w:rPr>
-      </w:pPr>
-    </w:p>
-    <w:p>
-      <w:pPr>
         <w:pStyle w:val="ListParagraph"/>
         <w:numPr>
           <w:ilvl w:val="0"/>
@@ -889,7 +796,27 @@
           <w:szCs w:val="32"/>
           <w:lang w:val="en-US"/>
         </w:rPr>
-        <w:t>In ML we have deployed a model which is hybrid of clustering and knn. In this model we created clusters based on Longest Common Prefix of Stack Traces. I.e. the size of LCP in two stack traces should be greater than a particular value only (or size of lcp should be same as of minimum of both the stack traces.) then they can come in one cluster else a new cluster will be formed and hence both of the stack frames will form different clusters.</w:t>
+        <w:t xml:space="preserve">In ML we have deployed a model which is hybrid of clustering and </w:t>
+      </w:r>
+      <w:proofErr w:type="spellStart"/>
+      <w:r>
+        <w:rPr>
+          <w:rFonts w:ascii="Times New Roman" w:hAnsi="Times New Roman" w:cs="Times New Roman"/>
+          <w:sz w:val="32"/>
+          <w:szCs w:val="32"/>
+          <w:lang w:val="en-US"/>
+        </w:rPr>
+        <w:t>knn</w:t>
+      </w:r>
+      <w:proofErr w:type="spellEnd"/>
+      <w:r>
+        <w:rPr>
+          <w:rFonts w:ascii="Times New Roman" w:hAnsi="Times New Roman" w:cs="Times New Roman"/>
+          <w:sz w:val="32"/>
+          <w:szCs w:val="32"/>
+          <w:lang w:val="en-US"/>
+        </w:rPr>
+        <w:t>. In this model we created clusters based on Longest Common Prefix of Stack Traces. I.e. the size of LCP in two stack traces should be greater than a particular value only (or size of lcp should be same as of minimum of both the stack traces.) then they can come in one cluster else a new cluster will be formed and hence both of the stack frames will form different clusters.</w:t>
       </w:r>
     </w:p>
     <w:p>
@@ -948,7 +875,47 @@
           <w:szCs w:val="32"/>
           <w:lang w:val="en-US"/>
         </w:rPr>
-        <w:t>While comparing two stack traces, differences in frames that are close to the top of the stack are usually more important than differences in deeper-positioned frames [28]. We propose to represent this influence as frame weight: frames with higher weights are considered more important. We identify two factors that affect frame weight: frame position within a stack trace and frame frequency among all frames of all stack traces available in our database. For a stack frame fi of ST = f0, , , , fN - 1, its weight is calculated as follows:</w:t>
+        <w:t>While comparing two stack traces, differences in frames that are close to the top of the stack are usually more important than differences in deeper-positioned frames [28]. We propose to represent this influence as frame weight: frames with higher weights are considered more important. We identify two factors that affect frame weight: frame position within a stack trace and frame frequency among all frames of all stack traces available in our database. For a stack frame fi of ST = f0</w:t>
+      </w:r>
+      <w:proofErr w:type="gramStart"/>
+      <w:r>
+        <w:rPr>
+          <w:rFonts w:ascii="Times New Roman" w:hAnsi="Times New Roman" w:cs="Times New Roman"/>
+          <w:sz w:val="32"/>
+          <w:szCs w:val="32"/>
+          <w:lang w:val="en-US"/>
+        </w:rPr>
+        <w:t>, ,</w:t>
+      </w:r>
+      <w:proofErr w:type="gramEnd"/>
+      <w:r>
+        <w:rPr>
+          <w:rFonts w:ascii="Times New Roman" w:hAnsi="Times New Roman" w:cs="Times New Roman"/>
+          <w:sz w:val="32"/>
+          <w:szCs w:val="32"/>
+          <w:lang w:val="en-US"/>
+        </w:rPr>
+        <w:t xml:space="preserve"> , , </w:t>
+      </w:r>
+      <w:proofErr w:type="spellStart"/>
+      <w:r>
+        <w:rPr>
+          <w:rFonts w:ascii="Times New Roman" w:hAnsi="Times New Roman" w:cs="Times New Roman"/>
+          <w:sz w:val="32"/>
+          <w:szCs w:val="32"/>
+          <w:lang w:val="en-US"/>
+        </w:rPr>
+        <w:t>fN</w:t>
+      </w:r>
+      <w:proofErr w:type="spellEnd"/>
+      <w:r>
+        <w:rPr>
+          <w:rFonts w:ascii="Times New Roman" w:hAnsi="Times New Roman" w:cs="Times New Roman"/>
+          <w:sz w:val="32"/>
+          <w:szCs w:val="32"/>
+          <w:lang w:val="en-US"/>
+        </w:rPr>
+        <w:t xml:space="preserve"> - 1, its weight is calculated as follows:</w:t>
       </w:r>
     </w:p>
     <w:p>
@@ -966,7 +933,7 @@
           <w:noProof/>
           <w:sz w:val="32"/>
           <w:szCs w:val="32"/>
-          <w:lang w:eastAsia="en-IN"/>
+          <w:lang w:eastAsia="en-IN" w:bidi="ar-SA"/>
         </w:rPr>
         <w:drawing>
           <wp:anchor distT="0" distB="0" distL="114300" distR="114300" simplePos="0" relativeHeight="251663360" behindDoc="0" locked="0" layoutInCell="1" allowOverlap="1" wp14:anchorId="3B9E05A2" wp14:editId="384AEE18">
@@ -1057,7 +1024,7 @@
           <w:noProof/>
           <w:sz w:val="32"/>
           <w:szCs w:val="32"/>
-          <w:lang w:eastAsia="en-IN"/>
+          <w:lang w:eastAsia="en-IN" w:bidi="ar-SA"/>
         </w:rPr>
         <w:drawing>
           <wp:inline distT="0" distB="0" distL="0" distR="0" wp14:anchorId="5F0A3253" wp14:editId="2539757E">
@@ -1162,7 +1129,7 @@
           <w:noProof/>
           <w:sz w:val="32"/>
           <w:szCs w:val="32"/>
-          <w:lang w:eastAsia="en-IN"/>
+          <w:lang w:eastAsia="en-IN" w:bidi="ar-SA"/>
         </w:rPr>
         <w:lastRenderedPageBreak/>
         <w:drawing>
@@ -1281,7 +1248,7 @@
           <w:noProof/>
           <w:sz w:val="32"/>
           <w:szCs w:val="32"/>
-          <w:lang w:eastAsia="en-IN"/>
+          <w:lang w:eastAsia="en-IN" w:bidi="ar-SA"/>
         </w:rPr>
         <w:drawing>
           <wp:anchor distT="0" distB="0" distL="114300" distR="114300" simplePos="0" relativeHeight="251661312" behindDoc="1" locked="0" layoutInCell="1" allowOverlap="1" wp14:anchorId="55F12DD3" wp14:editId="2077E427">
@@ -1390,7 +1357,7 @@
           <w:noProof/>
           <w:sz w:val="32"/>
           <w:szCs w:val="32"/>
-          <w:lang w:eastAsia="en-IN"/>
+          <w:lang w:eastAsia="en-IN" w:bidi="ar-SA"/>
         </w:rPr>
         <w:drawing>
           <wp:anchor distT="0" distB="0" distL="114300" distR="114300" simplePos="0" relativeHeight="251662336" behindDoc="1" locked="0" layoutInCell="1" allowOverlap="1" wp14:anchorId="08A18373" wp14:editId="373C825C">
@@ -1462,7 +1429,27 @@
           <w:szCs w:val="32"/>
           <w:lang w:val="en-US"/>
         </w:rPr>
-        <w:t>Where sigm is a sigmoid function defined as:</w:t>
+        <w:t xml:space="preserve">Where </w:t>
+      </w:r>
+      <w:proofErr w:type="spellStart"/>
+      <w:r>
+        <w:rPr>
+          <w:rFonts w:ascii="Times New Roman" w:hAnsi="Times New Roman" w:cs="Times New Roman"/>
+          <w:sz w:val="32"/>
+          <w:szCs w:val="32"/>
+          <w:lang w:val="en-US"/>
+        </w:rPr>
+        <w:t>sigm</w:t>
+      </w:r>
+      <w:proofErr w:type="spellEnd"/>
+      <w:r>
+        <w:rPr>
+          <w:rFonts w:ascii="Times New Roman" w:hAnsi="Times New Roman" w:cs="Times New Roman"/>
+          <w:sz w:val="32"/>
+          <w:szCs w:val="32"/>
+          <w:lang w:val="en-US"/>
+        </w:rPr>
+        <w:t xml:space="preserve"> is a sigmoid function defined as:</w:t>
       </w:r>
     </w:p>
     <w:p>
@@ -1895,7 +1882,6 @@
           <w:lang w:val="en-US"/>
         </w:rPr>
       </w:pPr>
-      <w:bookmarkStart w:id="5" w:name="Clustering_Util"/>
       <w:r>
         <w:rPr>
           <w:rFonts w:ascii="Times New Roman" w:hAnsi="Times New Roman" w:cs="Times New Roman"/>
@@ -1905,47 +1891,44 @@
           <w:u w:val="single"/>
           <w:lang w:val="en-US"/>
         </w:rPr>
-        <w:t>Clustering_Util</w:t>
-      </w:r>
-      <w:bookmarkEnd w:id="5"/>
-      <w:r>
-        <w:rPr>
-          <w:rFonts w:ascii="Times New Roman" w:hAnsi="Times New Roman" w:cs="Times New Roman"/>
-          <w:b/>
-          <w:sz w:val="36"/>
-          <w:szCs w:val="40"/>
-          <w:u w:val="single"/>
-          <w:lang w:val="en-US"/>
-        </w:rPr>
-        <w:t>.py:</w:t>
-      </w:r>
-    </w:p>
-    <w:p>
-      <w:pPr>
-        <w:rPr>
-          <w:rFonts w:ascii="Times New Roman" w:hAnsi="Times New Roman" w:cs="Times New Roman"/>
-          <w:sz w:val="32"/>
-          <w:szCs w:val="32"/>
-          <w:lang w:val="en-US"/>
-        </w:rPr>
-      </w:pPr>
-      <w:r>
-        <w:rPr>
-          <w:rFonts w:ascii="Times New Roman" w:hAnsi="Times New Roman" w:cs="Times New Roman"/>
-          <w:sz w:val="32"/>
-          <w:szCs w:val="32"/>
-          <w:lang w:val="en-US"/>
-        </w:rPr>
-        <w:t>This class is the utility created for the Clus</w:t>
-      </w:r>
-      <w:r>
-        <w:rPr>
-          <w:rFonts w:ascii="Times New Roman" w:hAnsi="Times New Roman" w:cs="Times New Roman"/>
-          <w:sz w:val="32"/>
-          <w:szCs w:val="32"/>
-          <w:lang w:val="en-US"/>
-        </w:rPr>
-        <w:t xml:space="preserve">ter and Clustering_Train class. </w:t>
+        <w:t>Clustering_Util.py:</w:t>
+      </w:r>
+    </w:p>
+    <w:p>
+      <w:pPr>
+        <w:rPr>
+          <w:rFonts w:ascii="Times New Roman" w:hAnsi="Times New Roman" w:cs="Times New Roman"/>
+          <w:sz w:val="32"/>
+          <w:szCs w:val="32"/>
+          <w:lang w:val="en-US"/>
+        </w:rPr>
+      </w:pPr>
+      <w:r>
+        <w:rPr>
+          <w:rFonts w:ascii="Times New Roman" w:hAnsi="Times New Roman" w:cs="Times New Roman"/>
+          <w:sz w:val="32"/>
+          <w:szCs w:val="32"/>
+          <w:lang w:val="en-US"/>
+        </w:rPr>
+        <w:t>This class is the utility created for the both types of clusters i.e. ClusterOfCoredumps and ClusterofErrors class</w:t>
+      </w:r>
+      <w:r>
+        <w:rPr>
+          <w:rFonts w:ascii="Times New Roman" w:hAnsi="Times New Roman" w:cs="Times New Roman"/>
+          <w:sz w:val="32"/>
+          <w:szCs w:val="32"/>
+          <w:lang w:val="en-US"/>
+        </w:rPr>
+        <w:t>.</w:t>
+      </w:r>
+      <w:r>
+        <w:rPr>
+          <w:rFonts w:ascii="Times New Roman" w:hAnsi="Times New Roman" w:cs="Times New Roman"/>
+          <w:sz w:val="32"/>
+          <w:szCs w:val="32"/>
+          <w:lang w:val="en-US"/>
+        </w:rPr>
+        <w:t xml:space="preserve"> </w:t>
       </w:r>
       <w:r>
         <w:rPr>
@@ -2281,25 +2264,7 @@
           <w:szCs w:val="32"/>
           <w:lang w:val="en-US"/>
         </w:rPr>
-        <w:t>(Longest Common Pr</w:t>
-      </w:r>
-      <w:r>
-        <w:rPr>
-          <w:rFonts w:ascii="Times New Roman" w:hAnsi="Times New Roman" w:cs="Times New Roman"/>
-          <w:sz w:val="32"/>
-          <w:szCs w:val="32"/>
-          <w:lang w:val="en-US"/>
-        </w:rPr>
-        <w:t>e</w:t>
-      </w:r>
-      <w:r>
-        <w:rPr>
-          <w:rFonts w:ascii="Times New Roman" w:hAnsi="Times New Roman" w:cs="Times New Roman"/>
-          <w:sz w:val="32"/>
-          <w:szCs w:val="32"/>
-          <w:lang w:val="en-US"/>
-        </w:rPr>
-        <w:t>fix) of two stack traces</w:t>
+        <w:t>(Longest Common Prefix) of two stack traces</w:t>
       </w:r>
       <w:r>
         <w:rPr>
@@ -2335,7 +2300,7 @@
           <w:lang w:eastAsia="en-IN"/>
         </w:rPr>
         <w:drawing>
-          <wp:anchor distT="0" distB="0" distL="114300" distR="114300" simplePos="0" relativeHeight="251675648" behindDoc="0" locked="0" layoutInCell="1" allowOverlap="1" wp14:anchorId="675FD183" wp14:editId="61F585A6">
+          <wp:anchor distT="0" distB="0" distL="114300" distR="114300" simplePos="0" relativeHeight="251675648" behindDoc="0" locked="0" layoutInCell="1" allowOverlap="1" wp14:anchorId="526D8784" wp14:editId="4EF4A9B8">
             <wp:simplePos x="0" y="0"/>
             <wp:positionH relativeFrom="column">
               <wp:posOffset>2294890</wp:posOffset>
@@ -2397,6 +2362,7 @@
           </wp:anchor>
         </w:drawing>
       </w:r>
+      <w:proofErr w:type="gramStart"/>
       <w:r>
         <w:rPr>
           <w:rFonts w:ascii="Times New Roman" w:hAnsi="Times New Roman" w:cs="Times New Roman"/>
@@ -2405,8 +2371,9 @@
           <w:szCs w:val="32"/>
           <w:lang w:val="en-US"/>
         </w:rPr>
-        <w:t>weights ():</w:t>
-      </w:r>
+        <w:t>weights</w:t>
+      </w:r>
+      <w:proofErr w:type="gramEnd"/>
       <w:r>
         <w:rPr>
           <w:rFonts w:ascii="Times New Roman" w:hAnsi="Times New Roman" w:cs="Times New Roman"/>
@@ -2415,6 +2382,16 @@
           <w:szCs w:val="32"/>
           <w:lang w:val="en-US"/>
         </w:rPr>
+        <w:t xml:space="preserve"> ():</w:t>
+      </w:r>
+      <w:r>
+        <w:rPr>
+          <w:rFonts w:ascii="Times New Roman" w:hAnsi="Times New Roman" w:cs="Times New Roman"/>
+          <w:b/>
+          <w:sz w:val="32"/>
+          <w:szCs w:val="32"/>
+          <w:lang w:val="en-US"/>
+        </w:rPr>
         <w:t xml:space="preserve"> </w:t>
       </w:r>
       <w:r>
@@ -2470,7 +2447,27 @@
           <w:szCs w:val="32"/>
           <w:lang w:val="en-US"/>
         </w:rPr>
-        <w:t xml:space="preserve"> where i refers to index of frame in the coded_seq</w:t>
+        <w:t xml:space="preserve"> </w:t>
+      </w:r>
+      <w:proofErr w:type="gramStart"/>
+      <w:r>
+        <w:rPr>
+          <w:rFonts w:ascii="Times New Roman" w:hAnsi="Times New Roman" w:cs="Times New Roman"/>
+          <w:sz w:val="32"/>
+          <w:szCs w:val="32"/>
+          <w:lang w:val="en-US"/>
+        </w:rPr>
+        <w:t>where</w:t>
+      </w:r>
+      <w:proofErr w:type="gramEnd"/>
+      <w:r>
+        <w:rPr>
+          <w:rFonts w:ascii="Times New Roman" w:hAnsi="Times New Roman" w:cs="Times New Roman"/>
+          <w:sz w:val="32"/>
+          <w:szCs w:val="32"/>
+          <w:lang w:val="en-US"/>
+        </w:rPr>
+        <w:t xml:space="preserve"> i refers to index of frame in the coded_seq</w:t>
       </w:r>
       <w:r>
         <w:rPr>
@@ -2527,6 +2524,16 @@
         </w:rPr>
         <w:t xml:space="preserve"> </w:t>
       </w:r>
+    </w:p>
+    <w:p>
+      <w:pPr>
+        <w:rPr>
+          <w:rFonts w:ascii="Times New Roman" w:hAnsi="Times New Roman" w:cs="Times New Roman"/>
+          <w:sz w:val="32"/>
+          <w:szCs w:val="32"/>
+          <w:lang w:val="en-US"/>
+        </w:rPr>
+      </w:pPr>
     </w:p>
     <w:p>
       <w:pPr>
@@ -2548,7 +2555,7 @@
           <w:lang w:eastAsia="en-IN" w:bidi="ar-SA"/>
         </w:rPr>
         <w:drawing>
-          <wp:anchor distT="0" distB="0" distL="114300" distR="114300" simplePos="0" relativeHeight="251674624" behindDoc="0" locked="0" layoutInCell="1" allowOverlap="1" wp14:anchorId="047AEC91" wp14:editId="7AD21817">
+          <wp:anchor distT="0" distB="0" distL="114300" distR="114300" simplePos="0" relativeHeight="251674624" behindDoc="0" locked="0" layoutInCell="1" allowOverlap="1" wp14:anchorId="1B1FDEB9" wp14:editId="30B021BF">
             <wp:simplePos x="0" y="0"/>
             <wp:positionH relativeFrom="column">
               <wp:posOffset>1379855</wp:posOffset>
@@ -2665,7 +2672,7 @@
           <w:lang w:val="en-US"/>
         </w:rPr>
       </w:pPr>
-      <w:bookmarkStart w:id="6" w:name="Cluster"/>
+      <w:bookmarkStart w:id="5" w:name="ClusterOfCoredumps"/>
       <w:r>
         <w:rPr>
           <w:rFonts w:ascii="Times New Roman" w:hAnsi="Times New Roman" w:cs="Times New Roman"/>
@@ -2675,9 +2682,9 @@
           <w:u w:val="single"/>
           <w:lang w:val="en-US"/>
         </w:rPr>
-        <w:t>Cluster</w:t>
-      </w:r>
-      <w:bookmarkEnd w:id="6"/>
+        <w:t>ClusterOfCoredumps</w:t>
+      </w:r>
+      <w:bookmarkEnd w:id="5"/>
       <w:r>
         <w:rPr>
           <w:rFonts w:ascii="Times New Roman" w:hAnsi="Times New Roman" w:cs="Times New Roman"/>
@@ -2706,26 +2713,36 @@
           <w:szCs w:val="32"/>
           <w:lang w:val="en-US"/>
         </w:rPr>
-        <w:t>This is the class whose objects will be used as clusters in our model</w:t>
-      </w:r>
-    </w:p>
-    <w:p>
-      <w:pPr>
-        <w:rPr>
-          <w:rFonts w:ascii="Times New Roman" w:hAnsi="Times New Roman" w:cs="Times New Roman"/>
-          <w:sz w:val="32"/>
-          <w:szCs w:val="32"/>
-          <w:lang w:val="en-US"/>
-        </w:rPr>
-      </w:pPr>
-      <w:r>
-        <w:rPr>
-          <w:rFonts w:ascii="Times New Roman" w:hAnsi="Times New Roman" w:cs="Times New Roman"/>
-          <w:sz w:val="32"/>
-          <w:szCs w:val="32"/>
-          <w:lang w:val="en-US"/>
-        </w:rPr>
-        <w:t xml:space="preserve">    It stores </w:t>
+        <w:t xml:space="preserve">The object of this class stores the cluster information for coredumps means it store data of innermost cluster of the </w:t>
+      </w:r>
+      <w:proofErr w:type="gramStart"/>
+      <w:r>
+        <w:rPr>
+          <w:rFonts w:ascii="Times New Roman" w:hAnsi="Times New Roman" w:cs="Times New Roman"/>
+          <w:sz w:val="32"/>
+          <w:szCs w:val="32"/>
+          <w:lang w:val="en-US"/>
+        </w:rPr>
+        <w:t>model</w:t>
+      </w:r>
+      <w:r>
+        <w:rPr>
+          <w:rFonts w:ascii="Times New Roman" w:hAnsi="Times New Roman" w:cs="Times New Roman"/>
+          <w:sz w:val="32"/>
+          <w:szCs w:val="32"/>
+          <w:lang w:val="en-US"/>
+        </w:rPr>
+        <w:t xml:space="preserve">  .</w:t>
+      </w:r>
+      <w:proofErr w:type="gramEnd"/>
+      <w:r>
+        <w:rPr>
+          <w:rFonts w:ascii="Times New Roman" w:hAnsi="Times New Roman" w:cs="Times New Roman"/>
+          <w:sz w:val="32"/>
+          <w:szCs w:val="32"/>
+          <w:lang w:val="en-US"/>
+        </w:rPr>
+        <w:t xml:space="preserve">It stores </w:t>
       </w:r>
     </w:p>
     <w:p>
@@ -2854,59 +2871,6 @@
           <w:szCs w:val="32"/>
           <w:lang w:val="en-US"/>
         </w:rPr>
-        <w:t>levenshtein</w:t>
-      </w:r>
-      <w:r>
-        <w:rPr>
-          <w:rFonts w:ascii="Times New Roman" w:hAnsi="Times New Roman" w:cs="Times New Roman"/>
-          <w:sz w:val="32"/>
-          <w:szCs w:val="32"/>
-          <w:lang w:val="en-US"/>
-        </w:rPr>
-        <w:t>_</w:t>
-      </w:r>
-      <w:r>
-        <w:rPr>
-          <w:rFonts w:ascii="Times New Roman" w:hAnsi="Times New Roman" w:cs="Times New Roman"/>
-          <w:b/>
-          <w:sz w:val="32"/>
-          <w:szCs w:val="32"/>
-          <w:lang w:val="en-US"/>
-        </w:rPr>
-        <w:t>distUtilObj</w:t>
-      </w:r>
-      <w:r>
-        <w:rPr>
-          <w:rFonts w:ascii="Times New Roman" w:hAnsi="Times New Roman" w:cs="Times New Roman"/>
-          <w:sz w:val="32"/>
-          <w:szCs w:val="32"/>
-          <w:lang w:val="en-US"/>
-        </w:rPr>
-        <w:t>: which is required to calculate Levenshtein distance</w:t>
-      </w:r>
-    </w:p>
-    <w:p>
-      <w:pPr>
-        <w:pStyle w:val="ListParagraph"/>
-        <w:numPr>
-          <w:ilvl w:val="0"/>
-          <w:numId w:val="8"/>
-        </w:numPr>
-        <w:rPr>
-          <w:rFonts w:ascii="Times New Roman" w:hAnsi="Times New Roman" w:cs="Times New Roman"/>
-          <w:sz w:val="32"/>
-          <w:szCs w:val="32"/>
-          <w:lang w:val="en-US"/>
-        </w:rPr>
-      </w:pPr>
-      <w:r>
-        <w:rPr>
-          <w:rFonts w:ascii="Times New Roman" w:hAnsi="Times New Roman" w:cs="Times New Roman"/>
-          <w:b/>
-          <w:sz w:val="32"/>
-          <w:szCs w:val="32"/>
-          <w:lang w:val="en-US"/>
-        </w:rPr>
         <w:t>lcp</w:t>
       </w:r>
       <w:r>
@@ -3103,25 +3067,7 @@
           <w:szCs w:val="32"/>
           <w:lang w:val="en-US"/>
         </w:rPr>
-        <w:t>This function is used to find the score for gi</w:t>
-      </w:r>
-      <w:r>
-        <w:rPr>
-          <w:rFonts w:ascii="Times New Roman" w:hAnsi="Times New Roman" w:cs="Times New Roman"/>
-          <w:sz w:val="32"/>
-          <w:szCs w:val="32"/>
-          <w:lang w:val="en-US"/>
-        </w:rPr>
-        <w:t>v</w:t>
-      </w:r>
-      <w:r>
-        <w:rPr>
-          <w:rFonts w:ascii="Times New Roman" w:hAnsi="Times New Roman" w:cs="Times New Roman"/>
-          <w:sz w:val="32"/>
-          <w:szCs w:val="32"/>
-          <w:lang w:val="en-US"/>
-        </w:rPr>
-        <w:t>en stack traces with all the stack traces present in X_train using  Levenshtein Distance based upon tf-idf concept</w:t>
+        <w:t>This function is used to find the score for given stack traces with all the stack traces present in X_train using  Levenshtein Distance based upon tf-idf concept</w:t>
       </w:r>
       <w:r>
         <w:rPr>
@@ -3201,6 +3147,7 @@
           <w:lang w:val="en-US"/>
         </w:rPr>
       </w:pPr>
+      <w:proofErr w:type="gramStart"/>
       <w:r>
         <w:rPr>
           <w:rFonts w:ascii="Times New Roman" w:hAnsi="Times New Roman" w:cs="Times New Roman"/>
@@ -3209,7 +3156,18 @@
           <w:szCs w:val="32"/>
           <w:lang w:val="en-US"/>
         </w:rPr>
-        <w:t>predict ():</w:t>
+        <w:t>predict</w:t>
+      </w:r>
+      <w:proofErr w:type="gramEnd"/>
+      <w:r>
+        <w:rPr>
+          <w:rFonts w:ascii="Times New Roman" w:hAnsi="Times New Roman" w:cs="Times New Roman"/>
+          <w:b/>
+          <w:sz w:val="32"/>
+          <w:szCs w:val="32"/>
+          <w:lang w:val="en-US"/>
+        </w:rPr>
+        <w:t xml:space="preserve"> ():</w:t>
       </w:r>
       <w:r>
         <w:rPr>
@@ -3297,7 +3255,6 @@
           <w:lang w:val="en-US"/>
         </w:rPr>
       </w:pPr>
-      <w:bookmarkStart w:id="7" w:name="Clustering_Train"/>
       <w:r>
         <w:rPr>
           <w:rFonts w:ascii="Times New Roman" w:hAnsi="Times New Roman" w:cs="Times New Roman"/>
@@ -3307,9 +3264,10 @@
           <w:u w:val="single"/>
           <w:lang w:val="en-US"/>
         </w:rPr>
-        <w:t>Clustering_Train</w:t>
-      </w:r>
-      <w:bookmarkEnd w:id="7"/>
+        <w:t>ClusterOfErrors</w:t>
+      </w:r>
+      <w:bookmarkStart w:id="6" w:name="ClusterOfErrors"/>
+      <w:bookmarkEnd w:id="6"/>
       <w:r>
         <w:rPr>
           <w:rFonts w:ascii="Times New Roman" w:hAnsi="Times New Roman" w:cs="Times New Roman"/>
@@ -3339,34 +3297,34 @@
           <w:szCs w:val="32"/>
           <w:lang w:val="en-US"/>
         </w:rPr>
-        <w:t xml:space="preserve">  This class</w:t>
-      </w:r>
-      <w:r>
-        <w:rPr>
-          <w:rFonts w:ascii="Times New Roman" w:hAnsi="Times New Roman" w:cs="Times New Roman"/>
-          <w:sz w:val="32"/>
-          <w:szCs w:val="32"/>
-          <w:lang w:val="en-US"/>
-        </w:rPr>
-        <w:t xml:space="preserve"> is the main class of the model. </w:t>
-      </w:r>
-      <w:r>
-        <w:rPr>
-          <w:rFonts w:ascii="Times New Roman" w:hAnsi="Times New Roman" w:cs="Times New Roman"/>
-          <w:sz w:val="32"/>
-          <w:szCs w:val="32"/>
-          <w:lang w:val="en-US"/>
-        </w:rPr>
-        <w:t>For creating a model you need to have the object of this class</w:t>
-      </w:r>
-      <w:r>
-        <w:rPr>
-          <w:rFonts w:ascii="Times New Roman" w:hAnsi="Times New Roman" w:cs="Times New Roman"/>
-          <w:sz w:val="32"/>
-          <w:szCs w:val="32"/>
-          <w:lang w:val="en-US"/>
-        </w:rPr>
-        <w:t>. It stores:</w:t>
+        <w:t xml:space="preserve">  </w:t>
+      </w:r>
+      <w:r>
+        <w:rPr>
+          <w:rFonts w:ascii="Times New Roman" w:hAnsi="Times New Roman" w:cs="Times New Roman"/>
+          <w:sz w:val="32"/>
+          <w:szCs w:val="32"/>
+          <w:lang w:val="en-US"/>
+        </w:rPr>
+        <w:t>The objects of this class are used for storing clusters of all types of different error types</w:t>
+      </w:r>
+      <w:r>
+        <w:rPr>
+          <w:rFonts w:ascii="Times New Roman" w:hAnsi="Times New Roman" w:cs="Times New Roman"/>
+          <w:sz w:val="32"/>
+          <w:szCs w:val="32"/>
+          <w:lang w:val="en-US"/>
+        </w:rPr>
+        <w:t xml:space="preserve">. </w:t>
+      </w:r>
+      <w:r>
+        <w:rPr>
+          <w:rFonts w:ascii="Times New Roman" w:hAnsi="Times New Roman" w:cs="Times New Roman"/>
+          <w:sz w:val="32"/>
+          <w:szCs w:val="32"/>
+          <w:lang w:val="en-US"/>
+        </w:rPr>
+        <w:t>It stores:</w:t>
       </w:r>
     </w:p>
     <w:p>
@@ -3391,7 +3349,6 @@
           <w:szCs w:val="32"/>
           <w:lang w:val="en-US"/>
         </w:rPr>
-        <w:lastRenderedPageBreak/>
         <w:t>Cluster_Signatures</w:t>
       </w:r>
       <w:r>
@@ -3419,25 +3376,7 @@
           <w:szCs w:val="32"/>
           <w:lang w:val="en-US"/>
         </w:rPr>
-        <w:t>i</w:t>
-      </w:r>
-      <w:r>
-        <w:rPr>
-          <w:rFonts w:ascii="Times New Roman" w:hAnsi="Times New Roman" w:cs="Times New Roman"/>
-          <w:sz w:val="32"/>
-          <w:szCs w:val="32"/>
-          <w:lang w:val="en-US"/>
-        </w:rPr>
-        <w:t>m</w:t>
-      </w:r>
-      <w:r>
-        <w:rPr>
-          <w:rFonts w:ascii="Times New Roman" w:hAnsi="Times New Roman" w:cs="Times New Roman"/>
-          <w:sz w:val="32"/>
-          <w:szCs w:val="32"/>
-          <w:lang w:val="en-US"/>
-        </w:rPr>
-        <w:t>portant information i.e. size of training data</w:t>
+        <w:t>important information i.e. size of training data</w:t>
       </w:r>
       <w:r>
         <w:rPr>
@@ -3480,16 +3419,17 @@
           <w:szCs w:val="32"/>
           <w:lang w:val="en-US"/>
         </w:rPr>
-        <w:t>distUtil:</w:t>
-      </w:r>
-      <w:r>
-        <w:rPr>
-          <w:rFonts w:ascii="Times New Roman" w:hAnsi="Times New Roman" w:cs="Times New Roman"/>
-          <w:sz w:val="32"/>
-          <w:szCs w:val="32"/>
-          <w:lang w:val="en-US"/>
-        </w:rPr>
-        <w:t xml:space="preserve"> levenshtein_distUtil object</w:t>
+        <w:lastRenderedPageBreak/>
+        <w:t>clusters</w:t>
+      </w:r>
+      <w:r>
+        <w:rPr>
+          <w:rFonts w:ascii="Times New Roman" w:hAnsi="Times New Roman" w:cs="Times New Roman"/>
+          <w:sz w:val="32"/>
+          <w:szCs w:val="32"/>
+          <w:lang w:val="en-US"/>
+        </w:rPr>
+        <w:t>:</w:t>
       </w:r>
       <w:r>
         <w:rPr>
@@ -3507,7 +3447,380 @@
           <w:szCs w:val="32"/>
           <w:lang w:val="en-US"/>
         </w:rPr>
-        <w:t>which is required to calculate Levenshtein distance</w:t>
+        <w:t>list which stores the objects of all the clusters present in the model</w:t>
+      </w:r>
+    </w:p>
+    <w:p>
+      <w:pPr>
+        <w:ind w:left="360"/>
+        <w:rPr>
+          <w:rFonts w:ascii="Times New Roman" w:hAnsi="Times New Roman" w:cs="Times New Roman"/>
+          <w:sz w:val="32"/>
+          <w:szCs w:val="32"/>
+          <w:lang w:val="en-US"/>
+        </w:rPr>
+      </w:pPr>
+      <w:r>
+        <w:rPr>
+          <w:rFonts w:ascii="Times New Roman" w:hAnsi="Times New Roman" w:cs="Times New Roman"/>
+          <w:sz w:val="32"/>
+          <w:szCs w:val="32"/>
+          <w:lang w:val="en-US"/>
+        </w:rPr>
+        <w:t>Also it provides the following functions:</w:t>
+      </w:r>
+    </w:p>
+    <w:p>
+      <w:pPr>
+        <w:pStyle w:val="ListParagraph"/>
+        <w:numPr>
+          <w:ilvl w:val="0"/>
+          <w:numId w:val="12"/>
+        </w:numPr>
+        <w:rPr>
+          <w:rFonts w:ascii="Times New Roman" w:hAnsi="Times New Roman" w:cs="Times New Roman"/>
+          <w:sz w:val="32"/>
+          <w:szCs w:val="32"/>
+          <w:lang w:val="en-US"/>
+        </w:rPr>
+      </w:pPr>
+      <w:proofErr w:type="gramStart"/>
+      <w:r>
+        <w:rPr>
+          <w:rFonts w:ascii="Times New Roman" w:hAnsi="Times New Roman" w:cs="Times New Roman"/>
+          <w:b/>
+          <w:sz w:val="32"/>
+          <w:szCs w:val="32"/>
+          <w:lang w:val="en-US"/>
+        </w:rPr>
+        <w:t>fit</w:t>
+      </w:r>
+      <w:proofErr w:type="gramEnd"/>
+      <w:r>
+        <w:rPr>
+          <w:rFonts w:ascii="Times New Roman" w:hAnsi="Times New Roman" w:cs="Times New Roman"/>
+          <w:b/>
+          <w:sz w:val="32"/>
+          <w:szCs w:val="32"/>
+          <w:lang w:val="en-US"/>
+        </w:rPr>
+        <w:t xml:space="preserve"> ():</w:t>
+      </w:r>
+      <w:r>
+        <w:rPr>
+          <w:rFonts w:ascii="Times New Roman" w:hAnsi="Times New Roman" w:cs="Times New Roman"/>
+          <w:sz w:val="32"/>
+          <w:szCs w:val="32"/>
+          <w:lang w:val="en-US"/>
+        </w:rPr>
+        <w:t xml:space="preserve"> This function is used to fit the given training dataset into the model. </w:t>
+      </w:r>
+      <w:r>
+        <w:rPr>
+          <w:rFonts w:ascii="Times New Roman" w:hAnsi="Times New Roman" w:cs="Times New Roman"/>
+          <w:sz w:val="32"/>
+          <w:szCs w:val="32"/>
+          <w:lang w:val="en-US"/>
+        </w:rPr>
+        <w:t>. This function modifies the tf-idf based upon the new value added. Also finds a suitable cluster for the given training row (i.e. hav</w:t>
+      </w:r>
+      <w:r>
+        <w:rPr>
+          <w:rFonts w:ascii="Times New Roman" w:hAnsi="Times New Roman" w:cs="Times New Roman"/>
+          <w:sz w:val="32"/>
+          <w:szCs w:val="32"/>
+          <w:lang w:val="en-US"/>
+        </w:rPr>
+        <w:t>ing cluster having lcp length&gt;=1</w:t>
+      </w:r>
+      <w:r>
+        <w:rPr>
+          <w:rFonts w:ascii="Times New Roman" w:hAnsi="Times New Roman" w:cs="Times New Roman"/>
+          <w:sz w:val="32"/>
+          <w:szCs w:val="32"/>
+          <w:lang w:val="en-US"/>
+        </w:rPr>
+        <w:t>0 with this entry's stack frame). If not present will create a new Cluster object for this entry and append it to the cluster list</w:t>
+      </w:r>
+    </w:p>
+    <w:p>
+      <w:pPr>
+        <w:pStyle w:val="ListParagraph"/>
+        <w:numPr>
+          <w:ilvl w:val="0"/>
+          <w:numId w:val="12"/>
+        </w:numPr>
+        <w:rPr>
+          <w:rFonts w:ascii="Times New Roman" w:hAnsi="Times New Roman" w:cs="Times New Roman"/>
+          <w:sz w:val="32"/>
+          <w:szCs w:val="32"/>
+          <w:lang w:val="en-US"/>
+        </w:rPr>
+      </w:pPr>
+      <w:r>
+        <w:rPr>
+          <w:rFonts w:ascii="Times New Roman" w:hAnsi="Times New Roman" w:cs="Times New Roman"/>
+          <w:sz w:val="32"/>
+          <w:szCs w:val="32"/>
+          <w:lang w:val="en-US"/>
+        </w:rPr>
+        <w:t xml:space="preserve"> </w:t>
+      </w:r>
+      <w:r>
+        <w:rPr>
+          <w:rFonts w:ascii="Times New Roman" w:hAnsi="Times New Roman" w:cs="Times New Roman"/>
+          <w:b/>
+          <w:sz w:val="32"/>
+          <w:szCs w:val="32"/>
+          <w:lang w:val="en-US"/>
+        </w:rPr>
+        <w:t>find_cluster ():</w:t>
+      </w:r>
+      <w:r>
+        <w:rPr>
+          <w:rFonts w:ascii="Times New Roman" w:hAnsi="Times New Roman" w:cs="Times New Roman"/>
+          <w:sz w:val="32"/>
+          <w:szCs w:val="32"/>
+          <w:lang w:val="en-US"/>
+        </w:rPr>
+        <w:t xml:space="preserve"> </w:t>
+      </w:r>
+      <w:r>
+        <w:rPr>
+          <w:rFonts w:ascii="Times New Roman" w:hAnsi="Times New Roman" w:cs="Times New Roman"/>
+          <w:sz w:val="32"/>
+          <w:szCs w:val="32"/>
+          <w:lang w:val="en-US"/>
+        </w:rPr>
+        <w:t xml:space="preserve">This function is used to find the best cluster for the given stack </w:t>
+      </w:r>
+      <w:r>
+        <w:rPr>
+          <w:rFonts w:ascii="Times New Roman" w:hAnsi="Times New Roman" w:cs="Times New Roman"/>
+          <w:sz w:val="32"/>
+          <w:szCs w:val="32"/>
+          <w:lang w:val="en-US"/>
+        </w:rPr>
+        <w:t>trace</w:t>
+      </w:r>
+      <w:r>
+        <w:rPr>
+          <w:rFonts w:ascii="Times New Roman" w:hAnsi="Times New Roman" w:cs="Times New Roman"/>
+          <w:sz w:val="32"/>
+          <w:szCs w:val="32"/>
+          <w:lang w:val="en-US"/>
+        </w:rPr>
+        <w:t>. This function will find the Levenshtein distance based on tf-idf of this stack frame with lcp of all the clusters present in the model and based on this will return the index of best cluster.</w:t>
+      </w:r>
+    </w:p>
+    <w:p>
+      <w:pPr>
+        <w:pStyle w:val="ListParagraph"/>
+        <w:numPr>
+          <w:ilvl w:val="0"/>
+          <w:numId w:val="12"/>
+        </w:numPr>
+        <w:rPr>
+          <w:rFonts w:ascii="Times New Roman" w:hAnsi="Times New Roman" w:cs="Times New Roman"/>
+          <w:sz w:val="32"/>
+          <w:szCs w:val="32"/>
+          <w:lang w:val="en-US"/>
+        </w:rPr>
+      </w:pPr>
+      <w:r>
+        <w:rPr>
+          <w:rFonts w:ascii="Times New Roman" w:hAnsi="Times New Roman" w:cs="Times New Roman"/>
+          <w:b/>
+          <w:sz w:val="32"/>
+          <w:szCs w:val="32"/>
+          <w:lang w:val="en-US"/>
+        </w:rPr>
+        <w:t>predict ():</w:t>
+      </w:r>
+      <w:r>
+        <w:rPr>
+          <w:rFonts w:ascii="Times New Roman" w:hAnsi="Times New Roman" w:cs="Times New Roman"/>
+          <w:sz w:val="32"/>
+          <w:szCs w:val="32"/>
+          <w:lang w:val="en-US"/>
+        </w:rPr>
+        <w:t xml:space="preserve"> This function is </w:t>
+      </w:r>
+      <w:r>
+        <w:rPr>
+          <w:rFonts w:ascii="Times New Roman" w:hAnsi="Times New Roman" w:cs="Times New Roman"/>
+          <w:sz w:val="32"/>
+          <w:szCs w:val="32"/>
+          <w:lang w:val="en-US"/>
+        </w:rPr>
+        <w:t>used to find the most suitable k</w:t>
+      </w:r>
+      <w:r>
+        <w:rPr>
+          <w:rFonts w:ascii="Times New Roman" w:hAnsi="Times New Roman" w:cs="Times New Roman"/>
+          <w:sz w:val="32"/>
+          <w:szCs w:val="32"/>
+          <w:lang w:val="en-US"/>
+        </w:rPr>
+        <w:t>(i.e. equal to 5)</w:t>
+      </w:r>
+      <w:r>
+        <w:rPr>
+          <w:rFonts w:ascii="Times New Roman" w:hAnsi="Times New Roman" w:cs="Times New Roman"/>
+          <w:sz w:val="32"/>
+          <w:szCs w:val="32"/>
+          <w:lang w:val="en-US"/>
+        </w:rPr>
+        <w:t xml:space="preserve"> stack frames for the given testing dat</w:t>
+      </w:r>
+      <w:r>
+        <w:rPr>
+          <w:rFonts w:ascii="Times New Roman" w:hAnsi="Times New Roman" w:cs="Times New Roman"/>
+          <w:sz w:val="32"/>
+          <w:szCs w:val="32"/>
+          <w:lang w:val="en-US"/>
+        </w:rPr>
+        <w:t>a</w:t>
+      </w:r>
+      <w:r>
+        <w:rPr>
+          <w:rFonts w:ascii="Times New Roman" w:hAnsi="Times New Roman" w:cs="Times New Roman"/>
+          <w:sz w:val="32"/>
+          <w:szCs w:val="32"/>
+          <w:lang w:val="en-US"/>
+        </w:rPr>
+        <w:t xml:space="preserve">set </w:t>
+      </w:r>
+    </w:p>
+    <w:p>
+      <w:pPr>
+        <w:pStyle w:val="ListParagraph"/>
+        <w:ind w:left="1080"/>
+        <w:rPr>
+          <w:rFonts w:ascii="Times New Roman" w:hAnsi="Times New Roman" w:cs="Times New Roman"/>
+          <w:sz w:val="32"/>
+          <w:szCs w:val="32"/>
+          <w:lang w:val="en-US"/>
+        </w:rPr>
+      </w:pPr>
+    </w:p>
+    <w:p>
+      <w:pPr>
+        <w:pStyle w:val="ListParagraph"/>
+        <w:numPr>
+          <w:ilvl w:val="1"/>
+          <w:numId w:val="14"/>
+        </w:numPr>
+        <w:rPr>
+          <w:rFonts w:ascii="Times New Roman" w:hAnsi="Times New Roman" w:cs="Times New Roman"/>
+          <w:b/>
+          <w:sz w:val="36"/>
+          <w:szCs w:val="40"/>
+          <w:u w:val="single"/>
+          <w:lang w:val="en-US"/>
+        </w:rPr>
+      </w:pPr>
+      <w:r>
+        <w:rPr>
+          <w:rFonts w:ascii="Times New Roman" w:hAnsi="Times New Roman" w:cs="Times New Roman"/>
+          <w:b/>
+          <w:sz w:val="36"/>
+          <w:szCs w:val="40"/>
+          <w:u w:val="single"/>
+          <w:lang w:val="en-US"/>
+        </w:rPr>
+        <w:t>ML_</w:t>
+      </w:r>
+      <w:bookmarkStart w:id="7" w:name="Clustering_Util"/>
+      <w:bookmarkStart w:id="8" w:name="Ml_Model"/>
+      <w:r>
+        <w:rPr>
+          <w:rFonts w:ascii="Times New Roman" w:hAnsi="Times New Roman" w:cs="Times New Roman"/>
+          <w:b/>
+          <w:sz w:val="36"/>
+          <w:szCs w:val="40"/>
+          <w:u w:val="single"/>
+          <w:lang w:val="en-US"/>
+        </w:rPr>
+        <w:t>Model</w:t>
+      </w:r>
+      <w:bookmarkEnd w:id="7"/>
+      <w:bookmarkEnd w:id="8"/>
+      <w:r>
+        <w:rPr>
+          <w:rFonts w:ascii="Times New Roman" w:hAnsi="Times New Roman" w:cs="Times New Roman"/>
+          <w:b/>
+          <w:sz w:val="36"/>
+          <w:szCs w:val="40"/>
+          <w:u w:val="single"/>
+          <w:lang w:val="en-US"/>
+        </w:rPr>
+        <w:t>.py:</w:t>
+      </w:r>
+    </w:p>
+    <w:p>
+      <w:pPr>
+        <w:ind w:left="360"/>
+        <w:rPr>
+          <w:rFonts w:ascii="Times New Roman" w:hAnsi="Times New Roman" w:cs="Times New Roman"/>
+          <w:sz w:val="32"/>
+          <w:szCs w:val="32"/>
+          <w:lang w:val="en-US"/>
+        </w:rPr>
+      </w:pPr>
+      <w:r>
+        <w:rPr>
+          <w:rFonts w:ascii="Times New Roman" w:hAnsi="Times New Roman" w:cs="Times New Roman"/>
+          <w:sz w:val="32"/>
+          <w:szCs w:val="32"/>
+          <w:lang w:val="en-US"/>
+        </w:rPr>
+        <w:t xml:space="preserve">  </w:t>
+      </w:r>
+      <w:r>
+        <w:rPr>
+          <w:rFonts w:ascii="Times New Roman" w:hAnsi="Times New Roman" w:cs="Times New Roman"/>
+          <w:sz w:val="32"/>
+          <w:szCs w:val="32"/>
+          <w:lang w:val="en-US"/>
+        </w:rPr>
+        <w:t xml:space="preserve">This class </w:t>
+      </w:r>
+      <w:r>
+        <w:rPr>
+          <w:rFonts w:ascii="Times New Roman" w:hAnsi="Times New Roman" w:cs="Times New Roman"/>
+          <w:sz w:val="32"/>
+          <w:szCs w:val="32"/>
+          <w:lang w:val="en-US"/>
+        </w:rPr>
+        <w:t xml:space="preserve">is the main class of the model. </w:t>
+      </w:r>
+      <w:r>
+        <w:rPr>
+          <w:rFonts w:ascii="Times New Roman" w:hAnsi="Times New Roman" w:cs="Times New Roman"/>
+          <w:sz w:val="32"/>
+          <w:szCs w:val="32"/>
+          <w:lang w:val="en-US"/>
+        </w:rPr>
+        <w:t>For creating a model you need to have the object of this class</w:t>
+      </w:r>
+      <w:r>
+        <w:rPr>
+          <w:rFonts w:ascii="Times New Roman" w:hAnsi="Times New Roman" w:cs="Times New Roman"/>
+          <w:sz w:val="32"/>
+          <w:szCs w:val="32"/>
+          <w:lang w:val="en-US"/>
+        </w:rPr>
+        <w:t xml:space="preserve">. </w:t>
+      </w:r>
+      <w:r>
+        <w:rPr>
+          <w:rFonts w:ascii="Times New Roman" w:hAnsi="Times New Roman" w:cs="Times New Roman"/>
+          <w:sz w:val="32"/>
+          <w:szCs w:val="32"/>
+          <w:lang w:val="en-US"/>
+        </w:rPr>
+        <w:t>It stores:</w:t>
       </w:r>
     </w:p>
     <w:p>
@@ -3559,7 +3872,43 @@
           <w:szCs w:val="32"/>
           <w:lang w:val="en-US"/>
         </w:rPr>
-        <w:t>list which stores the objects of all the clusters present in the model</w:t>
+        <w:t xml:space="preserve">a list of </w:t>
+      </w:r>
+      <w:r>
+        <w:rPr>
+          <w:rFonts w:ascii="Times New Roman" w:hAnsi="Times New Roman" w:cs="Times New Roman"/>
+          <w:sz w:val="32"/>
+          <w:szCs w:val="32"/>
+          <w:lang w:val="en-US"/>
+        </w:rPr>
+        <w:t>ClusterofErrors</w:t>
+      </w:r>
+      <w:r>
+        <w:rPr>
+          <w:rFonts w:ascii="Times New Roman" w:hAnsi="Times New Roman" w:cs="Times New Roman"/>
+          <w:sz w:val="32"/>
+          <w:szCs w:val="32"/>
+          <w:lang w:val="en-US"/>
+        </w:rPr>
+        <w:t xml:space="preserve"> which will store the objects of </w:t>
+      </w:r>
+      <w:r>
+        <w:rPr>
+          <w:rFonts w:ascii="Times New Roman" w:hAnsi="Times New Roman" w:cs="Times New Roman"/>
+          <w:sz w:val="32"/>
+          <w:szCs w:val="32"/>
+          <w:lang w:val="en-US"/>
+        </w:rPr>
+        <w:t>ClusterofErrors</w:t>
+      </w:r>
+      <w:r>
+        <w:rPr>
+          <w:rFonts w:ascii="Times New Roman" w:hAnsi="Times New Roman" w:cs="Times New Roman"/>
+          <w:sz w:val="32"/>
+          <w:szCs w:val="32"/>
+          <w:lang w:val="en-US"/>
+        </w:rPr>
+        <w:t xml:space="preserve"> in it for all the 32 different types of errors</w:t>
       </w:r>
     </w:p>
     <w:p>
@@ -3596,6 +3945,7 @@
           <w:lang w:val="en-US"/>
         </w:rPr>
       </w:pPr>
+      <w:proofErr w:type="spellStart"/>
       <w:r>
         <w:rPr>
           <w:rFonts w:ascii="Times New Roman" w:hAnsi="Times New Roman" w:cs="Times New Roman"/>
@@ -3604,7 +3954,87 @@
           <w:szCs w:val="32"/>
           <w:lang w:val="en-US"/>
         </w:rPr>
-        <w:t>fit_stack ():</w:t>
+        <w:t>fit</w:t>
+      </w:r>
+      <w:r>
+        <w:rPr>
+          <w:rFonts w:ascii="Times New Roman" w:hAnsi="Times New Roman" w:cs="Times New Roman"/>
+          <w:b/>
+          <w:sz w:val="32"/>
+          <w:szCs w:val="32"/>
+          <w:lang w:val="en-US"/>
+        </w:rPr>
+        <w:t>_single</w:t>
+      </w:r>
+      <w:proofErr w:type="spellEnd"/>
+      <w:r>
+        <w:rPr>
+          <w:rFonts w:ascii="Times New Roman" w:hAnsi="Times New Roman" w:cs="Times New Roman"/>
+          <w:b/>
+          <w:sz w:val="32"/>
+          <w:szCs w:val="32"/>
+          <w:lang w:val="en-US"/>
+        </w:rPr>
+        <w:t xml:space="preserve"> ()</w:t>
+      </w:r>
+      <w:proofErr w:type="gramStart"/>
+      <w:r>
+        <w:rPr>
+          <w:rFonts w:ascii="Times New Roman" w:hAnsi="Times New Roman" w:cs="Times New Roman"/>
+          <w:b/>
+          <w:sz w:val="32"/>
+          <w:szCs w:val="32"/>
+          <w:lang w:val="en-US"/>
+        </w:rPr>
+        <w:t>:</w:t>
+      </w:r>
+      <w:r>
+        <w:rPr>
+          <w:rFonts w:ascii="Times New Roman" w:hAnsi="Times New Roman" w:cs="Times New Roman"/>
+          <w:sz w:val="32"/>
+          <w:szCs w:val="32"/>
+          <w:lang w:val="en-US"/>
+        </w:rPr>
+        <w:t>This</w:t>
+      </w:r>
+      <w:proofErr w:type="gramEnd"/>
+      <w:r>
+        <w:rPr>
+          <w:rFonts w:ascii="Times New Roman" w:hAnsi="Times New Roman" w:cs="Times New Roman"/>
+          <w:sz w:val="32"/>
+          <w:szCs w:val="32"/>
+          <w:lang w:val="en-US"/>
+        </w:rPr>
+        <w:t xml:space="preserve"> function fits the given dataset row in the cluster of </w:t>
+      </w:r>
+      <w:r>
+        <w:rPr>
+          <w:rFonts w:ascii="Times New Roman" w:hAnsi="Times New Roman" w:cs="Times New Roman"/>
+          <w:sz w:val="32"/>
+          <w:szCs w:val="32"/>
+          <w:lang w:val="en-US"/>
+        </w:rPr>
+        <w:t xml:space="preserve">the </w:t>
+      </w:r>
+      <w:proofErr w:type="spellStart"/>
+      <w:r>
+        <w:rPr>
+          <w:rFonts w:ascii="Times New Roman" w:hAnsi="Times New Roman" w:cs="Times New Roman"/>
+          <w:sz w:val="32"/>
+          <w:szCs w:val="32"/>
+          <w:lang w:val="en-US"/>
+        </w:rPr>
+        <w:t>SignalNumber</w:t>
+      </w:r>
+      <w:proofErr w:type="spellEnd"/>
+      <w:r>
+        <w:rPr>
+          <w:rFonts w:ascii="Times New Roman" w:hAnsi="Times New Roman" w:cs="Times New Roman"/>
+          <w:sz w:val="32"/>
+          <w:szCs w:val="32"/>
+          <w:lang w:val="en-US"/>
+        </w:rPr>
+        <w:t xml:space="preserve"> of the row.</w:t>
       </w:r>
       <w:r>
         <w:rPr>
@@ -3614,96 +4044,6 @@
           <w:lang w:val="en-US"/>
         </w:rPr>
         <w:t xml:space="preserve"> </w:t>
-      </w:r>
-      <w:r>
-        <w:rPr>
-          <w:rFonts w:ascii="Times New Roman" w:hAnsi="Times New Roman" w:cs="Times New Roman"/>
-          <w:sz w:val="32"/>
-          <w:szCs w:val="32"/>
-          <w:lang w:val="en-US"/>
-        </w:rPr>
-        <w:t>This function is used to fit the given training dataset row into the model. This function modifies the tf-idf</w:t>
-      </w:r>
-      <w:r>
-        <w:rPr>
-          <w:rFonts w:ascii="Times New Roman" w:hAnsi="Times New Roman" w:cs="Times New Roman"/>
-          <w:sz w:val="32"/>
-          <w:szCs w:val="32"/>
-          <w:lang w:val="en-US"/>
-        </w:rPr>
-        <w:t xml:space="preserve"> based upon the new value added. </w:t>
-      </w:r>
-      <w:r>
-        <w:rPr>
-          <w:rFonts w:ascii="Times New Roman" w:hAnsi="Times New Roman" w:cs="Times New Roman"/>
-          <w:sz w:val="32"/>
-          <w:szCs w:val="32"/>
-          <w:lang w:val="en-US"/>
-        </w:rPr>
-        <w:t>Also finds a suitable cluster for the given traini</w:t>
-      </w:r>
-      <w:r>
-        <w:rPr>
-          <w:rFonts w:ascii="Times New Roman" w:hAnsi="Times New Roman" w:cs="Times New Roman"/>
-          <w:sz w:val="32"/>
-          <w:szCs w:val="32"/>
-          <w:lang w:val="en-US"/>
-        </w:rPr>
-        <w:t>ng</w:t>
-      </w:r>
-      <w:r>
-        <w:rPr>
-          <w:rFonts w:ascii="Times New Roman" w:hAnsi="Times New Roman" w:cs="Times New Roman"/>
-          <w:sz w:val="32"/>
-          <w:szCs w:val="32"/>
-          <w:lang w:val="en-US"/>
-        </w:rPr>
-        <w:t xml:space="preserve"> row (i.e</w:t>
-      </w:r>
-      <w:r>
-        <w:rPr>
-          <w:rFonts w:ascii="Times New Roman" w:hAnsi="Times New Roman" w:cs="Times New Roman"/>
-          <w:sz w:val="32"/>
-          <w:szCs w:val="32"/>
-          <w:lang w:val="en-US"/>
-        </w:rPr>
-        <w:t>.</w:t>
-      </w:r>
-      <w:r>
-        <w:rPr>
-          <w:rFonts w:ascii="Times New Roman" w:hAnsi="Times New Roman" w:cs="Times New Roman"/>
-          <w:sz w:val="32"/>
-          <w:szCs w:val="32"/>
-          <w:lang w:val="en-US"/>
-        </w:rPr>
-        <w:t xml:space="preserve"> having cluster having lcp length&gt;=20 with this entry's stack frame)</w:t>
-      </w:r>
-      <w:r>
-        <w:rPr>
-          <w:rFonts w:ascii="Times New Roman" w:hAnsi="Times New Roman" w:cs="Times New Roman"/>
-          <w:sz w:val="32"/>
-          <w:szCs w:val="32"/>
-          <w:lang w:val="en-US"/>
-        </w:rPr>
-        <w:t>.</w:t>
-      </w:r>
-      <w:r>
-        <w:rPr>
-          <w:rFonts w:ascii="Times New Roman" w:hAnsi="Times New Roman" w:cs="Times New Roman"/>
-          <w:sz w:val="32"/>
-          <w:szCs w:val="32"/>
-          <w:lang w:val="en-US"/>
-        </w:rPr>
-        <w:t xml:space="preserve"> If not present will create a new Cluster object for this entry and a</w:t>
-      </w:r>
-      <w:r>
-        <w:rPr>
-          <w:rFonts w:ascii="Times New Roman" w:hAnsi="Times New Roman" w:cs="Times New Roman"/>
-          <w:sz w:val="32"/>
-          <w:szCs w:val="32"/>
-          <w:lang w:val="en-US"/>
-        </w:rPr>
-        <w:t>ppend it to the cluster list</w:t>
       </w:r>
     </w:p>
     <w:p>
@@ -3720,6 +4060,7 @@
           <w:lang w:val="en-US"/>
         </w:rPr>
       </w:pPr>
+      <w:proofErr w:type="gramStart"/>
       <w:r>
         <w:rPr>
           <w:rFonts w:ascii="Times New Roman" w:hAnsi="Times New Roman" w:cs="Times New Roman"/>
@@ -3728,43 +4069,96 @@
           <w:szCs w:val="32"/>
           <w:lang w:val="en-US"/>
         </w:rPr>
-        <w:t>fit_dataset ():</w:t>
-      </w:r>
-      <w:r>
-        <w:rPr>
-          <w:rFonts w:ascii="Times New Roman" w:hAnsi="Times New Roman" w:cs="Times New Roman"/>
-          <w:sz w:val="32"/>
-          <w:szCs w:val="32"/>
-          <w:lang w:val="en-US"/>
-        </w:rPr>
-        <w:t xml:space="preserve"> </w:t>
-      </w:r>
-      <w:r>
-        <w:rPr>
-          <w:rFonts w:ascii="Times New Roman" w:hAnsi="Times New Roman" w:cs="Times New Roman"/>
-          <w:sz w:val="32"/>
-          <w:szCs w:val="32"/>
-          <w:lang w:val="en-US"/>
-        </w:rPr>
-        <w:t>This function is used to fit the given training d</w:t>
-      </w:r>
-      <w:r>
-        <w:rPr>
-          <w:rFonts w:ascii="Times New Roman" w:hAnsi="Times New Roman" w:cs="Times New Roman"/>
-          <w:sz w:val="32"/>
-          <w:szCs w:val="32"/>
-          <w:lang w:val="en-US"/>
-        </w:rPr>
-        <w:t>a</w:t>
-      </w:r>
-      <w:r>
-        <w:rPr>
-          <w:rFonts w:ascii="Times New Roman" w:hAnsi="Times New Roman" w:cs="Times New Roman"/>
-          <w:sz w:val="32"/>
-          <w:szCs w:val="32"/>
-          <w:lang w:val="en-US"/>
-        </w:rPr>
-        <w:t>taset into the model. This function will call the function fit_stack for every entry present in the X_train</w:t>
+        <w:t>fit</w:t>
+      </w:r>
+      <w:proofErr w:type="gramEnd"/>
+      <w:r>
+        <w:rPr>
+          <w:rFonts w:ascii="Times New Roman" w:hAnsi="Times New Roman" w:cs="Times New Roman"/>
+          <w:b/>
+          <w:sz w:val="32"/>
+          <w:szCs w:val="32"/>
+          <w:lang w:val="en-US"/>
+        </w:rPr>
+        <w:t xml:space="preserve"> ():</w:t>
+      </w:r>
+      <w:r>
+        <w:rPr>
+          <w:rFonts w:ascii="Times New Roman" w:hAnsi="Times New Roman" w:cs="Times New Roman"/>
+          <w:sz w:val="32"/>
+          <w:szCs w:val="32"/>
+          <w:lang w:val="en-US"/>
+        </w:rPr>
+        <w:t xml:space="preserve">This function fits the given dataset in the model It will check the </w:t>
+      </w:r>
+      <w:proofErr w:type="spellStart"/>
+      <w:r>
+        <w:rPr>
+          <w:rFonts w:ascii="Times New Roman" w:hAnsi="Times New Roman" w:cs="Times New Roman"/>
+          <w:sz w:val="32"/>
+          <w:szCs w:val="32"/>
+          <w:lang w:val="en-US"/>
+        </w:rPr>
+        <w:t>datatype</w:t>
+      </w:r>
+      <w:proofErr w:type="spellEnd"/>
+      <w:r>
+        <w:rPr>
+          <w:rFonts w:ascii="Times New Roman" w:hAnsi="Times New Roman" w:cs="Times New Roman"/>
+          <w:sz w:val="32"/>
+          <w:szCs w:val="32"/>
+          <w:lang w:val="en-US"/>
+        </w:rPr>
+        <w:t xml:space="preserve"> of X_train and if it is of </w:t>
+      </w:r>
+      <w:proofErr w:type="spellStart"/>
+      <w:r>
+        <w:rPr>
+          <w:rFonts w:ascii="Times New Roman" w:hAnsi="Times New Roman" w:cs="Times New Roman"/>
+          <w:sz w:val="32"/>
+          <w:szCs w:val="32"/>
+          <w:lang w:val="en-US"/>
+        </w:rPr>
+        <w:t>dataframe</w:t>
+      </w:r>
+      <w:proofErr w:type="spellEnd"/>
+      <w:r>
+        <w:rPr>
+          <w:rFonts w:ascii="Times New Roman" w:hAnsi="Times New Roman" w:cs="Times New Roman"/>
+          <w:sz w:val="32"/>
+          <w:szCs w:val="32"/>
+          <w:lang w:val="en-US"/>
+        </w:rPr>
+        <w:t xml:space="preserve"> then will iterate every row and call </w:t>
+      </w:r>
+      <w:proofErr w:type="spellStart"/>
+      <w:r>
+        <w:rPr>
+          <w:rFonts w:ascii="Times New Roman" w:hAnsi="Times New Roman" w:cs="Times New Roman"/>
+          <w:sz w:val="32"/>
+          <w:szCs w:val="32"/>
+          <w:lang w:val="en-US"/>
+        </w:rPr>
+        <w:t>fit_single</w:t>
+      </w:r>
+      <w:proofErr w:type="spellEnd"/>
+      <w:r>
+        <w:rPr>
+          <w:rFonts w:ascii="Times New Roman" w:hAnsi="Times New Roman" w:cs="Times New Roman"/>
+          <w:sz w:val="32"/>
+          <w:szCs w:val="32"/>
+          <w:lang w:val="en-US"/>
+        </w:rPr>
+        <w:t xml:space="preserve"> for its every row</w:t>
+      </w:r>
+      <w:r>
+        <w:rPr>
+          <w:rFonts w:ascii="Times New Roman" w:hAnsi="Times New Roman" w:cs="Times New Roman"/>
+          <w:sz w:val="32"/>
+          <w:szCs w:val="32"/>
+          <w:lang w:val="en-US"/>
+        </w:rPr>
+        <w:t>.</w:t>
       </w:r>
     </w:p>
     <w:p>
@@ -3784,75 +4178,81 @@
       <w:r>
         <w:rPr>
           <w:rFonts w:ascii="Times New Roman" w:hAnsi="Times New Roman" w:cs="Times New Roman"/>
-          <w:sz w:val="32"/>
-          <w:szCs w:val="32"/>
-          <w:lang w:val="en-US"/>
-        </w:rPr>
-        <w:t xml:space="preserve"> </w:t>
-      </w:r>
-      <w:r>
-        <w:rPr>
-          <w:rFonts w:ascii="Times New Roman" w:hAnsi="Times New Roman" w:cs="Times New Roman"/>
           <w:b/>
           <w:sz w:val="32"/>
           <w:szCs w:val="32"/>
           <w:lang w:val="en-US"/>
         </w:rPr>
-        <w:t>find_cluster ():</w:t>
-      </w:r>
-      <w:r>
-        <w:rPr>
-          <w:rFonts w:ascii="Times New Roman" w:hAnsi="Times New Roman" w:cs="Times New Roman"/>
-          <w:sz w:val="32"/>
-          <w:szCs w:val="32"/>
-          <w:lang w:val="en-US"/>
-        </w:rPr>
-        <w:t xml:space="preserve"> </w:t>
-      </w:r>
-      <w:r>
-        <w:rPr>
-          <w:rFonts w:ascii="Times New Roman" w:hAnsi="Times New Roman" w:cs="Times New Roman"/>
-          <w:sz w:val="32"/>
-          <w:szCs w:val="32"/>
-          <w:lang w:val="en-US"/>
-        </w:rPr>
-        <w:t xml:space="preserve">This function is used to find the best cluster for the given stack </w:t>
-      </w:r>
-      <w:r>
-        <w:rPr>
-          <w:rFonts w:ascii="Times New Roman" w:hAnsi="Times New Roman" w:cs="Times New Roman"/>
-          <w:sz w:val="32"/>
-          <w:szCs w:val="32"/>
-          <w:lang w:val="en-US"/>
-        </w:rPr>
-        <w:t>trace</w:t>
-      </w:r>
-      <w:r>
-        <w:rPr>
-          <w:rFonts w:ascii="Times New Roman" w:hAnsi="Times New Roman" w:cs="Times New Roman"/>
-          <w:sz w:val="32"/>
-          <w:szCs w:val="32"/>
-          <w:lang w:val="en-US"/>
-        </w:rPr>
-        <w:t>. This function will find the Levenshtein di</w:t>
-      </w:r>
-      <w:r>
-        <w:rPr>
-          <w:rFonts w:ascii="Times New Roman" w:hAnsi="Times New Roman" w:cs="Times New Roman"/>
-          <w:sz w:val="32"/>
-          <w:szCs w:val="32"/>
-          <w:lang w:val="en-US"/>
-        </w:rPr>
-        <w:t>s</w:t>
-      </w:r>
-      <w:r>
-        <w:rPr>
-          <w:rFonts w:ascii="Times New Roman" w:hAnsi="Times New Roman" w:cs="Times New Roman"/>
-          <w:sz w:val="32"/>
-          <w:szCs w:val="32"/>
-          <w:lang w:val="en-US"/>
-        </w:rPr>
-        <w:t>tance based on tf-idf of this stack frame with lcp of all the clusters present in the model and based on this will return the index of best cluster.</w:t>
+        <w:t>predict_single</w:t>
+      </w:r>
+      <w:r>
+        <w:rPr>
+          <w:rFonts w:ascii="Times New Roman" w:hAnsi="Times New Roman" w:cs="Times New Roman"/>
+          <w:b/>
+          <w:sz w:val="32"/>
+          <w:szCs w:val="32"/>
+          <w:lang w:val="en-US"/>
+        </w:rPr>
+        <w:t xml:space="preserve"> ()</w:t>
+      </w:r>
+      <w:proofErr w:type="gramStart"/>
+      <w:r>
+        <w:rPr>
+          <w:rFonts w:ascii="Times New Roman" w:hAnsi="Times New Roman" w:cs="Times New Roman"/>
+          <w:b/>
+          <w:sz w:val="32"/>
+          <w:szCs w:val="32"/>
+          <w:lang w:val="en-US"/>
+        </w:rPr>
+        <w:t>:</w:t>
+      </w:r>
+      <w:r>
+        <w:rPr>
+          <w:rFonts w:ascii="Times New Roman" w:hAnsi="Times New Roman" w:cs="Times New Roman"/>
+          <w:sz w:val="32"/>
+          <w:szCs w:val="32"/>
+          <w:lang w:val="en-US"/>
+        </w:rPr>
+        <w:t>This</w:t>
+      </w:r>
+      <w:proofErr w:type="gramEnd"/>
+      <w:r>
+        <w:rPr>
+          <w:rFonts w:ascii="Times New Roman" w:hAnsi="Times New Roman" w:cs="Times New Roman"/>
+          <w:sz w:val="32"/>
+          <w:szCs w:val="32"/>
+          <w:lang w:val="en-US"/>
+        </w:rPr>
+        <w:t xml:space="preserve"> function predicts and return the list of 5 </w:t>
+      </w:r>
+      <w:proofErr w:type="spellStart"/>
+      <w:r>
+        <w:rPr>
+          <w:rFonts w:ascii="Times New Roman" w:hAnsi="Times New Roman" w:cs="Times New Roman"/>
+          <w:sz w:val="32"/>
+          <w:szCs w:val="32"/>
+          <w:lang w:val="en-US"/>
+        </w:rPr>
+        <w:t>resultIds</w:t>
+      </w:r>
+      <w:proofErr w:type="spellEnd"/>
+      <w:r>
+        <w:rPr>
+          <w:rFonts w:ascii="Times New Roman" w:hAnsi="Times New Roman" w:cs="Times New Roman"/>
+          <w:sz w:val="32"/>
+          <w:szCs w:val="32"/>
+          <w:lang w:val="en-US"/>
+        </w:rPr>
+        <w:t xml:space="preserve"> that are most similar to given row</w:t>
+      </w:r>
+      <w:r>
+        <w:rPr>
+          <w:rFonts w:ascii="Times New Roman" w:hAnsi="Times New Roman" w:cs="Times New Roman"/>
+          <w:sz w:val="32"/>
+          <w:szCs w:val="32"/>
+          <w:lang w:val="en-US"/>
+        </w:rPr>
+        <w:t xml:space="preserve">. </w:t>
       </w:r>
     </w:p>
     <w:p>
@@ -3877,50 +4277,9 @@
           <w:szCs w:val="32"/>
           <w:lang w:val="en-US"/>
         </w:rPr>
-        <w:t>predict_single ():</w:t>
-      </w:r>
-      <w:r>
-        <w:rPr>
-          <w:rFonts w:ascii="Times New Roman" w:hAnsi="Times New Roman" w:cs="Times New Roman"/>
-          <w:sz w:val="32"/>
-          <w:szCs w:val="32"/>
-          <w:lang w:val="en-US"/>
-        </w:rPr>
-        <w:t xml:space="preserve"> </w:t>
-      </w:r>
-      <w:r>
-        <w:rPr>
-          <w:rFonts w:ascii="Times New Roman" w:hAnsi="Times New Roman" w:cs="Times New Roman"/>
-          <w:sz w:val="32"/>
-          <w:szCs w:val="32"/>
-          <w:lang w:val="en-US"/>
-        </w:rPr>
-        <w:t xml:space="preserve">This function is used to find the most suitable </w:t>
-      </w:r>
-      <w:r>
-        <w:rPr>
-          <w:rFonts w:ascii="Times New Roman" w:hAnsi="Times New Roman" w:cs="Times New Roman"/>
-          <w:sz w:val="32"/>
-          <w:szCs w:val="32"/>
-          <w:lang w:val="en-US"/>
-        </w:rPr>
-        <w:t>5 stack frames for the given row.</w:t>
-      </w:r>
-    </w:p>
-    <w:p>
-      <w:pPr>
-        <w:pStyle w:val="ListParagraph"/>
-        <w:numPr>
-          <w:ilvl w:val="0"/>
-          <w:numId w:val="12"/>
-        </w:numPr>
-        <w:rPr>
-          <w:rFonts w:ascii="Times New Roman" w:hAnsi="Times New Roman" w:cs="Times New Roman"/>
-          <w:sz w:val="32"/>
-          <w:szCs w:val="32"/>
-          <w:lang w:val="en-US"/>
-        </w:rPr>
-      </w:pPr>
+        <w:lastRenderedPageBreak/>
+        <w:t>predict</w:t>
+      </w:r>
       <w:r>
         <w:rPr>
           <w:rFonts w:ascii="Times New Roman" w:hAnsi="Times New Roman" w:cs="Times New Roman"/>
@@ -3929,52 +4288,96 @@
           <w:szCs w:val="32"/>
           <w:lang w:val="en-US"/>
         </w:rPr>
-        <w:t>predict ():</w:t>
-      </w:r>
-      <w:r>
-        <w:rPr>
-          <w:rFonts w:ascii="Times New Roman" w:hAnsi="Times New Roman" w:cs="Times New Roman"/>
-          <w:sz w:val="32"/>
-          <w:szCs w:val="32"/>
-          <w:lang w:val="en-US"/>
-        </w:rPr>
-        <w:t xml:space="preserve"> This function is </w:t>
-      </w:r>
-      <w:r>
-        <w:rPr>
-          <w:rFonts w:ascii="Times New Roman" w:hAnsi="Times New Roman" w:cs="Times New Roman"/>
-          <w:sz w:val="32"/>
-          <w:szCs w:val="32"/>
-          <w:lang w:val="en-US"/>
-        </w:rPr>
-        <w:t>used to find the most suitable k</w:t>
-      </w:r>
-      <w:r>
-        <w:rPr>
-          <w:rFonts w:ascii="Times New Roman" w:hAnsi="Times New Roman" w:cs="Times New Roman"/>
-          <w:sz w:val="32"/>
-          <w:szCs w:val="32"/>
-          <w:lang w:val="en-US"/>
-        </w:rPr>
-        <w:t xml:space="preserve"> stack frames for the given testing dat</w:t>
-      </w:r>
-      <w:r>
-        <w:rPr>
-          <w:rFonts w:ascii="Times New Roman" w:hAnsi="Times New Roman" w:cs="Times New Roman"/>
-          <w:sz w:val="32"/>
-          <w:szCs w:val="32"/>
-          <w:lang w:val="en-US"/>
-        </w:rPr>
-        <w:t>a</w:t>
-      </w:r>
-      <w:r>
-        <w:rPr>
-          <w:rFonts w:ascii="Times New Roman" w:hAnsi="Times New Roman" w:cs="Times New Roman"/>
-          <w:sz w:val="32"/>
-          <w:szCs w:val="32"/>
-          <w:lang w:val="en-US"/>
-        </w:rPr>
-        <w:t xml:space="preserve">set </w:t>
+        <w:t xml:space="preserve"> ():</w:t>
+      </w:r>
+      <w:r>
+        <w:rPr>
+          <w:rFonts w:ascii="Times New Roman" w:hAnsi="Times New Roman" w:cs="Times New Roman"/>
+          <w:sz w:val="32"/>
+          <w:szCs w:val="32"/>
+          <w:lang w:val="en-US"/>
+        </w:rPr>
+        <w:t xml:space="preserve">This function predicts for given dataset in the model It will check the </w:t>
+      </w:r>
+      <w:proofErr w:type="spellStart"/>
+      <w:r>
+        <w:rPr>
+          <w:rFonts w:ascii="Times New Roman" w:hAnsi="Times New Roman" w:cs="Times New Roman"/>
+          <w:sz w:val="32"/>
+          <w:szCs w:val="32"/>
+          <w:lang w:val="en-US"/>
+        </w:rPr>
+        <w:t>datatype</w:t>
+      </w:r>
+      <w:proofErr w:type="spellEnd"/>
+      <w:r>
+        <w:rPr>
+          <w:rFonts w:ascii="Times New Roman" w:hAnsi="Times New Roman" w:cs="Times New Roman"/>
+          <w:sz w:val="32"/>
+          <w:szCs w:val="32"/>
+          <w:lang w:val="en-US"/>
+        </w:rPr>
+        <w:t xml:space="preserve"> of </w:t>
+      </w:r>
+      <w:proofErr w:type="spellStart"/>
+      <w:r>
+        <w:rPr>
+          <w:rFonts w:ascii="Times New Roman" w:hAnsi="Times New Roman" w:cs="Times New Roman"/>
+          <w:sz w:val="32"/>
+          <w:szCs w:val="32"/>
+          <w:lang w:val="en-US"/>
+        </w:rPr>
+        <w:t>X_test</w:t>
+      </w:r>
+      <w:proofErr w:type="spellEnd"/>
+      <w:r>
+        <w:rPr>
+          <w:rFonts w:ascii="Times New Roman" w:hAnsi="Times New Roman" w:cs="Times New Roman"/>
+          <w:sz w:val="32"/>
+          <w:szCs w:val="32"/>
+          <w:lang w:val="en-US"/>
+        </w:rPr>
+        <w:t xml:space="preserve"> and if it is of </w:t>
+      </w:r>
+      <w:proofErr w:type="spellStart"/>
+      <w:r>
+        <w:rPr>
+          <w:rFonts w:ascii="Times New Roman" w:hAnsi="Times New Roman" w:cs="Times New Roman"/>
+          <w:sz w:val="32"/>
+          <w:szCs w:val="32"/>
+          <w:lang w:val="en-US"/>
+        </w:rPr>
+        <w:t>dataframe</w:t>
+      </w:r>
+      <w:proofErr w:type="spellEnd"/>
+      <w:r>
+        <w:rPr>
+          <w:rFonts w:ascii="Times New Roman" w:hAnsi="Times New Roman" w:cs="Times New Roman"/>
+          <w:sz w:val="32"/>
+          <w:szCs w:val="32"/>
+          <w:lang w:val="en-US"/>
+        </w:rPr>
+        <w:t xml:space="preserve"> then will iterate every row and call </w:t>
+      </w:r>
+      <w:proofErr w:type="spellStart"/>
+      <w:r>
+        <w:rPr>
+          <w:rFonts w:ascii="Times New Roman" w:hAnsi="Times New Roman" w:cs="Times New Roman"/>
+          <w:sz w:val="32"/>
+          <w:szCs w:val="32"/>
+          <w:lang w:val="en-US"/>
+        </w:rPr>
+        <w:t>predct_single</w:t>
+      </w:r>
+      <w:proofErr w:type="spellEnd"/>
+      <w:r>
+        <w:rPr>
+          <w:rFonts w:ascii="Times New Roman" w:hAnsi="Times New Roman" w:cs="Times New Roman"/>
+          <w:sz w:val="32"/>
+          <w:szCs w:val="32"/>
+          <w:lang w:val="en-US"/>
+        </w:rPr>
+        <w:t xml:space="preserve"> for its every row</w:t>
       </w:r>
     </w:p>
     <w:p>
@@ -3994,60 +4397,8 @@
           <w:szCs w:val="32"/>
           <w:lang w:val="en-US"/>
         </w:rPr>
-        <w:t xml:space="preserve">        </w:t>
-      </w:r>
-    </w:p>
-    <w:p>
-      <w:pPr>
-        <w:ind w:left="360"/>
-        <w:rPr>
-          <w:rFonts w:ascii="Times New Roman" w:hAnsi="Times New Roman" w:cs="Times New Roman"/>
-          <w:sz w:val="32"/>
-          <w:szCs w:val="32"/>
-          <w:lang w:val="en-US"/>
-        </w:rPr>
-      </w:pPr>
-      <w:r>
-        <w:rPr>
-          <w:rFonts w:ascii="Times New Roman" w:hAnsi="Times New Roman" w:cs="Times New Roman"/>
-          <w:sz w:val="32"/>
-          <w:szCs w:val="32"/>
-          <w:lang w:val="en-US"/>
-        </w:rPr>
-        <w:t xml:space="preserve">     </w:t>
-      </w:r>
-    </w:p>
-    <w:p>
-      <w:pPr>
-        <w:ind w:left="360"/>
-        <w:rPr>
-          <w:rFonts w:ascii="Times New Roman" w:hAnsi="Times New Roman" w:cs="Times New Roman"/>
-          <w:sz w:val="32"/>
-          <w:szCs w:val="32"/>
-          <w:lang w:val="en-US"/>
-        </w:rPr>
-      </w:pPr>
-    </w:p>
-    <w:p>
-      <w:pPr>
-        <w:rPr>
-          <w:rFonts w:ascii="Times New Roman" w:hAnsi="Times New Roman" w:cs="Times New Roman"/>
-          <w:sz w:val="32"/>
-          <w:szCs w:val="32"/>
-          <w:lang w:val="en-US"/>
-        </w:rPr>
-      </w:pPr>
-    </w:p>
-    <w:p>
-      <w:pPr>
-        <w:rPr>
-          <w:rFonts w:ascii="Times New Roman" w:hAnsi="Times New Roman" w:cs="Times New Roman"/>
-          <w:b/>
-          <w:sz w:val="28"/>
-          <w:szCs w:val="28"/>
-          <w:lang w:val="en-US"/>
-        </w:rPr>
-      </w:pPr>
+        <w:t xml:space="preserve">       </w:t>
+      </w:r>
     </w:p>
     <w:p>
       <w:pPr>
@@ -4065,7 +4416,7 @@
           <w:lang w:val="en-US"/>
         </w:rPr>
       </w:pPr>
-      <w:bookmarkStart w:id="8" w:name="TrainingProcess"/>
+      <w:bookmarkStart w:id="9" w:name="TrainingProcess"/>
       <w:r>
         <w:rPr>
           <w:rFonts w:ascii="Times New Roman" w:hAnsi="Times New Roman" w:cs="Times New Roman"/>
@@ -4075,10 +4426,9 @@
           <w:u w:val="single"/>
           <w:lang w:val="en-US"/>
         </w:rPr>
-        <w:lastRenderedPageBreak/>
         <w:t>Training Process</w:t>
       </w:r>
-      <w:bookmarkEnd w:id="8"/>
+      <w:bookmarkEnd w:id="9"/>
       <w:r>
         <w:rPr>
           <w:rFonts w:ascii="Times New Roman" w:hAnsi="Times New Roman" w:cs="Times New Roman"/>
@@ -4154,25 +4504,7 @@
           <w:szCs w:val="32"/>
           <w:lang w:val="en-US"/>
         </w:rPr>
-        <w:t xml:space="preserve"> with argument as training d</w:t>
-      </w:r>
-      <w:r>
-        <w:rPr>
-          <w:rFonts w:ascii="Times New Roman" w:hAnsi="Times New Roman" w:cs="Times New Roman"/>
-          <w:sz w:val="32"/>
-          <w:szCs w:val="32"/>
-          <w:lang w:val="en-US"/>
-        </w:rPr>
-        <w:t>a</w:t>
-      </w:r>
-      <w:r>
-        <w:rPr>
-          <w:rFonts w:ascii="Times New Roman" w:hAnsi="Times New Roman" w:cs="Times New Roman"/>
-          <w:sz w:val="32"/>
-          <w:szCs w:val="32"/>
-          <w:lang w:val="en-US"/>
-        </w:rPr>
-        <w:t>taset.</w:t>
+        <w:t xml:space="preserve"> with argument as training dataset.</w:t>
       </w:r>
     </w:p>
     <w:p>
@@ -4238,25 +4570,7 @@
           <w:szCs w:val="32"/>
           <w:lang w:val="en-US"/>
         </w:rPr>
-        <w:t>idf according to the new stack trace ad</w:t>
-      </w:r>
-      <w:r>
-        <w:rPr>
-          <w:rFonts w:ascii="Times New Roman" w:hAnsi="Times New Roman" w:cs="Times New Roman"/>
-          <w:sz w:val="32"/>
-          <w:szCs w:val="32"/>
-          <w:lang w:val="en-US"/>
-        </w:rPr>
-        <w:t>d</w:t>
-      </w:r>
-      <w:r>
-        <w:rPr>
-          <w:rFonts w:ascii="Times New Roman" w:hAnsi="Times New Roman" w:cs="Times New Roman"/>
-          <w:sz w:val="32"/>
-          <w:szCs w:val="32"/>
-          <w:lang w:val="en-US"/>
-        </w:rPr>
-        <w:t>ed.</w:t>
+        <w:t>idf according to the new stack trace added.</w:t>
       </w:r>
     </w:p>
     <w:p>
@@ -4280,7 +4594,27 @@
           <w:szCs w:val="32"/>
           <w:lang w:val="en-US"/>
         </w:rPr>
-        <w:t>Now for the cluster the function fit() will be called which will change the idf based on this stack trace.</w:t>
+        <w:t xml:space="preserve">Now for the cluster the function </w:t>
+      </w:r>
+      <w:proofErr w:type="gramStart"/>
+      <w:r>
+        <w:rPr>
+          <w:rFonts w:ascii="Times New Roman" w:hAnsi="Times New Roman" w:cs="Times New Roman"/>
+          <w:sz w:val="32"/>
+          <w:szCs w:val="32"/>
+          <w:lang w:val="en-US"/>
+        </w:rPr>
+        <w:t>fit(</w:t>
+      </w:r>
+      <w:proofErr w:type="gramEnd"/>
+      <w:r>
+        <w:rPr>
+          <w:rFonts w:ascii="Times New Roman" w:hAnsi="Times New Roman" w:cs="Times New Roman"/>
+          <w:sz w:val="32"/>
+          <w:szCs w:val="32"/>
+          <w:lang w:val="en-US"/>
+        </w:rPr>
+        <w:t>) will be called which will change the idf based on this stack trace.</w:t>
       </w:r>
     </w:p>
     <w:p>
@@ -4308,7 +4642,7 @@
               <wp:anchor distT="0" distB="0" distL="114300" distR="114300" simplePos="0" relativeHeight="251659264" behindDoc="1" locked="0" layoutInCell="1" allowOverlap="1" wp14:anchorId="095A9C98" wp14:editId="74362F29">
                 <wp:simplePos x="0" y="0"/>
                 <wp:positionH relativeFrom="column">
-                  <wp:posOffset>661851</wp:posOffset>
+                  <wp:posOffset>726984</wp:posOffset>
                 </wp:positionH>
                 <wp:positionV relativeFrom="paragraph">
                   <wp:posOffset>189230</wp:posOffset>
@@ -4370,7 +4704,7 @@
           </mc:Choice>
           <mc:Fallback>
             <w:pict>
-              <v:rect id="Rectangle 14" o:spid="_x0000_s1026" style="position:absolute;margin-left:52.1pt;margin-top:14.9pt;width:225.45pt;height:70.3pt;z-index:-251657216;visibility:visible;mso-wrap-style:square;mso-width-percent:0;mso-height-percent:0;mso-wrap-distance-left:9pt;mso-wrap-distance-top:0;mso-wrap-distance-right:9pt;mso-wrap-distance-bottom:0;mso-position-horizontal:absolute;mso-position-horizontal-relative:text;mso-position-vertical:absolute;mso-position-vertical-relative:text;mso-width-percent:0;mso-height-percent:0;mso-width-relative:margin;mso-height-relative:margin;v-text-anchor:middle" o:gfxdata="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" fillcolor="#eeece1 [3214]" strokecolor="#243f60 [1604]" strokeweight="2pt"/>
+              <v:rect id="Rectangle 14" o:spid="_x0000_s1026" style="position:absolute;margin-left:57.25pt;margin-top:14.9pt;width:225.45pt;height:70.3pt;z-index:-251657216;visibility:visible;mso-wrap-style:square;mso-width-percent:0;mso-height-percent:0;mso-wrap-distance-left:9pt;mso-wrap-distance-top:0;mso-wrap-distance-right:9pt;mso-wrap-distance-bottom:0;mso-position-horizontal:absolute;mso-position-horizontal-relative:text;mso-position-vertical:absolute;mso-position-vertical-relative:text;mso-width-percent:0;mso-height-percent:0;mso-width-relative:margin;mso-height-relative:margin;v-text-anchor:middle" o:gfxdata="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" fillcolor="#eeece1 [3214]" strokecolor="#243f60 [1604]" strokeweight="2pt"/>
             </w:pict>
           </mc:Fallback>
         </mc:AlternateContent>
@@ -4413,7 +4747,27 @@
           <w:szCs w:val="32"/>
           <w:lang w:val="en-US"/>
         </w:rPr>
-        <w:t xml:space="preserve">                        clustering_Train class</w:t>
+        <w:t xml:space="preserve">                        </w:t>
+      </w:r>
+      <w:proofErr w:type="spellStart"/>
+      <w:r>
+        <w:rPr>
+          <w:rFonts w:ascii="Times New Roman" w:hAnsi="Times New Roman" w:cs="Times New Roman"/>
+          <w:sz w:val="32"/>
+          <w:szCs w:val="32"/>
+          <w:lang w:val="en-US"/>
+        </w:rPr>
+        <w:t>ML_Model</w:t>
+      </w:r>
+      <w:proofErr w:type="spellEnd"/>
+      <w:r>
+        <w:rPr>
+          <w:rFonts w:ascii="Times New Roman" w:hAnsi="Times New Roman" w:cs="Times New Roman"/>
+          <w:sz w:val="32"/>
+          <w:szCs w:val="32"/>
+          <w:lang w:val="en-US"/>
+        </w:rPr>
+        <w:t xml:space="preserve"> class</w:t>
       </w:r>
     </w:p>
     <w:p>
@@ -4538,16 +4892,63 @@
           <w:szCs w:val="32"/>
           <w:lang w:val="en-US"/>
         </w:rPr>
-        <w:t xml:space="preserve">                 </w:t>
-      </w:r>
-      <w:r>
-        <w:rPr>
-          <w:rFonts w:ascii="Times New Roman" w:hAnsi="Times New Roman" w:cs="Times New Roman"/>
-          <w:sz w:val="32"/>
-          <w:szCs w:val="32"/>
-          <w:lang w:val="en-US"/>
-        </w:rPr>
-        <w:t xml:space="preserve"> fit_dataset()      </w:t>
+        <w:t xml:space="preserve">                </w:t>
+      </w:r>
+      <w:r>
+        <w:rPr>
+          <w:rFonts w:ascii="Times New Roman" w:hAnsi="Times New Roman" w:cs="Times New Roman"/>
+          <w:sz w:val="32"/>
+          <w:szCs w:val="32"/>
+          <w:lang w:val="en-US"/>
+        </w:rPr>
+        <w:t xml:space="preserve">   </w:t>
+      </w:r>
+      <w:r>
+        <w:rPr>
+          <w:rFonts w:ascii="Times New Roman" w:hAnsi="Times New Roman" w:cs="Times New Roman"/>
+          <w:sz w:val="32"/>
+          <w:szCs w:val="32"/>
+          <w:lang w:val="en-US"/>
+        </w:rPr>
+        <w:t xml:space="preserve"> </w:t>
+      </w:r>
+      <w:r>
+        <w:rPr>
+          <w:rFonts w:ascii="Times New Roman" w:hAnsi="Times New Roman" w:cs="Times New Roman"/>
+          <w:sz w:val="32"/>
+          <w:szCs w:val="32"/>
+          <w:lang w:val="en-US"/>
+        </w:rPr>
+        <w:t xml:space="preserve"> </w:t>
+      </w:r>
+      <w:proofErr w:type="gramStart"/>
+      <w:r>
+        <w:rPr>
+          <w:rFonts w:ascii="Times New Roman" w:hAnsi="Times New Roman" w:cs="Times New Roman"/>
+          <w:sz w:val="32"/>
+          <w:szCs w:val="32"/>
+          <w:lang w:val="en-US"/>
+        </w:rPr>
+        <w:t>fit</w:t>
+      </w:r>
+      <w:proofErr w:type="gramEnd"/>
+      <w:r>
+        <w:rPr>
+          <w:rFonts w:ascii="Times New Roman" w:hAnsi="Times New Roman" w:cs="Times New Roman"/>
+          <w:sz w:val="32"/>
+          <w:szCs w:val="32"/>
+          <w:lang w:val="en-US"/>
+        </w:rPr>
+        <w:t xml:space="preserve"> </w:t>
+      </w:r>
+      <w:r>
+        <w:rPr>
+          <w:rFonts w:ascii="Times New Roman" w:hAnsi="Times New Roman" w:cs="Times New Roman"/>
+          <w:sz w:val="32"/>
+          <w:szCs w:val="32"/>
+          <w:lang w:val="en-US"/>
+        </w:rPr>
+        <w:t xml:space="preserve">()      </w:t>
       </w:r>
     </w:p>
     <w:p>
@@ -4593,18 +4994,18 @@
         <mc:AlternateContent>
           <mc:Choice Requires="wps">
             <w:drawing>
-              <wp:anchor distT="0" distB="0" distL="114300" distR="114300" simplePos="0" relativeHeight="251665408" behindDoc="1" locked="0" layoutInCell="1" allowOverlap="1" wp14:anchorId="03C3D83D" wp14:editId="0B4B4F57">
+              <wp:anchor distT="0" distB="0" distL="114300" distR="114300" simplePos="0" relativeHeight="251679744" behindDoc="1" locked="0" layoutInCell="1" allowOverlap="1" wp14:anchorId="4F0DAAF5" wp14:editId="5A644727">
                 <wp:simplePos x="0" y="0"/>
                 <wp:positionH relativeFrom="column">
-                  <wp:posOffset>727075</wp:posOffset>
+                  <wp:posOffset>791754</wp:posOffset>
                 </wp:positionH>
                 <wp:positionV relativeFrom="paragraph">
-                  <wp:posOffset>141242</wp:posOffset>
+                  <wp:posOffset>151311</wp:posOffset>
                 </wp:positionV>
-                <wp:extent cx="2862580" cy="783772"/>
-                <wp:effectExtent l="0" t="0" r="13970" b="16510"/>
+                <wp:extent cx="2862943" cy="892629"/>
+                <wp:effectExtent l="0" t="0" r="13970" b="22225"/>
                 <wp:wrapNone/>
-                <wp:docPr id="15" name="Rectangle 15"/>
+                <wp:docPr id="3" name="Rectangle 3"/>
                 <wp:cNvGraphicFramePr/>
                 <a:graphic xmlns:a="http://schemas.openxmlformats.org/drawingml/2006/main">
                   <a:graphicData uri="http://schemas.microsoft.com/office/word/2010/wordprocessingShape">
@@ -4613,7 +5014,7 @@
                       <wps:spPr>
                         <a:xfrm>
                           <a:off x="0" y="0"/>
-                          <a:ext cx="2862580" cy="783772"/>
+                          <a:ext cx="2862943" cy="892629"/>
                         </a:xfrm>
                         <a:prstGeom prst="rect">
                           <a:avLst/>
@@ -4658,29 +5059,11 @@
           </mc:Choice>
           <mc:Fallback>
             <w:pict>
-              <v:rect id="Rectangle 15" o:spid="_x0000_s1026" style="position:absolute;margin-left:57.25pt;margin-top:11.1pt;width:225.4pt;height:61.7pt;z-index:-251651072;visibility:visible;mso-wrap-style:square;mso-width-percent:0;mso-height-percent:0;mso-wrap-distance-left:9pt;mso-wrap-distance-top:0;mso-wrap-distance-right:9pt;mso-wrap-distance-bottom:0;mso-position-horizontal:absolute;mso-position-horizontal-relative:text;mso-position-vertical:absolute;mso-position-vertical-relative:text;mso-width-percent:0;mso-height-percent:0;mso-width-relative:margin;mso-height-relative:margin;v-text-anchor:middle" o:gfxdata="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" fillcolor="#eeece1 [3214]" strokecolor="#243f60 [1604]" strokeweight="2pt"/>
+              <v:rect id="Rectangle 3" o:spid="_x0000_s1026" style="position:absolute;margin-left:62.35pt;margin-top:11.9pt;width:225.45pt;height:70.3pt;z-index:-251636736;visibility:visible;mso-wrap-style:square;mso-width-percent:0;mso-height-percent:0;mso-wrap-distance-left:9pt;mso-wrap-distance-top:0;mso-wrap-distance-right:9pt;mso-wrap-distance-bottom:0;mso-position-horizontal:absolute;mso-position-horizontal-relative:text;mso-position-vertical:absolute;mso-position-vertical-relative:text;mso-width-percent:0;mso-height-percent:0;mso-width-relative:margin;mso-height-relative:margin;v-text-anchor:middle" o:gfxdata="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" fillcolor="#eeece1 [3214]" strokecolor="#243f60 [1604]" strokeweight="2pt"/>
             </w:pict>
           </mc:Fallback>
         </mc:AlternateContent>
       </w:r>
-      <w:r>
-        <w:rPr>
-          <w:rFonts w:ascii="Times New Roman" w:hAnsi="Times New Roman" w:cs="Times New Roman"/>
-          <w:sz w:val="32"/>
-          <w:szCs w:val="32"/>
-          <w:lang w:val="en-US"/>
-        </w:rPr>
-        <w:t xml:space="preserve">     </w:t>
-      </w:r>
-      <w:r>
-        <w:rPr>
-          <w:rFonts w:ascii="Times New Roman" w:hAnsi="Times New Roman" w:cs="Times New Roman"/>
-          <w:sz w:val="32"/>
-          <w:szCs w:val="32"/>
-          <w:lang w:val="en-US"/>
-        </w:rPr>
-        <w:t xml:space="preserve">   </w:t>
-      </w:r>
     </w:p>
     <w:p>
       <w:pPr>
@@ -4700,16 +5083,86 @@
           <w:szCs w:val="32"/>
           <w:lang w:val="en-US"/>
         </w:rPr>
-        <w:t xml:space="preserve">        </w:t>
-      </w:r>
-      <w:r>
-        <w:rPr>
-          <w:rFonts w:ascii="Times New Roman" w:hAnsi="Times New Roman" w:cs="Times New Roman"/>
-          <w:sz w:val="32"/>
-          <w:szCs w:val="32"/>
-          <w:lang w:val="en-US"/>
-        </w:rPr>
-        <w:t xml:space="preserve">StackTrace extracted </w:t>
+        <w:t xml:space="preserve">     </w:t>
+      </w:r>
+      <w:r>
+        <w:rPr>
+          <w:rFonts w:ascii="Times New Roman" w:hAnsi="Times New Roman" w:cs="Times New Roman"/>
+          <w:sz w:val="32"/>
+          <w:szCs w:val="32"/>
+          <w:lang w:val="en-US"/>
+        </w:rPr>
+        <w:t xml:space="preserve">  </w:t>
+      </w:r>
+      <w:r>
+        <w:rPr>
+          <w:rFonts w:ascii="Times New Roman" w:hAnsi="Times New Roman" w:cs="Times New Roman"/>
+          <w:sz w:val="32"/>
+          <w:szCs w:val="32"/>
+          <w:lang w:val="en-US"/>
+        </w:rPr>
+        <w:t xml:space="preserve">Based on </w:t>
+      </w:r>
+      <w:proofErr w:type="spellStart"/>
+      <w:r>
+        <w:rPr>
+          <w:rFonts w:ascii="Times New Roman" w:hAnsi="Times New Roman" w:cs="Times New Roman"/>
+          <w:sz w:val="32"/>
+          <w:szCs w:val="32"/>
+          <w:lang w:val="en-US"/>
+        </w:rPr>
+        <w:t>SignalNumber</w:t>
+      </w:r>
+      <w:proofErr w:type="spellEnd"/>
+      <w:r>
+        <w:rPr>
+          <w:rFonts w:ascii="Times New Roman" w:hAnsi="Times New Roman" w:cs="Times New Roman"/>
+          <w:sz w:val="32"/>
+          <w:szCs w:val="32"/>
+          <w:lang w:val="en-US"/>
+        </w:rPr>
+        <w:t xml:space="preserve"> will </w:t>
+      </w:r>
+    </w:p>
+    <w:p>
+      <w:pPr>
+        <w:pStyle w:val="ListParagraph"/>
+        <w:ind w:left="1080"/>
+        <w:rPr>
+          <w:rFonts w:ascii="Times New Roman" w:hAnsi="Times New Roman" w:cs="Times New Roman"/>
+          <w:sz w:val="32"/>
+          <w:szCs w:val="32"/>
+          <w:lang w:val="en-US"/>
+        </w:rPr>
+      </w:pPr>
+      <w:r>
+        <w:rPr>
+          <w:rFonts w:ascii="Times New Roman" w:hAnsi="Times New Roman" w:cs="Times New Roman"/>
+          <w:sz w:val="32"/>
+          <w:szCs w:val="32"/>
+          <w:lang w:val="en-US"/>
+        </w:rPr>
+        <w:t xml:space="preserve">      </w:t>
+      </w:r>
+      <w:proofErr w:type="gramStart"/>
+      <w:r>
+        <w:rPr>
+          <w:rFonts w:ascii="Times New Roman" w:hAnsi="Times New Roman" w:cs="Times New Roman"/>
+          <w:sz w:val="32"/>
+          <w:szCs w:val="32"/>
+          <w:lang w:val="en-US"/>
+        </w:rPr>
+        <w:t>call</w:t>
+      </w:r>
+      <w:proofErr w:type="gramEnd"/>
+      <w:r>
+        <w:rPr>
+          <w:rFonts w:ascii="Times New Roman" w:hAnsi="Times New Roman" w:cs="Times New Roman"/>
+          <w:sz w:val="32"/>
+          <w:szCs w:val="32"/>
+          <w:lang w:val="en-US"/>
+        </w:rPr>
+        <w:t xml:space="preserve"> the fit function of </w:t>
       </w:r>
     </w:p>
     <w:p>
@@ -4734,18 +5187,18 @@
         <mc:AlternateContent>
           <mc:Choice Requires="wps">
             <w:drawing>
-              <wp:anchor distT="0" distB="0" distL="114300" distR="114300" simplePos="0" relativeHeight="251666432" behindDoc="0" locked="0" layoutInCell="1" allowOverlap="1" wp14:anchorId="1F04E0FA" wp14:editId="19378A4C">
+              <wp:anchor distT="0" distB="0" distL="114300" distR="114300" simplePos="0" relativeHeight="251681792" behindDoc="0" locked="0" layoutInCell="1" allowOverlap="1" wp14:anchorId="463B7205" wp14:editId="71920C32">
                 <wp:simplePos x="0" y="0"/>
                 <wp:positionH relativeFrom="column">
-                  <wp:posOffset>1969770</wp:posOffset>
+                  <wp:posOffset>2078990</wp:posOffset>
                 </wp:positionH>
                 <wp:positionV relativeFrom="paragraph">
-                  <wp:posOffset>384175</wp:posOffset>
+                  <wp:posOffset>232410</wp:posOffset>
                 </wp:positionV>
                 <wp:extent cx="0" cy="729615"/>
                 <wp:effectExtent l="95250" t="0" r="57150" b="51435"/>
                 <wp:wrapNone/>
-                <wp:docPr id="16" name="Straight Arrow Connector 16"/>
+                <wp:docPr id="8" name="Straight Arrow Connector 8"/>
                 <wp:cNvGraphicFramePr/>
                 <a:graphic xmlns:a="http://schemas.openxmlformats.org/drawingml/2006/main">
                   <a:graphicData uri="http://schemas.microsoft.com/office/word/2010/wordprocessingShape">
@@ -4795,7 +5248,11 @@
           </mc:Choice>
           <mc:Fallback>
             <w:pict>
-              <v:shape id="Straight Arrow Connector 16" o:spid="_x0000_s1026" type="#_x0000_t32" style="position:absolute;margin-left:155.1pt;margin-top:30.25pt;width:0;height:57.45pt;z-index:251666432;visibility:visible;mso-wrap-style:square;mso-width-percent:0;mso-height-percent:0;mso-wrap-distance-left:9pt;mso-wrap-distance-top:0;mso-wrap-distance-right:9pt;mso-wrap-distance-bottom:0;mso-position-horizontal:absolute;mso-position-horizontal-relative:text;mso-position-vertical:absolute;mso-position-vertical-relative:text;mso-width-percent:0;mso-height-percent:0;mso-width-relative:margin;mso-height-relative:margin" o:gfxdata="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" strokecolor="black [3213]">
+              <v:shapetype id="_x0000_t32" coordsize="21600,21600" o:spt="32" o:oned="t" path="m,l21600,21600e" filled="f">
+                <v:path arrowok="t" fillok="f" o:connecttype="none"/>
+                <o:lock v:ext="edit" shapetype="t"/>
+              </v:shapetype>
+              <v:shape id="Straight Arrow Connector 8" o:spid="_x0000_s1026" type="#_x0000_t32" style="position:absolute;margin-left:163.7pt;margin-top:18.3pt;width:0;height:57.45pt;z-index:251681792;visibility:visible;mso-wrap-style:square;mso-width-percent:0;mso-height-percent:0;mso-wrap-distance-left:9pt;mso-wrap-distance-top:0;mso-wrap-distance-right:9pt;mso-wrap-distance-bottom:0;mso-position-horizontal:absolute;mso-position-horizontal-relative:text;mso-position-vertical:absolute;mso-position-vertical-relative:text;mso-width-percent:0;mso-height-percent:0;mso-width-relative:margin;mso-height-relative:margin" o:gfxdata="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" strokecolor="black [3213]">
                 <v:stroke endarrow="open"/>
               </v:shape>
             </w:pict>
@@ -4809,55 +5266,93 @@
           <w:szCs w:val="32"/>
           <w:lang w:val="en-US"/>
         </w:rPr>
-        <w:t xml:space="preserve">            from coredump</w:t>
-      </w:r>
-    </w:p>
-    <w:p>
-      <w:pPr>
-        <w:rPr>
-          <w:rFonts w:ascii="Times New Roman" w:hAnsi="Times New Roman" w:cs="Times New Roman"/>
-          <w:sz w:val="32"/>
-          <w:szCs w:val="32"/>
-          <w:lang w:val="en-US"/>
-        </w:rPr>
-      </w:pPr>
-      <w:r>
-        <w:rPr>
-          <w:rFonts w:ascii="Times New Roman" w:hAnsi="Times New Roman" w:cs="Times New Roman"/>
-          <w:sz w:val="32"/>
-          <w:szCs w:val="32"/>
-          <w:lang w:val="en-US"/>
-        </w:rPr>
-        <w:t xml:space="preserve">                              </w:t>
-      </w:r>
-    </w:p>
-    <w:p>
-      <w:pPr>
-        <w:rPr>
-          <w:rFonts w:ascii="Times New Roman" w:hAnsi="Times New Roman" w:cs="Times New Roman"/>
-          <w:sz w:val="32"/>
-          <w:szCs w:val="32"/>
-          <w:lang w:val="en-US"/>
-        </w:rPr>
-      </w:pPr>
-      <w:r>
-        <w:rPr>
-          <w:rFonts w:ascii="Times New Roman" w:hAnsi="Times New Roman" w:cs="Times New Roman"/>
-          <w:sz w:val="32"/>
-          <w:szCs w:val="32"/>
-          <w:lang w:val="en-US"/>
-        </w:rPr>
-        <w:t xml:space="preserve">                       </w:t>
-      </w:r>
-      <w:r>
-        <w:rPr>
-          <w:rFonts w:ascii="Times New Roman" w:hAnsi="Times New Roman" w:cs="Times New Roman"/>
-          <w:sz w:val="32"/>
-          <w:szCs w:val="32"/>
-          <w:lang w:val="en-US"/>
-        </w:rPr>
-        <w:t xml:space="preserve">     fit_stack()</w:t>
-      </w:r>
+        <w:t xml:space="preserve">            ClusterofErrors</w:t>
+      </w:r>
+      <w:r>
+        <w:rPr>
+          <w:rFonts w:ascii="Times New Roman" w:hAnsi="Times New Roman" w:cs="Times New Roman"/>
+          <w:sz w:val="32"/>
+          <w:szCs w:val="32"/>
+          <w:lang w:val="en-US"/>
+        </w:rPr>
+        <w:t xml:space="preserve"> </w:t>
+      </w:r>
+    </w:p>
+    <w:p>
+      <w:pPr>
+        <w:pStyle w:val="ListParagraph"/>
+        <w:ind w:left="1080"/>
+        <w:rPr>
+          <w:rFonts w:ascii="Times New Roman" w:hAnsi="Times New Roman" w:cs="Times New Roman"/>
+          <w:sz w:val="32"/>
+          <w:szCs w:val="32"/>
+          <w:lang w:val="en-US"/>
+        </w:rPr>
+      </w:pPr>
+      <w:r>
+        <w:rPr>
+          <w:rFonts w:ascii="Times New Roman" w:hAnsi="Times New Roman" w:cs="Times New Roman"/>
+          <w:sz w:val="32"/>
+          <w:szCs w:val="32"/>
+          <w:lang w:val="en-US"/>
+        </w:rPr>
+        <w:t xml:space="preserve">        </w:t>
+      </w:r>
+    </w:p>
+    <w:p>
+      <w:pPr>
+        <w:pStyle w:val="ListParagraph"/>
+        <w:ind w:left="1080"/>
+        <w:rPr>
+          <w:rFonts w:ascii="Times New Roman" w:hAnsi="Times New Roman" w:cs="Times New Roman"/>
+          <w:sz w:val="32"/>
+          <w:szCs w:val="32"/>
+          <w:lang w:val="en-US"/>
+        </w:rPr>
+      </w:pPr>
+      <w:r>
+        <w:rPr>
+          <w:rFonts w:ascii="Times New Roman" w:hAnsi="Times New Roman" w:cs="Times New Roman"/>
+          <w:sz w:val="32"/>
+          <w:szCs w:val="32"/>
+          <w:lang w:val="en-US"/>
+        </w:rPr>
+        <w:t xml:space="preserve">                   </w:t>
+      </w:r>
+      <w:proofErr w:type="spellStart"/>
+      <w:proofErr w:type="gramStart"/>
+      <w:r>
+        <w:rPr>
+          <w:rFonts w:ascii="Times New Roman" w:hAnsi="Times New Roman" w:cs="Times New Roman"/>
+          <w:sz w:val="32"/>
+          <w:szCs w:val="32"/>
+          <w:lang w:val="en-US"/>
+        </w:rPr>
+        <w:t>ClusterofErrors.fit</w:t>
+      </w:r>
+      <w:proofErr w:type="spellEnd"/>
+      <w:r>
+        <w:rPr>
+          <w:rFonts w:ascii="Times New Roman" w:hAnsi="Times New Roman" w:cs="Times New Roman"/>
+          <w:sz w:val="32"/>
+          <w:szCs w:val="32"/>
+          <w:lang w:val="en-US"/>
+        </w:rPr>
+        <w:t>()</w:t>
+      </w:r>
+      <w:proofErr w:type="gramEnd"/>
+    </w:p>
+    <w:p>
+      <w:pPr>
+        <w:pStyle w:val="ListParagraph"/>
+        <w:ind w:left="1080"/>
+        <w:rPr>
+          <w:rFonts w:ascii="Times New Roman" w:hAnsi="Times New Roman" w:cs="Times New Roman"/>
+          <w:sz w:val="32"/>
+          <w:szCs w:val="32"/>
+          <w:lang w:val="en-US"/>
+        </w:rPr>
+      </w:pPr>
     </w:p>
     <w:p>
       <w:pPr>
@@ -4874,12 +5369,13 @@
           <w:noProof/>
           <w:sz w:val="32"/>
           <w:szCs w:val="32"/>
-          <w:lang w:eastAsia="en-IN"/>
-        </w:rPr>
+          <w:lang w:eastAsia="en-IN" w:bidi="ar-SA"/>
+        </w:rPr>
+        <w:lastRenderedPageBreak/>
         <mc:AlternateContent>
           <mc:Choice Requires="wps">
             <w:drawing>
-              <wp:anchor distT="0" distB="0" distL="114300" distR="114300" simplePos="0" relativeHeight="251676672" behindDoc="1" locked="0" layoutInCell="1" allowOverlap="1" wp14:anchorId="7454EDDD" wp14:editId="793626C6">
+              <wp:anchor distT="0" distB="0" distL="114300" distR="114300" simplePos="0" relativeHeight="251676672" behindDoc="1" locked="0" layoutInCell="1" allowOverlap="1" wp14:anchorId="17A183A6" wp14:editId="2A444502">
                 <wp:simplePos x="0" y="0"/>
                 <wp:positionH relativeFrom="column">
                   <wp:posOffset>-274320</wp:posOffset>
@@ -4969,8 +5465,19 @@
           <w:szCs w:val="32"/>
           <w:lang w:val="en-US"/>
         </w:rPr>
-        <w:t xml:space="preserve">         Find the suitable cluster having LCP(Signature)&gt;=20 if not any then create  a new cluste</w:t>
-      </w:r>
+        <w:t xml:space="preserve">         Find the suitable cluster having LCP(Signature)&gt;=20 if not any then create  a new </w:t>
+      </w:r>
+      <w:proofErr w:type="spellStart"/>
+      <w:r>
+        <w:rPr>
+          <w:rFonts w:ascii="Times New Roman" w:hAnsi="Times New Roman" w:cs="Times New Roman"/>
+          <w:sz w:val="32"/>
+          <w:szCs w:val="32"/>
+          <w:lang w:val="en-US"/>
+        </w:rPr>
+        <w:t>cluste</w:t>
+      </w:r>
+      <w:proofErr w:type="spellEnd"/>
       <w:r>
         <w:rPr>
           <w:rFonts w:ascii="Times New Roman" w:hAnsi="Times New Roman" w:cs="Times New Roman"/>
@@ -5025,12 +5532,12 @@
           <w:noProof/>
           <w:sz w:val="32"/>
           <w:szCs w:val="32"/>
-          <w:lang w:eastAsia="en-IN"/>
+          <w:lang w:eastAsia="en-IN" w:bidi="ar-SA"/>
         </w:rPr>
         <mc:AlternateContent>
           <mc:Choice Requires="wps">
             <w:drawing>
-              <wp:anchor distT="0" distB="0" distL="114300" distR="114300" simplePos="0" relativeHeight="251667456" behindDoc="0" locked="0" layoutInCell="1" allowOverlap="1" wp14:anchorId="61403810" wp14:editId="77B3976C">
+              <wp:anchor distT="0" distB="0" distL="114300" distR="114300" simplePos="0" relativeHeight="251667456" behindDoc="0" locked="0" layoutInCell="1" allowOverlap="1" wp14:anchorId="18181F11" wp14:editId="706C91A2">
                 <wp:simplePos x="0" y="0"/>
                 <wp:positionH relativeFrom="column">
                   <wp:posOffset>1969135</wp:posOffset>
@@ -5124,26 +5631,57 @@
           <w:szCs w:val="32"/>
           <w:lang w:val="en-US"/>
         </w:rPr>
-        <w:t xml:space="preserve">      </w:t>
-      </w:r>
-      <w:r>
-        <w:rPr>
-          <w:rFonts w:ascii="Times New Roman" w:hAnsi="Times New Roman" w:cs="Times New Roman"/>
-          <w:sz w:val="32"/>
-          <w:szCs w:val="32"/>
-          <w:lang w:val="en-US"/>
-        </w:rPr>
-        <w:t xml:space="preserve">                         </w:t>
-      </w:r>
-      <w:r>
-        <w:rPr>
-          <w:rFonts w:ascii="Times New Roman" w:hAnsi="Times New Roman" w:cs="Times New Roman"/>
-          <w:sz w:val="32"/>
-          <w:szCs w:val="32"/>
-          <w:lang w:val="en-US"/>
-        </w:rPr>
-        <w:t xml:space="preserve"> Cluster.fit()</w:t>
-      </w:r>
+        <w:t xml:space="preserve">                               </w:t>
+      </w:r>
+      <w:r>
+        <w:rPr>
+          <w:rFonts w:ascii="Times New Roman" w:hAnsi="Times New Roman" w:cs="Times New Roman"/>
+          <w:sz w:val="32"/>
+          <w:szCs w:val="32"/>
+          <w:lang w:val="en-US"/>
+        </w:rPr>
+        <w:t xml:space="preserve"> </w:t>
+      </w:r>
+      <w:proofErr w:type="spellStart"/>
+      <w:proofErr w:type="gramStart"/>
+      <w:r>
+        <w:rPr>
+          <w:rFonts w:ascii="Times New Roman" w:hAnsi="Times New Roman" w:cs="Times New Roman"/>
+          <w:sz w:val="32"/>
+          <w:szCs w:val="32"/>
+          <w:lang w:val="en-US"/>
+        </w:rPr>
+        <w:t>Cluster</w:t>
+      </w:r>
+      <w:r>
+        <w:rPr>
+          <w:rFonts w:ascii="Times New Roman" w:hAnsi="Times New Roman" w:cs="Times New Roman"/>
+          <w:sz w:val="32"/>
+          <w:szCs w:val="32"/>
+          <w:lang w:val="en-US"/>
+        </w:rPr>
+        <w:t>ofCoredumps</w:t>
+      </w:r>
+      <w:r>
+        <w:rPr>
+          <w:rFonts w:ascii="Times New Roman" w:hAnsi="Times New Roman" w:cs="Times New Roman"/>
+          <w:sz w:val="32"/>
+          <w:szCs w:val="32"/>
+          <w:lang w:val="en-US"/>
+        </w:rPr>
+        <w:t>.fit</w:t>
+      </w:r>
+      <w:proofErr w:type="spellEnd"/>
+      <w:r>
+        <w:rPr>
+          <w:rFonts w:ascii="Times New Roman" w:hAnsi="Times New Roman" w:cs="Times New Roman"/>
+          <w:sz w:val="32"/>
+          <w:szCs w:val="32"/>
+          <w:lang w:val="en-US"/>
+        </w:rPr>
+        <w:t>()</w:t>
+      </w:r>
+      <w:proofErr w:type="gramEnd"/>
     </w:p>
     <w:p>
       <w:pPr>
@@ -5173,13 +5711,12 @@
           <w:noProof/>
           <w:sz w:val="32"/>
           <w:szCs w:val="32"/>
-          <w:lang w:eastAsia="en-IN"/>
-        </w:rPr>
-        <w:lastRenderedPageBreak/>
+          <w:lang w:eastAsia="en-IN" w:bidi="ar-SA"/>
+        </w:rPr>
         <mc:AlternateContent>
           <mc:Choice Requires="wps">
             <w:drawing>
-              <wp:anchor distT="0" distB="0" distL="114300" distR="114300" simplePos="0" relativeHeight="251668480" behindDoc="1" locked="0" layoutInCell="1" allowOverlap="1" wp14:anchorId="66BB32D2" wp14:editId="36998618">
+              <wp:anchor distT="0" distB="0" distL="114300" distR="114300" simplePos="0" relativeHeight="251668480" behindDoc="1" locked="0" layoutInCell="1" allowOverlap="1" wp14:anchorId="101BF87A" wp14:editId="1C182748">
                 <wp:simplePos x="0" y="0"/>
                 <wp:positionH relativeFrom="column">
                   <wp:posOffset>521970</wp:posOffset>
@@ -5309,7 +5846,27 @@
           <w:szCs w:val="32"/>
           <w:lang w:val="en-US"/>
         </w:rPr>
-        <w:t xml:space="preserve">                              the newly added stack trace</w:t>
+        <w:t xml:space="preserve">                              </w:t>
+      </w:r>
+      <w:proofErr w:type="gramStart"/>
+      <w:r>
+        <w:rPr>
+          <w:rFonts w:ascii="Times New Roman" w:hAnsi="Times New Roman" w:cs="Times New Roman"/>
+          <w:sz w:val="32"/>
+          <w:szCs w:val="32"/>
+          <w:lang w:val="en-US"/>
+        </w:rPr>
+        <w:t>the</w:t>
+      </w:r>
+      <w:proofErr w:type="gramEnd"/>
+      <w:r>
+        <w:rPr>
+          <w:rFonts w:ascii="Times New Roman" w:hAnsi="Times New Roman" w:cs="Times New Roman"/>
+          <w:sz w:val="32"/>
+          <w:szCs w:val="32"/>
+          <w:lang w:val="en-US"/>
+        </w:rPr>
+        <w:t xml:space="preserve"> newly added stack trace</w:t>
       </w:r>
     </w:p>
     <w:p>
@@ -5373,7 +5930,7 @@
           <w:lang w:val="en-US"/>
         </w:rPr>
       </w:pPr>
-      <w:bookmarkStart w:id="9" w:name="PredictingResult"/>
+      <w:bookmarkStart w:id="10" w:name="PredictingResult"/>
       <w:r>
         <w:rPr>
           <w:rFonts w:ascii="Times New Roman" w:hAnsi="Times New Roman" w:cs="Times New Roman"/>
@@ -5385,7 +5942,7 @@
         </w:rPr>
         <w:t>Predicting Result</w:t>
       </w:r>
-      <w:bookmarkEnd w:id="9"/>
+      <w:bookmarkEnd w:id="10"/>
       <w:r>
         <w:rPr>
           <w:rFonts w:ascii="Times New Roman" w:hAnsi="Times New Roman" w:cs="Times New Roman"/>
@@ -5476,7 +6033,47 @@
           <w:szCs w:val="32"/>
           <w:lang w:val="en-US"/>
         </w:rPr>
-        <w:t>This will call the function find best_cluster which will find the cluster with least levenshtein distance based on tf-idf with the lcp of the cluster.</w:t>
+        <w:t xml:space="preserve">This will call the function find </w:t>
+      </w:r>
+      <w:proofErr w:type="spellStart"/>
+      <w:r>
+        <w:rPr>
+          <w:rFonts w:ascii="Times New Roman" w:hAnsi="Times New Roman" w:cs="Times New Roman"/>
+          <w:sz w:val="32"/>
+          <w:szCs w:val="32"/>
+          <w:lang w:val="en-US"/>
+        </w:rPr>
+        <w:t>best_cluster</w:t>
+      </w:r>
+      <w:proofErr w:type="spellEnd"/>
+      <w:r>
+        <w:rPr>
+          <w:rFonts w:ascii="Times New Roman" w:hAnsi="Times New Roman" w:cs="Times New Roman"/>
+          <w:sz w:val="32"/>
+          <w:szCs w:val="32"/>
+          <w:lang w:val="en-US"/>
+        </w:rPr>
+        <w:t xml:space="preserve"> which will find the cluster with least </w:t>
+      </w:r>
+      <w:proofErr w:type="spellStart"/>
+      <w:r>
+        <w:rPr>
+          <w:rFonts w:ascii="Times New Roman" w:hAnsi="Times New Roman" w:cs="Times New Roman"/>
+          <w:sz w:val="32"/>
+          <w:szCs w:val="32"/>
+          <w:lang w:val="en-US"/>
+        </w:rPr>
+        <w:t>levenshtein</w:t>
+      </w:r>
+      <w:proofErr w:type="spellEnd"/>
+      <w:r>
+        <w:rPr>
+          <w:rFonts w:ascii="Times New Roman" w:hAnsi="Times New Roman" w:cs="Times New Roman"/>
+          <w:sz w:val="32"/>
+          <w:szCs w:val="32"/>
+          <w:lang w:val="en-US"/>
+        </w:rPr>
+        <w:t xml:space="preserve"> distance based on tf-idf with the lcp of the cluster.</w:t>
       </w:r>
     </w:p>
     <w:p>
@@ -5534,13 +6131,13 @@
               <wp:anchor distT="0" distB="0" distL="114300" distR="114300" simplePos="0" relativeHeight="251669504" behindDoc="1" locked="0" layoutInCell="1" allowOverlap="1" wp14:anchorId="3762AD51" wp14:editId="5F9FDC42">
                 <wp:simplePos x="0" y="0"/>
                 <wp:positionH relativeFrom="column">
-                  <wp:posOffset>848360</wp:posOffset>
+                  <wp:posOffset>849086</wp:posOffset>
                 </wp:positionH>
                 <wp:positionV relativeFrom="paragraph">
-                  <wp:posOffset>897255</wp:posOffset>
+                  <wp:posOffset>894171</wp:posOffset>
                 </wp:positionV>
-                <wp:extent cx="4201795" cy="468086"/>
-                <wp:effectExtent l="0" t="0" r="27305" b="27305"/>
+                <wp:extent cx="4354285" cy="664028"/>
+                <wp:effectExtent l="0" t="0" r="27305" b="22225"/>
                 <wp:wrapNone/>
                 <wp:docPr id="20" name="Rectangle 20"/>
                 <wp:cNvGraphicFramePr/>
@@ -5551,7 +6148,7 @@
                       <wps:spPr>
                         <a:xfrm>
                           <a:off x="0" y="0"/>
-                          <a:ext cx="4201795" cy="468086"/>
+                          <a:ext cx="4354285" cy="664028"/>
                         </a:xfrm>
                         <a:prstGeom prst="rect">
                           <a:avLst/>
@@ -5596,7 +6193,7 @@
           </mc:Choice>
           <mc:Fallback>
             <w:pict>
-              <v:rect id="Rectangle 20" o:spid="_x0000_s1026" style="position:absolute;margin-left:66.8pt;margin-top:70.65pt;width:330.85pt;height:36.85pt;z-index:-251646976;visibility:visible;mso-wrap-style:square;mso-width-percent:0;mso-height-percent:0;mso-wrap-distance-left:9pt;mso-wrap-distance-top:0;mso-wrap-distance-right:9pt;mso-wrap-distance-bottom:0;mso-position-horizontal:absolute;mso-position-horizontal-relative:text;mso-position-vertical:absolute;mso-position-vertical-relative:text;mso-width-percent:0;mso-height-percent:0;mso-width-relative:margin;mso-height-relative:margin;v-text-anchor:middle" o:gfxdata="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" fillcolor="#eeece1 [3214]" strokecolor="#243f60 [1604]" strokeweight="2pt"/>
+              <v:rect id="Rectangle 20" o:spid="_x0000_s1026" style="position:absolute;margin-left:66.85pt;margin-top:70.4pt;width:342.85pt;height:52.3pt;z-index:-251646976;visibility:visible;mso-wrap-style:square;mso-width-percent:0;mso-height-percent:0;mso-wrap-distance-left:9pt;mso-wrap-distance-top:0;mso-wrap-distance-right:9pt;mso-wrap-distance-bottom:0;mso-position-horizontal:absolute;mso-position-horizontal-relative:text;mso-position-vertical:absolute;mso-position-vertical-relative:text;mso-width-percent:0;mso-height-percent:0;mso-width-relative:margin;mso-height-relative:margin;v-text-anchor:middle" o:gfxdata="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" fillcolor="#eeece1 [3214]" strokecolor="#243f60 [1604]" strokeweight="2pt"/>
             </w:pict>
           </mc:Fallback>
         </mc:AlternateContent>
@@ -5608,25 +6205,27 @@
           <w:szCs w:val="32"/>
           <w:lang w:val="en-US"/>
         </w:rPr>
-        <w:t>This function will perform KNN based on levenshtein distance with criteria as TF-IDF and find the most similar stack traces pr</w:t>
-      </w:r>
-      <w:r>
-        <w:rPr>
-          <w:rFonts w:ascii="Times New Roman" w:hAnsi="Times New Roman" w:cs="Times New Roman"/>
-          <w:sz w:val="32"/>
-          <w:szCs w:val="32"/>
-          <w:lang w:val="en-US"/>
-        </w:rPr>
-        <w:t>e</w:t>
-      </w:r>
-      <w:r>
-        <w:rPr>
-          <w:rFonts w:ascii="Times New Roman" w:hAnsi="Times New Roman" w:cs="Times New Roman"/>
-          <w:sz w:val="32"/>
-          <w:szCs w:val="32"/>
-          <w:lang w:val="en-US"/>
-        </w:rPr>
-        <w:t>sent in the cluster and will return this.</w:t>
+        <w:t xml:space="preserve">This function will perform KNN based on </w:t>
+      </w:r>
+      <w:proofErr w:type="spellStart"/>
+      <w:r>
+        <w:rPr>
+          <w:rFonts w:ascii="Times New Roman" w:hAnsi="Times New Roman" w:cs="Times New Roman"/>
+          <w:sz w:val="32"/>
+          <w:szCs w:val="32"/>
+          <w:lang w:val="en-US"/>
+        </w:rPr>
+        <w:t>levenshtein</w:t>
+      </w:r>
+      <w:proofErr w:type="spellEnd"/>
+      <w:r>
+        <w:rPr>
+          <w:rFonts w:ascii="Times New Roman" w:hAnsi="Times New Roman" w:cs="Times New Roman"/>
+          <w:sz w:val="32"/>
+          <w:szCs w:val="32"/>
+          <w:lang w:val="en-US"/>
+        </w:rPr>
+        <w:t xml:space="preserve"> distance with criteria as TF-IDF and find the most similar stack traces present in the cluster and will return this.</w:t>
       </w:r>
     </w:p>
     <w:p>
@@ -5648,7 +6247,47 @@
           <w:szCs w:val="32"/>
           <w:lang w:val="en-US"/>
         </w:rPr>
-        <w:t xml:space="preserve">                             StackTrace extracted from coredump</w:t>
+        <w:t xml:space="preserve">                         </w:t>
+      </w:r>
+      <w:r>
+        <w:rPr>
+          <w:rFonts w:ascii="Times New Roman" w:hAnsi="Times New Roman" w:cs="Times New Roman"/>
+          <w:sz w:val="32"/>
+          <w:szCs w:val="32"/>
+          <w:lang w:val="en-US"/>
+        </w:rPr>
+        <w:t xml:space="preserve"> </w:t>
+      </w:r>
+      <w:proofErr w:type="spellStart"/>
+      <w:r>
+        <w:rPr>
+          <w:rFonts w:ascii="Times New Roman" w:hAnsi="Times New Roman" w:cs="Times New Roman"/>
+          <w:sz w:val="32"/>
+          <w:szCs w:val="32"/>
+          <w:lang w:val="en-US"/>
+        </w:rPr>
+        <w:t>StackTrace</w:t>
+      </w:r>
+      <w:proofErr w:type="gramStart"/>
+      <w:r>
+        <w:rPr>
+          <w:rFonts w:ascii="Times New Roman" w:hAnsi="Times New Roman" w:cs="Times New Roman"/>
+          <w:sz w:val="32"/>
+          <w:szCs w:val="32"/>
+          <w:lang w:val="en-US"/>
+        </w:rPr>
+        <w:t>,SignalNumber</w:t>
+      </w:r>
+      <w:proofErr w:type="spellEnd"/>
+      <w:proofErr w:type="gramEnd"/>
+      <w:r>
+        <w:rPr>
+          <w:rFonts w:ascii="Times New Roman" w:hAnsi="Times New Roman" w:cs="Times New Roman"/>
+          <w:sz w:val="32"/>
+          <w:szCs w:val="32"/>
+          <w:lang w:val="en-US"/>
+        </w:rPr>
+        <w:t xml:space="preserve"> extracted </w:t>
       </w:r>
     </w:p>
     <w:p>
@@ -5663,6 +6302,46 @@
           <w:lang w:val="en-US"/>
         </w:rPr>
       </w:pPr>
+      <w:r>
+        <w:rPr>
+          <w:rFonts w:ascii="Times New Roman" w:hAnsi="Times New Roman" w:cs="Times New Roman"/>
+          <w:sz w:val="32"/>
+          <w:szCs w:val="32"/>
+          <w:lang w:val="en-US"/>
+        </w:rPr>
+        <w:t xml:space="preserve">                                         </w:t>
+      </w:r>
+      <w:proofErr w:type="gramStart"/>
+      <w:r>
+        <w:rPr>
+          <w:rFonts w:ascii="Times New Roman" w:hAnsi="Times New Roman" w:cs="Times New Roman"/>
+          <w:sz w:val="32"/>
+          <w:szCs w:val="32"/>
+          <w:lang w:val="en-US"/>
+        </w:rPr>
+        <w:t>from</w:t>
+      </w:r>
+      <w:proofErr w:type="gramEnd"/>
+      <w:r>
+        <w:rPr>
+          <w:rFonts w:ascii="Times New Roman" w:hAnsi="Times New Roman" w:cs="Times New Roman"/>
+          <w:sz w:val="32"/>
+          <w:szCs w:val="32"/>
+          <w:lang w:val="en-US"/>
+        </w:rPr>
+        <w:t xml:space="preserve"> </w:t>
+      </w:r>
+      <w:proofErr w:type="spellStart"/>
+      <w:r>
+        <w:rPr>
+          <w:rFonts w:ascii="Times New Roman" w:hAnsi="Times New Roman" w:cs="Times New Roman"/>
+          <w:sz w:val="32"/>
+          <w:szCs w:val="32"/>
+          <w:lang w:val="en-US"/>
+        </w:rPr>
+        <w:t>coredump</w:t>
+      </w:r>
+      <w:proofErr w:type="spellEnd"/>
     </w:p>
     <w:p>
       <w:pPr>
@@ -5676,13 +6355,26 @@
           <w:lang w:val="en-US"/>
         </w:rPr>
       </w:pPr>
+    </w:p>
+    <w:p>
+      <w:pPr>
+        <w:tabs>
+          <w:tab w:val="left" w:pos="1097"/>
+        </w:tabs>
+        <w:rPr>
+          <w:rFonts w:ascii="Times New Roman" w:hAnsi="Times New Roman" w:cs="Times New Roman"/>
+          <w:sz w:val="32"/>
+          <w:szCs w:val="32"/>
+          <w:lang w:val="en-US"/>
+        </w:rPr>
+      </w:pPr>
       <w:r>
         <w:rPr>
           <w:rFonts w:ascii="Times New Roman" w:hAnsi="Times New Roman" w:cs="Times New Roman"/>
           <w:noProof/>
           <w:sz w:val="32"/>
           <w:szCs w:val="32"/>
-          <w:lang w:eastAsia="en-IN"/>
+          <w:lang w:eastAsia="en-IN" w:bidi="ar-SA"/>
         </w:rPr>
         <mc:AlternateContent>
           <mc:Choice Requires="wps">
@@ -5795,6 +6487,7 @@
         </w:rPr>
         <w:t xml:space="preserve">       </w:t>
       </w:r>
+      <w:proofErr w:type="gramStart"/>
       <w:r>
         <w:rPr>
           <w:rFonts w:ascii="Times New Roman" w:hAnsi="Times New Roman" w:cs="Times New Roman"/>
@@ -5804,6 +6497,7 @@
         </w:rPr>
         <w:t>Predict()</w:t>
       </w:r>
+      <w:proofErr w:type="gramEnd"/>
     </w:p>
     <w:p>
       <w:pPr>
@@ -5839,7 +6533,7 @@
     <w:p>
       <w:pPr>
         <w:tabs>
-          <w:tab w:val="left" w:pos="1097"/>
+          <w:tab w:val="left" w:pos="1543"/>
         </w:tabs>
         <w:rPr>
           <w:rFonts w:ascii="Times New Roman" w:hAnsi="Times New Roman" w:cs="Times New Roman"/>
@@ -5851,62 +6545,26 @@
       <w:r>
         <w:rPr>
           <w:rFonts w:ascii="Times New Roman" w:hAnsi="Times New Roman" w:cs="Times New Roman"/>
-          <w:sz w:val="32"/>
-          <w:szCs w:val="32"/>
-          <w:lang w:val="en-US"/>
-        </w:rPr>
-        <w:t xml:space="preserve">                    </w:t>
-      </w:r>
-      <w:r>
-        <w:rPr>
-          <w:rFonts w:ascii="Times New Roman" w:hAnsi="Times New Roman" w:cs="Times New Roman"/>
-          <w:sz w:val="32"/>
-          <w:szCs w:val="32"/>
-          <w:lang w:val="en-US"/>
-        </w:rPr>
-        <w:t xml:space="preserve">              </w:t>
-      </w:r>
-      <w:r>
-        <w:rPr>
-          <w:rFonts w:ascii="Times New Roman" w:hAnsi="Times New Roman" w:cs="Times New Roman"/>
-          <w:sz w:val="32"/>
-          <w:szCs w:val="32"/>
-          <w:lang w:val="en-US"/>
-        </w:rPr>
-        <w:t xml:space="preserve">       </w:t>
-      </w:r>
-      <w:r>
-        <w:rPr>
-          <w:rFonts w:ascii="Times New Roman" w:hAnsi="Times New Roman" w:cs="Times New Roman"/>
-          <w:sz w:val="32"/>
-          <w:szCs w:val="32"/>
-          <w:lang w:val="en-US"/>
-        </w:rPr>
-        <w:t xml:space="preserve"> </w:t>
-      </w:r>
-      <w:r>
-        <w:rPr>
-          <w:rFonts w:ascii="Times New Roman" w:hAnsi="Times New Roman" w:cs="Times New Roman"/>
           <w:noProof/>
           <w:sz w:val="32"/>
           <w:szCs w:val="32"/>
-          <w:lang w:eastAsia="en-IN"/>
+          <w:lang w:eastAsia="en-IN" w:bidi="ar-SA"/>
         </w:rPr>
         <mc:AlternateContent>
           <mc:Choice Requires="wps">
             <w:drawing>
-              <wp:anchor distT="0" distB="0" distL="114300" distR="114300" simplePos="0" relativeHeight="251671552" behindDoc="1" locked="0" layoutInCell="1" allowOverlap="1" wp14:anchorId="4505B504" wp14:editId="06FE39EB">
+              <wp:anchor distT="0" distB="0" distL="114300" distR="114300" simplePos="0" relativeHeight="251683840" behindDoc="1" locked="0" layoutInCell="1" allowOverlap="1" wp14:anchorId="1B0D709F" wp14:editId="6DA63F41">
                 <wp:simplePos x="0" y="0"/>
                 <wp:positionH relativeFrom="column">
                   <wp:posOffset>847090</wp:posOffset>
                 </wp:positionH>
                 <wp:positionV relativeFrom="paragraph">
-                  <wp:posOffset>66857</wp:posOffset>
+                  <wp:posOffset>77833</wp:posOffset>
                 </wp:positionV>
                 <wp:extent cx="4550228" cy="914400"/>
                 <wp:effectExtent l="0" t="0" r="22225" b="19050"/>
                 <wp:wrapNone/>
-                <wp:docPr id="22" name="Rectangle 22"/>
+                <wp:docPr id="9" name="Rectangle 9"/>
                 <wp:cNvGraphicFramePr/>
                 <a:graphic xmlns:a="http://schemas.openxmlformats.org/drawingml/2006/main">
                   <a:graphicData uri="http://schemas.microsoft.com/office/word/2010/wordprocessingShape">
@@ -5960,7 +6618,7 @@
           </mc:Choice>
           <mc:Fallback>
             <w:pict>
-              <v:rect id="Rectangle 22" o:spid="_x0000_s1026" style="position:absolute;margin-left:66.7pt;margin-top:5.25pt;width:358.3pt;height:1in;z-index:-251644928;visibility:visible;mso-wrap-style:square;mso-width-percent:0;mso-height-percent:0;mso-wrap-distance-left:9pt;mso-wrap-distance-top:0;mso-wrap-distance-right:9pt;mso-wrap-distance-bottom:0;mso-position-horizontal:absolute;mso-position-horizontal-relative:text;mso-position-vertical:absolute;mso-position-vertical-relative:text;mso-width-percent:0;mso-height-percent:0;mso-width-relative:margin;mso-height-relative:margin;v-text-anchor:middle" o:gfxdata="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" fillcolor="#eeece1 [3214]" strokecolor="#243f60 [1604]" strokeweight="2pt"/>
+              <v:rect id="Rectangle 9" o:spid="_x0000_s1026" style="position:absolute;margin-left:66.7pt;margin-top:6.15pt;width:358.3pt;height:1in;z-index:-251632640;visibility:visible;mso-wrap-style:square;mso-width-percent:0;mso-height-percent:0;mso-wrap-distance-left:9pt;mso-wrap-distance-top:0;mso-wrap-distance-right:9pt;mso-wrap-distance-bottom:0;mso-position-horizontal:absolute;mso-position-horizontal-relative:text;mso-position-vertical:absolute;mso-position-vertical-relative:text;mso-width-percent:0;mso-height-percent:0;mso-width-relative:margin;mso-height-relative:margin;v-text-anchor:middle" o:gfxdata="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" fillcolor="#eeece1 [3214]" strokecolor="#243f60 [1604]" strokeweight="2pt"/>
             </w:pict>
           </mc:Fallback>
         </mc:AlternateContent>
@@ -5972,7 +6630,92 @@
           <w:szCs w:val="32"/>
           <w:lang w:val="en-US"/>
         </w:rPr>
-        <w:t xml:space="preserve">            </w:t>
+        <w:tab/>
+      </w:r>
+    </w:p>
+    <w:p>
+      <w:pPr>
+        <w:tabs>
+          <w:tab w:val="left" w:pos="2040"/>
+        </w:tabs>
+        <w:rPr>
+          <w:rFonts w:ascii="Times New Roman" w:hAnsi="Times New Roman" w:cs="Times New Roman"/>
+          <w:sz w:val="32"/>
+          <w:szCs w:val="32"/>
+          <w:lang w:val="en-US"/>
+        </w:rPr>
+      </w:pPr>
+      <w:r>
+        <w:rPr>
+          <w:rFonts w:ascii="Times New Roman" w:hAnsi="Times New Roman" w:cs="Times New Roman"/>
+          <w:sz w:val="32"/>
+          <w:szCs w:val="32"/>
+          <w:lang w:val="en-US"/>
+        </w:rPr>
+        <w:tab/>
+        <w:t xml:space="preserve">Based on </w:t>
+      </w:r>
+      <w:proofErr w:type="spellStart"/>
+      <w:r>
+        <w:rPr>
+          <w:rFonts w:ascii="Times New Roman" w:hAnsi="Times New Roman" w:cs="Times New Roman"/>
+          <w:sz w:val="32"/>
+          <w:szCs w:val="32"/>
+          <w:lang w:val="en-US"/>
+        </w:rPr>
+        <w:t>signalNumber</w:t>
+      </w:r>
+      <w:proofErr w:type="spellEnd"/>
+      <w:r>
+        <w:rPr>
+          <w:rFonts w:ascii="Times New Roman" w:hAnsi="Times New Roman" w:cs="Times New Roman"/>
+          <w:sz w:val="32"/>
+          <w:szCs w:val="32"/>
+          <w:lang w:val="en-US"/>
+        </w:rPr>
+        <w:t xml:space="preserve"> will call the predict </w:t>
+      </w:r>
+    </w:p>
+    <w:p>
+      <w:pPr>
+        <w:tabs>
+          <w:tab w:val="left" w:pos="2040"/>
+        </w:tabs>
+        <w:rPr>
+          <w:rFonts w:ascii="Times New Roman" w:hAnsi="Times New Roman" w:cs="Times New Roman"/>
+          <w:sz w:val="32"/>
+          <w:szCs w:val="32"/>
+          <w:lang w:val="en-US"/>
+        </w:rPr>
+      </w:pPr>
+      <w:r>
+        <w:rPr>
+          <w:rFonts w:ascii="Times New Roman" w:hAnsi="Times New Roman" w:cs="Times New Roman"/>
+          <w:sz w:val="32"/>
+          <w:szCs w:val="32"/>
+          <w:lang w:val="en-US"/>
+        </w:rPr>
+        <w:t xml:space="preserve">                          Function </w:t>
+      </w:r>
+      <w:proofErr w:type="gramStart"/>
+      <w:r>
+        <w:rPr>
+          <w:rFonts w:ascii="Times New Roman" w:hAnsi="Times New Roman" w:cs="Times New Roman"/>
+          <w:sz w:val="32"/>
+          <w:szCs w:val="32"/>
+          <w:lang w:val="en-US"/>
+        </w:rPr>
+        <w:t>of  corresponding</w:t>
+      </w:r>
+      <w:proofErr w:type="gramEnd"/>
+      <w:r>
+        <w:rPr>
+          <w:rFonts w:ascii="Times New Roman" w:hAnsi="Times New Roman" w:cs="Times New Roman"/>
+          <w:sz w:val="32"/>
+          <w:szCs w:val="32"/>
+          <w:lang w:val="en-US"/>
+        </w:rPr>
+        <w:t xml:space="preserve"> ClusterofErrors</w:t>
       </w:r>
     </w:p>
     <w:p>
@@ -5987,24 +6730,6 @@
           <w:lang w:val="en-US"/>
         </w:rPr>
       </w:pPr>
-      <w:r>
-        <w:rPr>
-          <w:rFonts w:ascii="Times New Roman" w:hAnsi="Times New Roman" w:cs="Times New Roman"/>
-          <w:sz w:val="32"/>
-          <w:szCs w:val="32"/>
-          <w:lang w:val="en-US"/>
-        </w:rPr>
-        <w:t xml:space="preserve">                     </w:t>
-      </w:r>
-      <w:r>
-        <w:rPr>
-          <w:rFonts w:ascii="Times New Roman" w:hAnsi="Times New Roman" w:cs="Times New Roman"/>
-          <w:sz w:val="32"/>
-          <w:szCs w:val="32"/>
-          <w:lang w:val="en-US"/>
-        </w:rPr>
-        <w:t>Find the best cluster for this stack trace using</w:t>
-      </w:r>
     </w:p>
     <w:p>
       <w:pPr>
@@ -6021,22 +6746,123 @@
       <w:r>
         <w:rPr>
           <w:rFonts w:ascii="Times New Roman" w:hAnsi="Times New Roman" w:cs="Times New Roman"/>
-          <w:sz w:val="32"/>
-          <w:szCs w:val="32"/>
-          <w:lang w:val="en-US"/>
-        </w:rPr>
-        <w:t xml:space="preserve">                      levenshtein distance based on tf-idf of lcp of clusters.</w:t>
-      </w:r>
-      <w:r>
-        <w:rPr>
-          <w:rFonts w:ascii="Times New Roman" w:hAnsi="Times New Roman" w:cs="Times New Roman"/>
           <w:noProof/>
           <w:sz w:val="32"/>
           <w:szCs w:val="32"/>
           <w:lang w:eastAsia="en-IN"/>
         </w:rPr>
-        <w:t xml:space="preserve"> </w:t>
-      </w:r>
+        <w:lastRenderedPageBreak/>
+        <mc:AlternateContent>
+          <mc:Choice Requires="wps">
+            <w:drawing>
+              <wp:anchor distT="0" distB="0" distL="114300" distR="114300" simplePos="0" relativeHeight="251685888" behindDoc="0" locked="0" layoutInCell="1" allowOverlap="1" wp14:anchorId="73EC8554" wp14:editId="53C3ED43">
+                <wp:simplePos x="0" y="0"/>
+                <wp:positionH relativeFrom="column">
+                  <wp:posOffset>2796540</wp:posOffset>
+                </wp:positionH>
+                <wp:positionV relativeFrom="paragraph">
+                  <wp:posOffset>-212906</wp:posOffset>
+                </wp:positionV>
+                <wp:extent cx="0" cy="729615"/>
+                <wp:effectExtent l="95250" t="0" r="57150" b="51435"/>
+                <wp:wrapNone/>
+                <wp:docPr id="12" name="Straight Arrow Connector 12"/>
+                <wp:cNvGraphicFramePr/>
+                <a:graphic xmlns:a="http://schemas.openxmlformats.org/drawingml/2006/main">
+                  <a:graphicData uri="http://schemas.microsoft.com/office/word/2010/wordprocessingShape">
+                    <wps:wsp>
+                      <wps:cNvCnPr/>
+                      <wps:spPr>
+                        <a:xfrm>
+                          <a:off x="0" y="0"/>
+                          <a:ext cx="0" cy="729615"/>
+                        </a:xfrm>
+                        <a:prstGeom prst="straightConnector1">
+                          <a:avLst/>
+                        </a:prstGeom>
+                        <a:ln>
+                          <a:solidFill>
+                            <a:schemeClr val="tx1"/>
+                          </a:solidFill>
+                          <a:tailEnd type="arrow"/>
+                        </a:ln>
+                      </wps:spPr>
+                      <wps:style>
+                        <a:lnRef idx="1">
+                          <a:schemeClr val="dk1"/>
+                        </a:lnRef>
+                        <a:fillRef idx="0">
+                          <a:schemeClr val="dk1"/>
+                        </a:fillRef>
+                        <a:effectRef idx="0">
+                          <a:schemeClr val="dk1"/>
+                        </a:effectRef>
+                        <a:fontRef idx="minor">
+                          <a:schemeClr val="tx1"/>
+                        </a:fontRef>
+                      </wps:style>
+                      <wps:bodyPr/>
+                    </wps:wsp>
+                  </a:graphicData>
+                </a:graphic>
+                <wp14:sizeRelH relativeFrom="margin">
+                  <wp14:pctWidth>0</wp14:pctWidth>
+                </wp14:sizeRelH>
+                <wp14:sizeRelV relativeFrom="margin">
+                  <wp14:pctHeight>0</wp14:pctHeight>
+                </wp14:sizeRelV>
+              </wp:anchor>
+            </w:drawing>
+          </mc:Choice>
+          <mc:Fallback>
+            <w:pict>
+              <v:shape id="Straight Arrow Connector 12" o:spid="_x0000_s1026" type="#_x0000_t32" style="position:absolute;margin-left:220.2pt;margin-top:-16.75pt;width:0;height:57.45pt;z-index:251685888;visibility:visible;mso-wrap-style:square;mso-width-percent:0;mso-height-percent:0;mso-wrap-distance-left:9pt;mso-wrap-distance-top:0;mso-wrap-distance-right:9pt;mso-wrap-distance-bottom:0;mso-position-horizontal:absolute;mso-position-horizontal-relative:text;mso-position-vertical:absolute;mso-position-vertical-relative:text;mso-width-percent:0;mso-height-percent:0;mso-width-relative:margin;mso-height-relative:margin" o:gfxdata="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" strokecolor="black [3213]">
+                <v:stroke endarrow="open"/>
+              </v:shape>
+            </w:pict>
+          </mc:Fallback>
+        </mc:AlternateContent>
+      </w:r>
+      <w:r>
+        <w:rPr>
+          <w:rFonts w:ascii="Times New Roman" w:hAnsi="Times New Roman" w:cs="Times New Roman"/>
+          <w:sz w:val="32"/>
+          <w:szCs w:val="32"/>
+          <w:lang w:val="en-US"/>
+        </w:rPr>
+        <w:t xml:space="preserve">                                     </w:t>
+      </w:r>
+      <w:proofErr w:type="spellStart"/>
+      <w:proofErr w:type="gramStart"/>
+      <w:r>
+        <w:rPr>
+          <w:rFonts w:ascii="Times New Roman" w:hAnsi="Times New Roman" w:cs="Times New Roman"/>
+          <w:sz w:val="32"/>
+          <w:szCs w:val="32"/>
+          <w:lang w:val="en-US"/>
+        </w:rPr>
+        <w:t>ClusterofErrors.</w:t>
+      </w:r>
+      <w:r>
+        <w:rPr>
+          <w:rFonts w:ascii="Times New Roman" w:hAnsi="Times New Roman" w:cs="Times New Roman"/>
+          <w:sz w:val="32"/>
+          <w:szCs w:val="32"/>
+          <w:lang w:val="en-US"/>
+        </w:rPr>
+        <w:t>predict</w:t>
+      </w:r>
+      <w:proofErr w:type="spellEnd"/>
+      <w:r>
+        <w:rPr>
+          <w:rFonts w:ascii="Times New Roman" w:hAnsi="Times New Roman" w:cs="Times New Roman"/>
+          <w:sz w:val="32"/>
+          <w:szCs w:val="32"/>
+          <w:lang w:val="en-US"/>
+        </w:rPr>
+        <w:t>()</w:t>
+      </w:r>
+      <w:proofErr w:type="gramEnd"/>
     </w:p>
     <w:p>
       <w:pPr>
@@ -6066,10 +6892,256 @@
       <w:r>
         <w:rPr>
           <w:rFonts w:ascii="Times New Roman" w:hAnsi="Times New Roman" w:cs="Times New Roman"/>
+          <w:sz w:val="32"/>
+          <w:szCs w:val="32"/>
+          <w:lang w:val="en-US"/>
+        </w:rPr>
+        <w:t xml:space="preserve">                    </w:t>
+      </w:r>
+      <w:r>
+        <w:rPr>
+          <w:rFonts w:ascii="Times New Roman" w:hAnsi="Times New Roman" w:cs="Times New Roman"/>
+          <w:sz w:val="32"/>
+          <w:szCs w:val="32"/>
+          <w:lang w:val="en-US"/>
+        </w:rPr>
+        <w:t xml:space="preserve">              </w:t>
+      </w:r>
+      <w:r>
+        <w:rPr>
+          <w:rFonts w:ascii="Times New Roman" w:hAnsi="Times New Roman" w:cs="Times New Roman"/>
+          <w:sz w:val="32"/>
+          <w:szCs w:val="32"/>
+          <w:lang w:val="en-US"/>
+        </w:rPr>
+        <w:t xml:space="preserve">       </w:t>
+      </w:r>
+      <w:r>
+        <w:rPr>
+          <w:rFonts w:ascii="Times New Roman" w:hAnsi="Times New Roman" w:cs="Times New Roman"/>
+          <w:sz w:val="32"/>
+          <w:szCs w:val="32"/>
+          <w:lang w:val="en-US"/>
+        </w:rPr>
+        <w:t xml:space="preserve"> </w:t>
+      </w:r>
+      <w:r>
+        <w:rPr>
+          <w:rFonts w:ascii="Times New Roman" w:hAnsi="Times New Roman" w:cs="Times New Roman"/>
+          <w:sz w:val="32"/>
+          <w:szCs w:val="32"/>
+          <w:lang w:val="en-US"/>
+        </w:rPr>
+        <w:t xml:space="preserve">            </w:t>
+      </w:r>
+    </w:p>
+    <w:p>
+      <w:pPr>
+        <w:tabs>
+          <w:tab w:val="left" w:pos="1097"/>
+        </w:tabs>
+        <w:rPr>
+          <w:rFonts w:ascii="Times New Roman" w:hAnsi="Times New Roman" w:cs="Times New Roman"/>
+          <w:sz w:val="32"/>
+          <w:szCs w:val="32"/>
+          <w:lang w:val="en-US"/>
+        </w:rPr>
+      </w:pPr>
+      <w:r>
+        <w:rPr>
+          <w:rFonts w:ascii="Times New Roman" w:hAnsi="Times New Roman" w:cs="Times New Roman"/>
           <w:noProof/>
           <w:sz w:val="32"/>
           <w:szCs w:val="32"/>
+          <w:lang w:eastAsia="en-IN" w:bidi="ar-SA"/>
+        </w:rPr>
+        <mc:AlternateContent>
+          <mc:Choice Requires="wps">
+            <w:drawing>
+              <wp:anchor distT="0" distB="0" distL="114300" distR="114300" simplePos="0" relativeHeight="251671552" behindDoc="1" locked="0" layoutInCell="1" allowOverlap="1" wp14:anchorId="540952DB" wp14:editId="04BC709B">
+                <wp:simplePos x="0" y="0"/>
+                <wp:positionH relativeFrom="column">
+                  <wp:posOffset>1053465</wp:posOffset>
+                </wp:positionH>
+                <wp:positionV relativeFrom="paragraph">
+                  <wp:posOffset>-186690</wp:posOffset>
+                </wp:positionV>
+                <wp:extent cx="4549775" cy="914400"/>
+                <wp:effectExtent l="0" t="0" r="22225" b="19050"/>
+                <wp:wrapNone/>
+                <wp:docPr id="22" name="Rectangle 22"/>
+                <wp:cNvGraphicFramePr/>
+                <a:graphic xmlns:a="http://schemas.openxmlformats.org/drawingml/2006/main">
+                  <a:graphicData uri="http://schemas.microsoft.com/office/word/2010/wordprocessingShape">
+                    <wps:wsp>
+                      <wps:cNvSpPr/>
+                      <wps:spPr>
+                        <a:xfrm>
+                          <a:off x="0" y="0"/>
+                          <a:ext cx="4549775" cy="914400"/>
+                        </a:xfrm>
+                        <a:prstGeom prst="rect">
+                          <a:avLst/>
+                        </a:prstGeom>
+                        <a:solidFill>
+                          <a:schemeClr val="bg2"/>
+                        </a:solidFill>
+                      </wps:spPr>
+                      <wps:style>
+                        <a:lnRef idx="2">
+                          <a:schemeClr val="accent1">
+                            <a:shade val="50000"/>
+                          </a:schemeClr>
+                        </a:lnRef>
+                        <a:fillRef idx="1">
+                          <a:schemeClr val="accent1"/>
+                        </a:fillRef>
+                        <a:effectRef idx="0">
+                          <a:schemeClr val="accent1"/>
+                        </a:effectRef>
+                        <a:fontRef idx="minor">
+                          <a:schemeClr val="lt1"/>
+                        </a:fontRef>
+                      </wps:style>
+                      <wps:bodyPr rot="0" spcFirstLastPara="0" vertOverflow="overflow" horzOverflow="overflow" vert="horz" wrap="square" lIns="91440" tIns="45720" rIns="91440" bIns="45720" numCol="1" spcCol="0" rtlCol="0" fromWordArt="0" anchor="ctr" anchorCtr="0" forceAA="0" compatLnSpc="1">
+                        <a:prstTxWarp prst="textNoShape">
+                          <a:avLst/>
+                        </a:prstTxWarp>
+                        <a:noAutofit/>
+                      </wps:bodyPr>
+                    </wps:wsp>
+                  </a:graphicData>
+                </a:graphic>
+                <wp14:sizeRelH relativeFrom="margin">
+                  <wp14:pctWidth>0</wp14:pctWidth>
+                </wp14:sizeRelH>
+                <wp14:sizeRelV relativeFrom="margin">
+                  <wp14:pctHeight>0</wp14:pctHeight>
+                </wp14:sizeRelV>
+              </wp:anchor>
+            </w:drawing>
+          </mc:Choice>
+          <mc:Fallback>
+            <w:pict>
+              <v:rect id="Rectangle 22" o:spid="_x0000_s1026" style="position:absolute;margin-left:82.95pt;margin-top:-14.7pt;width:358.25pt;height:1in;z-index:-251644928;visibility:visible;mso-wrap-style:square;mso-width-percent:0;mso-height-percent:0;mso-wrap-distance-left:9pt;mso-wrap-distance-top:0;mso-wrap-distance-right:9pt;mso-wrap-distance-bottom:0;mso-position-horizontal:absolute;mso-position-horizontal-relative:text;mso-position-vertical:absolute;mso-position-vertical-relative:text;mso-width-percent:0;mso-height-percent:0;mso-width-relative:margin;mso-height-relative:margin;v-text-anchor:middle" o:gfxdata="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" fillcolor="#eeece1 [3214]" strokecolor="#243f60 [1604]" strokeweight="2pt"/>
+            </w:pict>
+          </mc:Fallback>
+        </mc:AlternateContent>
+      </w:r>
+      <w:r>
+        <w:rPr>
+          <w:rFonts w:ascii="Times New Roman" w:hAnsi="Times New Roman" w:cs="Times New Roman"/>
+          <w:sz w:val="32"/>
+          <w:szCs w:val="32"/>
+          <w:lang w:val="en-US"/>
+        </w:rPr>
+        <w:t xml:space="preserve">                     </w:t>
+      </w:r>
+      <w:r>
+        <w:rPr>
+          <w:rFonts w:ascii="Times New Roman" w:hAnsi="Times New Roman" w:cs="Times New Roman"/>
+          <w:sz w:val="32"/>
+          <w:szCs w:val="32"/>
+          <w:lang w:val="en-US"/>
+        </w:rPr>
+        <w:t xml:space="preserve">  </w:t>
+      </w:r>
+      <w:r>
+        <w:rPr>
+          <w:rFonts w:ascii="Times New Roman" w:hAnsi="Times New Roman" w:cs="Times New Roman"/>
+          <w:sz w:val="32"/>
+          <w:szCs w:val="32"/>
+          <w:lang w:val="en-US"/>
+        </w:rPr>
+        <w:t>Find the best cluster for this stack trace using</w:t>
+      </w:r>
+    </w:p>
+    <w:p>
+      <w:pPr>
+        <w:tabs>
+          <w:tab w:val="left" w:pos="1097"/>
+        </w:tabs>
+        <w:rPr>
+          <w:rFonts w:ascii="Times New Roman" w:hAnsi="Times New Roman" w:cs="Times New Roman"/>
+          <w:sz w:val="32"/>
+          <w:szCs w:val="32"/>
+          <w:lang w:val="en-US"/>
+        </w:rPr>
+      </w:pPr>
+      <w:r>
+        <w:rPr>
+          <w:rFonts w:ascii="Times New Roman" w:hAnsi="Times New Roman" w:cs="Times New Roman"/>
+          <w:sz w:val="32"/>
+          <w:szCs w:val="32"/>
+          <w:lang w:val="en-US"/>
+        </w:rPr>
+        <w:t xml:space="preserve">                      </w:t>
+      </w:r>
+      <w:proofErr w:type="spellStart"/>
+      <w:proofErr w:type="gramStart"/>
+      <w:r>
+        <w:rPr>
+          <w:rFonts w:ascii="Times New Roman" w:hAnsi="Times New Roman" w:cs="Times New Roman"/>
+          <w:sz w:val="32"/>
+          <w:szCs w:val="32"/>
+          <w:lang w:val="en-US"/>
+        </w:rPr>
+        <w:t>levenshtein</w:t>
+      </w:r>
+      <w:proofErr w:type="spellEnd"/>
+      <w:proofErr w:type="gramEnd"/>
+      <w:r>
+        <w:rPr>
+          <w:rFonts w:ascii="Times New Roman" w:hAnsi="Times New Roman" w:cs="Times New Roman"/>
+          <w:sz w:val="32"/>
+          <w:szCs w:val="32"/>
+          <w:lang w:val="en-US"/>
+        </w:rPr>
+        <w:t xml:space="preserve"> distance based on tf-idf of lcp of clusters.</w:t>
+      </w:r>
+      <w:r>
+        <w:rPr>
+          <w:rFonts w:ascii="Times New Roman" w:hAnsi="Times New Roman" w:cs="Times New Roman"/>
+          <w:noProof/>
+          <w:sz w:val="32"/>
+          <w:szCs w:val="32"/>
           <w:lang w:eastAsia="en-IN"/>
+        </w:rPr>
+        <w:t xml:space="preserve"> </w:t>
+      </w:r>
+    </w:p>
+    <w:p>
+      <w:pPr>
+        <w:tabs>
+          <w:tab w:val="left" w:pos="1097"/>
+        </w:tabs>
+        <w:rPr>
+          <w:rFonts w:ascii="Times New Roman" w:hAnsi="Times New Roman" w:cs="Times New Roman"/>
+          <w:sz w:val="32"/>
+          <w:szCs w:val="32"/>
+          <w:lang w:val="en-US"/>
+        </w:rPr>
+      </w:pPr>
+    </w:p>
+    <w:p>
+      <w:pPr>
+        <w:tabs>
+          <w:tab w:val="left" w:pos="1097"/>
+        </w:tabs>
+        <w:rPr>
+          <w:rFonts w:ascii="Times New Roman" w:hAnsi="Times New Roman" w:cs="Times New Roman"/>
+          <w:sz w:val="32"/>
+          <w:szCs w:val="32"/>
+          <w:lang w:val="en-US"/>
+        </w:rPr>
+      </w:pPr>
+      <w:r>
+        <w:rPr>
+          <w:rFonts w:ascii="Times New Roman" w:hAnsi="Times New Roman" w:cs="Times New Roman"/>
+          <w:noProof/>
+          <w:sz w:val="32"/>
+          <w:szCs w:val="32"/>
+          <w:lang w:eastAsia="en-IN" w:bidi="ar-SA"/>
         </w:rPr>
         <mc:AlternateContent>
           <mc:Choice Requires="wps">
@@ -6190,7 +7262,56 @@
           <w:szCs w:val="32"/>
           <w:lang w:val="en-US"/>
         </w:rPr>
-        <w:t xml:space="preserve">  Cluster.predict()   </w:t>
+        <w:t xml:space="preserve">  </w:t>
+      </w:r>
+      <w:proofErr w:type="spellStart"/>
+      <w:proofErr w:type="gramStart"/>
+      <w:r>
+        <w:rPr>
+          <w:rFonts w:ascii="Times New Roman" w:hAnsi="Times New Roman" w:cs="Times New Roman"/>
+          <w:sz w:val="32"/>
+          <w:szCs w:val="32"/>
+          <w:lang w:val="en-US"/>
+        </w:rPr>
+        <w:t>Cluster</w:t>
+      </w:r>
+      <w:r>
+        <w:rPr>
+          <w:rFonts w:ascii="Times New Roman" w:hAnsi="Times New Roman" w:cs="Times New Roman"/>
+          <w:sz w:val="32"/>
+          <w:szCs w:val="32"/>
+          <w:lang w:val="en-US"/>
+        </w:rPr>
+        <w:t>OfCoredump</w:t>
+      </w:r>
+      <w:r>
+        <w:rPr>
+          <w:rFonts w:ascii="Times New Roman" w:hAnsi="Times New Roman" w:cs="Times New Roman"/>
+          <w:sz w:val="32"/>
+          <w:szCs w:val="32"/>
+          <w:lang w:val="en-US"/>
+        </w:rPr>
+        <w:t>.predict</w:t>
+      </w:r>
+      <w:proofErr w:type="spellEnd"/>
+      <w:r>
+        <w:rPr>
+          <w:rFonts w:ascii="Times New Roman" w:hAnsi="Times New Roman" w:cs="Times New Roman"/>
+          <w:sz w:val="32"/>
+          <w:szCs w:val="32"/>
+          <w:lang w:val="en-US"/>
+        </w:rPr>
+        <w:t>()</w:t>
+      </w:r>
+      <w:proofErr w:type="gramEnd"/>
+      <w:r>
+        <w:rPr>
+          <w:rFonts w:ascii="Times New Roman" w:hAnsi="Times New Roman" w:cs="Times New Roman"/>
+          <w:sz w:val="32"/>
+          <w:szCs w:val="32"/>
+          <w:lang w:val="en-US"/>
+        </w:rPr>
+        <w:t xml:space="preserve">   </w:t>
       </w:r>
     </w:p>
     <w:p>
@@ -6211,7 +7332,7 @@
           <w:noProof/>
           <w:sz w:val="32"/>
           <w:szCs w:val="32"/>
-          <w:lang w:eastAsia="en-IN"/>
+          <w:lang w:eastAsia="en-IN" w:bidi="ar-SA"/>
         </w:rPr>
         <mc:AlternateContent>
           <mc:Choice Requires="wps">
@@ -6315,7 +7436,47 @@
           <w:szCs w:val="32"/>
           <w:lang w:val="en-US"/>
         </w:rPr>
-        <w:t xml:space="preserve">                        Find the top 5 stacktraces predicted using levenshtein </w:t>
+        <w:t xml:space="preserve">                        Find the top 5 </w:t>
+      </w:r>
+      <w:proofErr w:type="spellStart"/>
+      <w:r>
+        <w:rPr>
+          <w:rFonts w:ascii="Times New Roman" w:hAnsi="Times New Roman" w:cs="Times New Roman"/>
+          <w:sz w:val="32"/>
+          <w:szCs w:val="32"/>
+          <w:lang w:val="en-US"/>
+        </w:rPr>
+        <w:t>stacktraces</w:t>
+      </w:r>
+      <w:proofErr w:type="spellEnd"/>
+      <w:r>
+        <w:rPr>
+          <w:rFonts w:ascii="Times New Roman" w:hAnsi="Times New Roman" w:cs="Times New Roman"/>
+          <w:sz w:val="32"/>
+          <w:szCs w:val="32"/>
+          <w:lang w:val="en-US"/>
+        </w:rPr>
+        <w:t xml:space="preserve"> predicted using </w:t>
+      </w:r>
+      <w:proofErr w:type="spellStart"/>
+      <w:r>
+        <w:rPr>
+          <w:rFonts w:ascii="Times New Roman" w:hAnsi="Times New Roman" w:cs="Times New Roman"/>
+          <w:sz w:val="32"/>
+          <w:szCs w:val="32"/>
+          <w:lang w:val="en-US"/>
+        </w:rPr>
+        <w:t>levenshtein</w:t>
+      </w:r>
+      <w:proofErr w:type="spellEnd"/>
+      <w:r>
+        <w:rPr>
+          <w:rFonts w:ascii="Times New Roman" w:hAnsi="Times New Roman" w:cs="Times New Roman"/>
+          <w:sz w:val="32"/>
+          <w:szCs w:val="32"/>
+          <w:lang w:val="en-US"/>
+        </w:rPr>
+        <w:t xml:space="preserve"> </w:t>
       </w:r>
     </w:p>
     <w:p>
@@ -6337,7 +7498,27 @@
           <w:szCs w:val="32"/>
           <w:lang w:val="en-US"/>
         </w:rPr>
-        <w:t xml:space="preserve">                                  distance as found using tf idf.</w:t>
+        <w:t xml:space="preserve">                                  </w:t>
+      </w:r>
+      <w:proofErr w:type="gramStart"/>
+      <w:r>
+        <w:rPr>
+          <w:rFonts w:ascii="Times New Roman" w:hAnsi="Times New Roman" w:cs="Times New Roman"/>
+          <w:sz w:val="32"/>
+          <w:szCs w:val="32"/>
+          <w:lang w:val="en-US"/>
+        </w:rPr>
+        <w:t>distance</w:t>
+      </w:r>
+      <w:proofErr w:type="gramEnd"/>
+      <w:r>
+        <w:rPr>
+          <w:rFonts w:ascii="Times New Roman" w:hAnsi="Times New Roman" w:cs="Times New Roman"/>
+          <w:sz w:val="32"/>
+          <w:szCs w:val="32"/>
+          <w:lang w:val="en-US"/>
+        </w:rPr>
+        <w:t xml:space="preserve"> as found using tf idf.</w:t>
       </w:r>
     </w:p>
     <w:p/>
@@ -6409,7 +7590,7 @@
           <w:rPr>
             <w:noProof/>
           </w:rPr>
-          <w:t>2</w:t>
+          <w:t>1</w:t>
         </w:r>
         <w:r>
           <w:rPr>

--- a/ML/Machine Learning Model Documentation.docx
+++ b/ML/Machine Learning Model Documentation.docx
@@ -13,8 +13,6 @@
           <w:u w:val="single"/>
         </w:rPr>
       </w:pPr>
-      <w:bookmarkStart w:id="0" w:name="_GoBack"/>
-      <w:bookmarkEnd w:id="0"/>
       <w:r>
         <w:rPr>
           <w:rFonts w:ascii="Times New Roman" w:hAnsi="Times New Roman" w:cs="Times New Roman"/>
@@ -212,7 +210,53 @@
           <w:szCs w:val="40"/>
         </w:rPr>
       </w:pPr>
+      <w:r>
+        <w:rPr>
+          <w:rFonts w:ascii="Times New Roman" w:hAnsi="Times New Roman" w:cs="Times New Roman"/>
+          <w:b/>
+          <w:sz w:val="36"/>
+          <w:szCs w:val="40"/>
+          <w:u w:val="single"/>
+          <w:lang w:val="en-US"/>
+        </w:rPr>
+        <w:t xml:space="preserve"> </w:t>
+      </w:r>
       <w:hyperlink w:anchor="levenshtein_distUtil" w:history="1">
+        <w:proofErr w:type="spellStart"/>
+        <w:r>
+          <w:rPr>
+            <w:rStyle w:val="Hyperlink"/>
+            <w:rFonts w:ascii="Times New Roman" w:hAnsi="Times New Roman" w:cs="Times New Roman"/>
+            <w:b/>
+            <w:sz w:val="36"/>
+            <w:szCs w:val="40"/>
+            <w:lang w:val="en-US"/>
+          </w:rPr>
+          <w:t>MLUti</w:t>
+        </w:r>
+        <w:r>
+          <w:rPr>
+            <w:rStyle w:val="Hyperlink"/>
+            <w:rFonts w:ascii="Times New Roman" w:hAnsi="Times New Roman" w:cs="Times New Roman"/>
+            <w:b/>
+            <w:sz w:val="36"/>
+            <w:szCs w:val="40"/>
+            <w:lang w:val="en-US"/>
+          </w:rPr>
+          <w:t>l</w:t>
+        </w:r>
+        <w:r>
+          <w:rPr>
+            <w:rStyle w:val="Hyperlink"/>
+            <w:rFonts w:ascii="Times New Roman" w:hAnsi="Times New Roman" w:cs="Times New Roman"/>
+            <w:b/>
+            <w:sz w:val="36"/>
+            <w:szCs w:val="40"/>
+            <w:lang w:val="en-US"/>
+          </w:rPr>
+          <w:t>ity</w:t>
+        </w:r>
+        <w:proofErr w:type="spellEnd"/>
         <w:r>
           <w:rPr>
             <w:rStyle w:val="Hyperlink"/>
@@ -220,8 +264,19 @@
             <w:sz w:val="40"/>
             <w:szCs w:val="40"/>
           </w:rPr>
-          <w:t>levenshtein_distUtil.py</w:t>
+          <w:t>.</w:t>
         </w:r>
+        <w:proofErr w:type="spellStart"/>
+        <w:r>
+          <w:rPr>
+            <w:rStyle w:val="Hyperlink"/>
+            <w:rFonts w:ascii="Times New Roman" w:hAnsi="Times New Roman" w:cs="Times New Roman"/>
+            <w:sz w:val="40"/>
+            <w:szCs w:val="40"/>
+          </w:rPr>
+          <w:t>py</w:t>
+        </w:r>
+        <w:proofErr w:type="spellEnd"/>
       </w:hyperlink>
       <w:r>
         <w:rPr>
@@ -229,7 +284,23 @@
           <w:sz w:val="40"/>
           <w:szCs w:val="40"/>
         </w:rPr>
-        <w:t>…………………3</w:t>
+        <w:t>………</w:t>
+      </w:r>
+      <w:r>
+        <w:rPr>
+          <w:rFonts w:ascii="Times New Roman" w:hAnsi="Times New Roman" w:cs="Times New Roman"/>
+          <w:sz w:val="40"/>
+          <w:szCs w:val="40"/>
+        </w:rPr>
+        <w:t>…………</w:t>
+      </w:r>
+      <w:r>
+        <w:rPr>
+          <w:rFonts w:ascii="Times New Roman" w:hAnsi="Times New Roman" w:cs="Times New Roman"/>
+          <w:sz w:val="40"/>
+          <w:szCs w:val="40"/>
+        </w:rPr>
+        <w:t>…………3</w:t>
       </w:r>
     </w:p>
     <w:p>
@@ -339,25 +410,7 @@
             <w:sz w:val="40"/>
             <w:szCs w:val="40"/>
           </w:rPr>
-          <w:t>ClusterOf</w:t>
-        </w:r>
-        <w:r>
-          <w:rPr>
-            <w:rStyle w:val="Hyperlink"/>
-            <w:rFonts w:ascii="Times New Roman" w:hAnsi="Times New Roman" w:cs="Times New Roman"/>
-            <w:sz w:val="40"/>
-            <w:szCs w:val="40"/>
-          </w:rPr>
-          <w:t>E</w:t>
-        </w:r>
-        <w:r>
-          <w:rPr>
-            <w:rStyle w:val="Hyperlink"/>
-            <w:rFonts w:ascii="Times New Roman" w:hAnsi="Times New Roman" w:cs="Times New Roman"/>
-            <w:sz w:val="40"/>
-            <w:szCs w:val="40"/>
-          </w:rPr>
-          <w:t>rrors</w:t>
+          <w:t>ClusterOfErrors</w:t>
         </w:r>
         <w:r>
           <w:rPr>
@@ -399,25 +452,7 @@
             <w:sz w:val="40"/>
             <w:szCs w:val="40"/>
           </w:rPr>
-          <w:t>ML_Mod</w:t>
-        </w:r>
-        <w:r>
-          <w:rPr>
-            <w:rStyle w:val="Hyperlink"/>
-            <w:rFonts w:ascii="Times New Roman" w:hAnsi="Times New Roman" w:cs="Times New Roman"/>
-            <w:sz w:val="40"/>
-            <w:szCs w:val="40"/>
-          </w:rPr>
-          <w:t>e</w:t>
-        </w:r>
-        <w:r>
-          <w:rPr>
-            <w:rStyle w:val="Hyperlink"/>
-            <w:rFonts w:ascii="Times New Roman" w:hAnsi="Times New Roman" w:cs="Times New Roman"/>
-            <w:sz w:val="40"/>
-            <w:szCs w:val="40"/>
-          </w:rPr>
-          <w:t>l.py</w:t>
+          <w:t>ML_Model.py</w:t>
         </w:r>
       </w:hyperlink>
       <w:r>
@@ -743,7 +778,7 @@
           <w:lang w:val="en-US"/>
         </w:rPr>
       </w:pPr>
-      <w:bookmarkStart w:id="1" w:name="Introduction"/>
+      <w:bookmarkStart w:id="0" w:name="Introduction"/>
       <w:r>
         <w:rPr>
           <w:rFonts w:ascii="Times New Roman" w:hAnsi="Times New Roman" w:cs="Times New Roman"/>
@@ -756,7 +791,7 @@
         <w:lastRenderedPageBreak/>
         <w:t>Introduction</w:t>
       </w:r>
-      <w:bookmarkEnd w:id="1"/>
+      <w:bookmarkEnd w:id="0"/>
       <w:r>
         <w:rPr>
           <w:rFonts w:ascii="Times New Roman" w:hAnsi="Times New Roman" w:cs="Times New Roman"/>
@@ -768,6 +803,8 @@
         </w:rPr>
         <w:t>:</w:t>
       </w:r>
+      <w:bookmarkStart w:id="1" w:name="_GoBack"/>
+      <w:bookmarkEnd w:id="1"/>
     </w:p>
     <w:p>
       <w:pPr>
@@ -796,7 +833,36 @@
           <w:szCs w:val="32"/>
           <w:lang w:val="en-US"/>
         </w:rPr>
-        <w:t xml:space="preserve">In ML we have deployed a model which is hybrid of clustering and </w:t>
+        <w:t xml:space="preserve">In ML we have deployed a model which is </w:t>
+      </w:r>
+      <w:proofErr w:type="gramStart"/>
+      <w:r>
+        <w:rPr>
+          <w:rFonts w:ascii="Times New Roman" w:hAnsi="Times New Roman" w:cs="Times New Roman"/>
+          <w:sz w:val="32"/>
+          <w:szCs w:val="32"/>
+          <w:lang w:val="en-US"/>
+        </w:rPr>
+        <w:t xml:space="preserve">base </w:t>
+      </w:r>
+      <w:r>
+        <w:rPr>
+          <w:rFonts w:ascii="Times New Roman" w:hAnsi="Times New Roman" w:cs="Times New Roman"/>
+          <w:sz w:val="32"/>
+          <w:szCs w:val="32"/>
+          <w:lang w:val="en-US"/>
+        </w:rPr>
+        <w:t xml:space="preserve"> of</w:t>
+      </w:r>
+      <w:proofErr w:type="gramEnd"/>
+      <w:r>
+        <w:rPr>
+          <w:rFonts w:ascii="Times New Roman" w:hAnsi="Times New Roman" w:cs="Times New Roman"/>
+          <w:sz w:val="32"/>
+          <w:szCs w:val="32"/>
+          <w:lang w:val="en-US"/>
+        </w:rPr>
+        <w:t xml:space="preserve"> clustering and </w:t>
       </w:r>
       <w:proofErr w:type="spellStart"/>
       <w:r>
@@ -1748,9 +1814,8 @@
           <w:u w:val="single"/>
           <w:lang w:val="en-US"/>
         </w:rPr>
-        <w:t>levenshtein_distUtil.py</w:t>
-      </w:r>
-      <w:bookmarkEnd w:id="4"/>
+        <w:t>MLUtility</w:t>
+      </w:r>
       <w:r>
         <w:rPr>
           <w:rFonts w:ascii="Times New Roman" w:hAnsi="Times New Roman" w:cs="Times New Roman"/>
@@ -1760,6 +1825,18 @@
           <w:u w:val="single"/>
           <w:lang w:val="en-US"/>
         </w:rPr>
+        <w:t>.py</w:t>
+      </w:r>
+      <w:bookmarkEnd w:id="4"/>
+      <w:r>
+        <w:rPr>
+          <w:rFonts w:ascii="Times New Roman" w:hAnsi="Times New Roman" w:cs="Times New Roman"/>
+          <w:b/>
+          <w:sz w:val="36"/>
+          <w:szCs w:val="40"/>
+          <w:u w:val="single"/>
+          <w:lang w:val="en-US"/>
+        </w:rPr>
         <w:t>:</w:t>
       </w:r>
     </w:p>
@@ -1779,11 +1856,211 @@
           <w:szCs w:val="32"/>
           <w:lang w:val="en-US"/>
         </w:rPr>
-        <w:t>This class is the utility created to find the Levenshtein Distance between two lists.</w:t>
-      </w:r>
-      <w:r>
-        <w:rPr>
-          <w:rFonts w:ascii="Times New Roman" w:hAnsi="Times New Roman" w:cs="Times New Roman"/>
+        <w:t xml:space="preserve">This file is created to save some common functions which are required for the ML </w:t>
+      </w:r>
+      <w:proofErr w:type="spellStart"/>
+      <w:r>
+        <w:rPr>
+          <w:rFonts w:ascii="Times New Roman" w:hAnsi="Times New Roman" w:cs="Times New Roman"/>
+          <w:sz w:val="32"/>
+          <w:szCs w:val="32"/>
+          <w:lang w:val="en-US"/>
+        </w:rPr>
+        <w:t>Model</w:t>
+      </w:r>
+      <w:r>
+        <w:rPr>
+          <w:rFonts w:ascii="Times New Roman" w:hAnsi="Times New Roman" w:cs="Times New Roman"/>
+          <w:sz w:val="32"/>
+          <w:szCs w:val="32"/>
+          <w:lang w:val="en-US"/>
+        </w:rPr>
+        <w:t>.This</w:t>
+      </w:r>
+      <w:proofErr w:type="spellEnd"/>
+      <w:r>
+        <w:rPr>
+          <w:rFonts w:ascii="Times New Roman" w:hAnsi="Times New Roman" w:cs="Times New Roman"/>
+          <w:sz w:val="32"/>
+          <w:szCs w:val="32"/>
+          <w:lang w:val="en-US"/>
+        </w:rPr>
+        <w:t xml:space="preserve"> file contains following functions:</w:t>
+      </w:r>
+    </w:p>
+    <w:p>
+      <w:pPr>
+        <w:rPr>
+          <w:rFonts w:ascii="Times New Roman" w:hAnsi="Times New Roman" w:cs="Times New Roman"/>
+          <w:sz w:val="32"/>
+          <w:szCs w:val="32"/>
+          <w:lang w:val="en-US"/>
+        </w:rPr>
+      </w:pPr>
+    </w:p>
+    <w:p>
+      <w:pPr>
+        <w:pStyle w:val="ListParagraph"/>
+        <w:numPr>
+          <w:ilvl w:val="0"/>
+          <w:numId w:val="15"/>
+        </w:numPr>
+        <w:rPr>
+          <w:rFonts w:ascii="Times New Roman" w:hAnsi="Times New Roman" w:cs="Times New Roman"/>
+          <w:sz w:val="32"/>
+          <w:szCs w:val="32"/>
+          <w:lang w:val="en-US"/>
+        </w:rPr>
+      </w:pPr>
+      <w:proofErr w:type="spellStart"/>
+      <w:proofErr w:type="gramStart"/>
+      <w:r>
+        <w:rPr>
+          <w:rFonts w:ascii="Times New Roman" w:hAnsi="Times New Roman" w:cs="Times New Roman"/>
+          <w:b/>
+          <w:sz w:val="32"/>
+          <w:szCs w:val="32"/>
+          <w:lang w:val="en-US"/>
+        </w:rPr>
+        <w:t>calculateLevenshteinDist</w:t>
+      </w:r>
+      <w:proofErr w:type="spellEnd"/>
+      <w:proofErr w:type="gramEnd"/>
+      <w:r>
+        <w:rPr>
+          <w:rFonts w:ascii="Times New Roman" w:hAnsi="Times New Roman" w:cs="Times New Roman"/>
+          <w:sz w:val="32"/>
+          <w:szCs w:val="32"/>
+          <w:lang w:val="en-US"/>
+        </w:rPr>
+        <w:t>: It is used to</w:t>
+      </w:r>
+      <w:r>
+        <w:rPr>
+          <w:rFonts w:ascii="Times New Roman" w:hAnsi="Times New Roman" w:cs="Times New Roman"/>
+          <w:sz w:val="32"/>
+          <w:szCs w:val="32"/>
+          <w:lang w:val="en-US"/>
+        </w:rPr>
+        <w:t xml:space="preserve"> find the Levenshtein Distance between two lists. It takes the two lists between whom </w:t>
+      </w:r>
+      <w:r>
+        <w:rPr>
+          <w:rFonts w:ascii="Times New Roman" w:hAnsi="Times New Roman" w:cs="Times New Roman"/>
+          <w:sz w:val="32"/>
+          <w:szCs w:val="32"/>
+          <w:lang w:val="en-US"/>
+        </w:rPr>
+        <w:lastRenderedPageBreak/>
+        <w:t>we have to calculate the distance and also the other two lists which have weights of each element of both these lists and returns the edit distance between the given lists.</w:t>
+      </w:r>
+    </w:p>
+    <w:p>
+      <w:pPr>
+        <w:pStyle w:val="ListParagraph"/>
+        <w:numPr>
+          <w:ilvl w:val="0"/>
+          <w:numId w:val="15"/>
+        </w:numPr>
+        <w:rPr>
+          <w:rFonts w:ascii="Times New Roman" w:hAnsi="Times New Roman" w:cs="Times New Roman"/>
+          <w:sz w:val="32"/>
+          <w:szCs w:val="32"/>
+          <w:lang w:val="en-US"/>
+        </w:rPr>
+      </w:pPr>
+      <w:proofErr w:type="spellStart"/>
+      <w:proofErr w:type="gramStart"/>
+      <w:r>
+        <w:rPr>
+          <w:rFonts w:ascii="Times New Roman" w:hAnsi="Times New Roman" w:cs="Times New Roman"/>
+          <w:b/>
+          <w:sz w:val="32"/>
+          <w:szCs w:val="32"/>
+          <w:lang w:val="en-US"/>
+        </w:rPr>
+        <w:t>getErrorStr</w:t>
+      </w:r>
+      <w:proofErr w:type="spellEnd"/>
+      <w:r>
+        <w:rPr>
+          <w:rFonts w:ascii="Times New Roman" w:hAnsi="Times New Roman" w:cs="Times New Roman"/>
+          <w:b/>
+          <w:sz w:val="32"/>
+          <w:szCs w:val="32"/>
+          <w:lang w:val="en-US"/>
+        </w:rPr>
+        <w:t>(</w:t>
+      </w:r>
+      <w:proofErr w:type="gramEnd"/>
+      <w:r>
+        <w:rPr>
+          <w:rFonts w:ascii="Times New Roman" w:hAnsi="Times New Roman" w:cs="Times New Roman"/>
+          <w:b/>
+          <w:sz w:val="32"/>
+          <w:szCs w:val="32"/>
+          <w:lang w:val="en-US"/>
+        </w:rPr>
+        <w:t>):</w:t>
+      </w:r>
+      <w:r>
+        <w:rPr>
+          <w:rFonts w:ascii="Times New Roman" w:hAnsi="Times New Roman" w:cs="Times New Roman"/>
+          <w:sz w:val="32"/>
+          <w:szCs w:val="32"/>
+          <w:lang w:val="en-US"/>
+        </w:rPr>
+        <w:t xml:space="preserve">This function finds the string of special characters which are present in  the </w:t>
+      </w:r>
+      <w:proofErr w:type="spellStart"/>
+      <w:r>
+        <w:rPr>
+          <w:rFonts w:ascii="Times New Roman" w:hAnsi="Times New Roman" w:cs="Times New Roman"/>
+          <w:sz w:val="32"/>
+          <w:szCs w:val="32"/>
+          <w:lang w:val="en-US"/>
+        </w:rPr>
+        <w:t>errorCode</w:t>
+      </w:r>
+      <w:proofErr w:type="spellEnd"/>
+      <w:r>
+        <w:rPr>
+          <w:rFonts w:ascii="Times New Roman" w:hAnsi="Times New Roman" w:cs="Times New Roman"/>
+          <w:sz w:val="32"/>
+          <w:szCs w:val="32"/>
+          <w:lang w:val="en-US"/>
+        </w:rPr>
+        <w:t>.</w:t>
+      </w:r>
+    </w:p>
+    <w:p>
+      <w:pPr>
+        <w:pStyle w:val="ListParagraph"/>
+        <w:numPr>
+          <w:ilvl w:val="0"/>
+          <w:numId w:val="15"/>
+        </w:numPr>
+        <w:rPr>
+          <w:rFonts w:ascii="Times New Roman" w:hAnsi="Times New Roman" w:cs="Times New Roman"/>
+          <w:sz w:val="32"/>
+          <w:szCs w:val="32"/>
+          <w:lang w:val="en-US"/>
+        </w:rPr>
+      </w:pPr>
+      <w:r>
+        <w:rPr>
+          <w:rFonts w:ascii="Times New Roman" w:hAnsi="Times New Roman" w:cs="Times New Roman"/>
+          <w:b/>
+          <w:sz w:val="32"/>
+          <w:szCs w:val="32"/>
+          <w:lang w:val="en-US"/>
+        </w:rPr>
+        <w:t>remove_equals</w:t>
+      </w:r>
+      <w:r>
+        <w:rPr>
+          <w:rFonts w:ascii="Times New Roman" w:hAnsi="Times New Roman" w:cs="Times New Roman"/>
+          <w:b/>
           <w:sz w:val="32"/>
           <w:szCs w:val="32"/>
           <w:lang w:val="en-US"/>
@@ -1793,68 +2070,148 @@
       <w:r>
         <w:rPr>
           <w:rFonts w:ascii="Times New Roman" w:hAnsi="Times New Roman" w:cs="Times New Roman"/>
-          <w:sz w:val="32"/>
-          <w:szCs w:val="32"/>
-          <w:lang w:val="en-US"/>
-        </w:rPr>
-        <w:t xml:space="preserve">It contains a function </w:t>
-      </w:r>
-      <w:r>
-        <w:rPr>
-          <w:rFonts w:ascii="Times New Roman" w:hAnsi="Times New Roman" w:cs="Times New Roman"/>
-          <w:i/>
-          <w:sz w:val="32"/>
-          <w:szCs w:val="32"/>
-          <w:lang w:val="en-US"/>
-        </w:rPr>
-        <w:t>calculate_dist</w:t>
-      </w:r>
-      <w:r>
-        <w:rPr>
-          <w:rFonts w:ascii="Times New Roman" w:hAnsi="Times New Roman" w:cs="Times New Roman"/>
-          <w:sz w:val="32"/>
-          <w:szCs w:val="32"/>
-          <w:lang w:val="en-US"/>
-        </w:rPr>
-        <w:t xml:space="preserve"> which takes the two lists between whom we have to calculate the distance and also </w:t>
-      </w:r>
-      <w:r>
-        <w:rPr>
-          <w:rFonts w:ascii="Times New Roman" w:hAnsi="Times New Roman" w:cs="Times New Roman"/>
-          <w:sz w:val="32"/>
-          <w:szCs w:val="32"/>
-          <w:lang w:val="en-US"/>
-        </w:rPr>
-        <w:t xml:space="preserve">the </w:t>
-      </w:r>
-      <w:r>
-        <w:rPr>
-          <w:rFonts w:ascii="Times New Roman" w:hAnsi="Times New Roman" w:cs="Times New Roman"/>
-          <w:sz w:val="32"/>
-          <w:szCs w:val="32"/>
-          <w:lang w:val="en-US"/>
-        </w:rPr>
-        <w:t xml:space="preserve">other two lists which have weights of each element of </w:t>
-      </w:r>
-      <w:r>
-        <w:rPr>
-          <w:rFonts w:ascii="Times New Roman" w:hAnsi="Times New Roman" w:cs="Times New Roman"/>
-          <w:sz w:val="32"/>
-          <w:szCs w:val="32"/>
-          <w:lang w:val="en-US"/>
-        </w:rPr>
-        <w:t>both these lists and returns the edit distance between the given lists.</w:t>
-      </w:r>
-    </w:p>
-    <w:p>
-      <w:pPr>
-        <w:rPr>
-          <w:rFonts w:ascii="Times New Roman" w:hAnsi="Times New Roman" w:cs="Times New Roman"/>
-          <w:sz w:val="32"/>
-          <w:szCs w:val="32"/>
-          <w:lang w:val="en-US"/>
-        </w:rPr>
-      </w:pPr>
+          <w:b/>
+          <w:sz w:val="32"/>
+          <w:szCs w:val="32"/>
+          <w:lang w:val="en-US"/>
+        </w:rPr>
+        <w:t>()</w:t>
+      </w:r>
+      <w:proofErr w:type="gramStart"/>
+      <w:r>
+        <w:rPr>
+          <w:rFonts w:ascii="Times New Roman" w:hAnsi="Times New Roman" w:cs="Times New Roman"/>
+          <w:b/>
+          <w:sz w:val="32"/>
+          <w:szCs w:val="32"/>
+          <w:lang w:val="en-US"/>
+        </w:rPr>
+        <w:t>:</w:t>
+      </w:r>
+      <w:r>
+        <w:rPr>
+          <w:rFonts w:ascii="Times New Roman" w:hAnsi="Times New Roman" w:cs="Times New Roman"/>
+          <w:sz w:val="32"/>
+          <w:szCs w:val="32"/>
+          <w:lang w:val="en-US"/>
+        </w:rPr>
+        <w:t>This</w:t>
+      </w:r>
+      <w:proofErr w:type="gramEnd"/>
+      <w:r>
+        <w:rPr>
+          <w:rFonts w:ascii="Times New Roman" w:hAnsi="Times New Roman" w:cs="Times New Roman"/>
+          <w:sz w:val="32"/>
+          <w:szCs w:val="32"/>
+          <w:lang w:val="en-US"/>
+        </w:rPr>
+        <w:t xml:space="preserve"> function removes the same adjacent stack frames that are same (Basically used for removing the recursions present in the stack frame)</w:t>
+      </w:r>
+      <w:r>
+        <w:rPr>
+          <w:rFonts w:ascii="Times New Roman" w:hAnsi="Times New Roman" w:cs="Times New Roman"/>
+          <w:sz w:val="32"/>
+          <w:szCs w:val="32"/>
+          <w:lang w:val="en-US"/>
+        </w:rPr>
+        <w:t>.</w:t>
+      </w:r>
+    </w:p>
+    <w:p>
+      <w:pPr>
+        <w:pStyle w:val="ListParagraph"/>
+        <w:numPr>
+          <w:ilvl w:val="0"/>
+          <w:numId w:val="15"/>
+        </w:numPr>
+        <w:rPr>
+          <w:rFonts w:ascii="Times New Roman" w:hAnsi="Times New Roman" w:cs="Times New Roman"/>
+          <w:sz w:val="32"/>
+          <w:szCs w:val="32"/>
+          <w:lang w:val="en-US"/>
+        </w:rPr>
+      </w:pPr>
+      <w:proofErr w:type="spellStart"/>
+      <w:proofErr w:type="gramStart"/>
+      <w:r>
+        <w:rPr>
+          <w:rFonts w:ascii="Times New Roman" w:hAnsi="Times New Roman" w:cs="Times New Roman"/>
+          <w:b/>
+          <w:sz w:val="32"/>
+          <w:szCs w:val="32"/>
+          <w:lang w:val="en-US"/>
+        </w:rPr>
+        <w:t>distDiff</w:t>
+      </w:r>
+      <w:proofErr w:type="spellEnd"/>
+      <w:r>
+        <w:rPr>
+          <w:rFonts w:ascii="Times New Roman" w:hAnsi="Times New Roman" w:cs="Times New Roman"/>
+          <w:b/>
+          <w:sz w:val="32"/>
+          <w:szCs w:val="32"/>
+          <w:lang w:val="en-US"/>
+        </w:rPr>
+        <w:t>(</w:t>
+      </w:r>
+      <w:proofErr w:type="gramEnd"/>
+      <w:r>
+        <w:rPr>
+          <w:rFonts w:ascii="Times New Roman" w:hAnsi="Times New Roman" w:cs="Times New Roman"/>
+          <w:b/>
+          <w:sz w:val="32"/>
+          <w:szCs w:val="32"/>
+          <w:lang w:val="en-US"/>
+        </w:rPr>
+        <w:t>):</w:t>
+      </w:r>
+      <w:r>
+        <w:rPr>
+          <w:rFonts w:ascii="Times New Roman" w:hAnsi="Times New Roman" w:cs="Times New Roman"/>
+          <w:sz w:val="32"/>
+          <w:szCs w:val="32"/>
+          <w:lang w:val="en-US"/>
+        </w:rPr>
+        <w:t>This fun</w:t>
+      </w:r>
+      <w:r>
+        <w:rPr>
+          <w:rFonts w:ascii="Times New Roman" w:hAnsi="Times New Roman" w:cs="Times New Roman"/>
+          <w:sz w:val="32"/>
+          <w:szCs w:val="32"/>
+          <w:lang w:val="en-US"/>
+        </w:rPr>
+        <w:t xml:space="preserve">ction is a wrapper function for </w:t>
+      </w:r>
+      <w:proofErr w:type="spellStart"/>
+      <w:r>
+        <w:rPr>
+          <w:rFonts w:ascii="Times New Roman" w:hAnsi="Times New Roman" w:cs="Times New Roman"/>
+          <w:sz w:val="32"/>
+          <w:szCs w:val="32"/>
+          <w:lang w:val="en-US"/>
+        </w:rPr>
+        <w:t>calculateLevenshteinDist</w:t>
+      </w:r>
+      <w:proofErr w:type="spellEnd"/>
+      <w:r>
+        <w:rPr>
+          <w:rFonts w:ascii="Times New Roman" w:hAnsi="Times New Roman" w:cs="Times New Roman"/>
+          <w:sz w:val="32"/>
+          <w:szCs w:val="32"/>
+          <w:lang w:val="en-US"/>
+        </w:rPr>
+        <w:t xml:space="preserve"> which is created to find difference between two strings whose weights for complete string are equal</w:t>
+      </w:r>
+      <w:r>
+        <w:rPr>
+          <w:rFonts w:ascii="Times New Roman" w:hAnsi="Times New Roman" w:cs="Times New Roman"/>
+          <w:sz w:val="32"/>
+          <w:szCs w:val="32"/>
+          <w:lang w:val="en-US"/>
+        </w:rPr>
+        <w:t>.</w:t>
+      </w:r>
     </w:p>
     <w:p>
       <w:pPr>
@@ -2102,12 +2459,20 @@
           <w:szCs w:val="32"/>
           <w:lang w:val="en-US"/>
         </w:rPr>
-        <w:t>remove_equals</w:t>
-      </w:r>
-      <w:r>
-        <w:rPr>
-          <w:rFonts w:ascii="Times New Roman" w:hAnsi="Times New Roman" w:cs="Times New Roman"/>
-          <w:b/>
+        <w:t>transform():</w:t>
+      </w:r>
+      <w:r>
+        <w:rPr>
+          <w:rFonts w:ascii="Times New Roman" w:hAnsi="Times New Roman" w:cs="Times New Roman"/>
+          <w:sz w:val="32"/>
+          <w:szCs w:val="32"/>
+          <w:lang w:val="en-US"/>
+        </w:rPr>
+        <w:t>This function gives the tf and idf value to each frame present in the words and returns the dict with frame name as key and value as tf,</w:t>
+      </w:r>
+      <w:r>
+        <w:rPr>
+          <w:rFonts w:ascii="Times New Roman" w:hAnsi="Times New Roman" w:cs="Times New Roman"/>
           <w:sz w:val="32"/>
           <w:szCs w:val="32"/>
           <w:lang w:val="en-US"/>
@@ -2117,21 +2482,20 @@
       <w:r>
         <w:rPr>
           <w:rFonts w:ascii="Times New Roman" w:hAnsi="Times New Roman" w:cs="Times New Roman"/>
-          <w:b/>
-          <w:sz w:val="32"/>
-          <w:szCs w:val="32"/>
-          <w:lang w:val="en-US"/>
-        </w:rPr>
-        <w:t>():</w:t>
-      </w:r>
-      <w:r>
-        <w:rPr>
-          <w:rFonts w:ascii="Times New Roman" w:hAnsi="Times New Roman" w:cs="Times New Roman"/>
-          <w:sz w:val="32"/>
-          <w:szCs w:val="32"/>
-          <w:lang w:val="en-US"/>
-        </w:rPr>
-        <w:t>This function removes the same adjacent stack frames that are same (Basically used for removing the recursions present in the stack frame)</w:t>
+          <w:sz w:val="32"/>
+          <w:szCs w:val="32"/>
+          <w:lang w:val="en-US"/>
+        </w:rPr>
+        <w:t>idf</w:t>
+      </w:r>
+      <w:r>
+        <w:rPr>
+          <w:rFonts w:ascii="Times New Roman" w:hAnsi="Times New Roman" w:cs="Times New Roman"/>
+          <w:sz w:val="32"/>
+          <w:szCs w:val="32"/>
+          <w:lang w:val="en-US"/>
+        </w:rPr>
+        <w:t>.</w:t>
       </w:r>
     </w:p>
     <w:p>
@@ -2156,20 +2520,12 @@
           <w:szCs w:val="32"/>
           <w:lang w:val="en-US"/>
         </w:rPr>
-        <w:t>transform():</w:t>
-      </w:r>
-      <w:r>
-        <w:rPr>
-          <w:rFonts w:ascii="Times New Roman" w:hAnsi="Times New Roman" w:cs="Times New Roman"/>
-          <w:sz w:val="32"/>
-          <w:szCs w:val="32"/>
-          <w:lang w:val="en-US"/>
-        </w:rPr>
-        <w:t>This function gives the tf and idf value to each frame present in the words and returns the dict with frame name as key and value as tf,</w:t>
-      </w:r>
-      <w:r>
-        <w:rPr>
-          <w:rFonts w:ascii="Times New Roman" w:hAnsi="Times New Roman" w:cs="Times New Roman"/>
+        <w:t>compute_lcp</w:t>
+      </w:r>
+      <w:r>
+        <w:rPr>
+          <w:rFonts w:ascii="Times New Roman" w:hAnsi="Times New Roman" w:cs="Times New Roman"/>
+          <w:b/>
           <w:sz w:val="32"/>
           <w:szCs w:val="32"/>
           <w:lang w:val="en-US"/>
@@ -2179,11 +2535,39 @@
       <w:r>
         <w:rPr>
           <w:rFonts w:ascii="Times New Roman" w:hAnsi="Times New Roman" w:cs="Times New Roman"/>
-          <w:sz w:val="32"/>
-          <w:szCs w:val="32"/>
-          <w:lang w:val="en-US"/>
-        </w:rPr>
-        <w:t>idf</w:t>
+          <w:b/>
+          <w:sz w:val="32"/>
+          <w:szCs w:val="32"/>
+          <w:lang w:val="en-US"/>
+        </w:rPr>
+        <w:t>():</w:t>
+      </w:r>
+      <w:r>
+        <w:rPr>
+          <w:rFonts w:ascii="Times New Roman" w:hAnsi="Times New Roman" w:cs="Times New Roman"/>
+          <w:sz w:val="32"/>
+          <w:szCs w:val="32"/>
+          <w:lang w:val="en-US"/>
+        </w:rPr>
+        <w:t xml:space="preserve"> This function computes the length of LCP</w:t>
+      </w:r>
+      <w:r>
+        <w:rPr>
+          <w:rFonts w:ascii="Times New Roman" w:hAnsi="Times New Roman" w:cs="Times New Roman"/>
+          <w:sz w:val="32"/>
+          <w:szCs w:val="32"/>
+          <w:lang w:val="en-US"/>
+        </w:rPr>
+        <w:t xml:space="preserve"> </w:t>
+      </w:r>
+      <w:r>
+        <w:rPr>
+          <w:rFonts w:ascii="Times New Roman" w:hAnsi="Times New Roman" w:cs="Times New Roman"/>
+          <w:sz w:val="32"/>
+          <w:szCs w:val="32"/>
+          <w:lang w:val="en-US"/>
+        </w:rPr>
+        <w:t>(Longest Common Prefix) of two stack traces</w:t>
       </w:r>
       <w:r>
         <w:rPr>
@@ -2213,92 +2597,12 @@
         <w:rPr>
           <w:rFonts w:ascii="Times New Roman" w:hAnsi="Times New Roman" w:cs="Times New Roman"/>
           <w:b/>
-          <w:sz w:val="32"/>
-          <w:szCs w:val="32"/>
-          <w:lang w:val="en-US"/>
-        </w:rPr>
-        <w:t>compute_lcp</w:t>
-      </w:r>
-      <w:r>
-        <w:rPr>
-          <w:rFonts w:ascii="Times New Roman" w:hAnsi="Times New Roman" w:cs="Times New Roman"/>
-          <w:b/>
-          <w:sz w:val="32"/>
-          <w:szCs w:val="32"/>
-          <w:lang w:val="en-US"/>
-        </w:rPr>
-        <w:t xml:space="preserve"> </w:t>
-      </w:r>
-      <w:r>
-        <w:rPr>
-          <w:rFonts w:ascii="Times New Roman" w:hAnsi="Times New Roman" w:cs="Times New Roman"/>
-          <w:b/>
-          <w:sz w:val="32"/>
-          <w:szCs w:val="32"/>
-          <w:lang w:val="en-US"/>
-        </w:rPr>
-        <w:t>():</w:t>
-      </w:r>
-      <w:r>
-        <w:rPr>
-          <w:rFonts w:ascii="Times New Roman" w:hAnsi="Times New Roman" w:cs="Times New Roman"/>
-          <w:sz w:val="32"/>
-          <w:szCs w:val="32"/>
-          <w:lang w:val="en-US"/>
-        </w:rPr>
-        <w:t xml:space="preserve"> This function computes the length of LCP</w:t>
-      </w:r>
-      <w:r>
-        <w:rPr>
-          <w:rFonts w:ascii="Times New Roman" w:hAnsi="Times New Roman" w:cs="Times New Roman"/>
-          <w:sz w:val="32"/>
-          <w:szCs w:val="32"/>
-          <w:lang w:val="en-US"/>
-        </w:rPr>
-        <w:t xml:space="preserve"> </w:t>
-      </w:r>
-      <w:r>
-        <w:rPr>
-          <w:rFonts w:ascii="Times New Roman" w:hAnsi="Times New Roman" w:cs="Times New Roman"/>
-          <w:sz w:val="32"/>
-          <w:szCs w:val="32"/>
-          <w:lang w:val="en-US"/>
-        </w:rPr>
-        <w:t>(Longest Common Prefix) of two stack traces</w:t>
-      </w:r>
-      <w:r>
-        <w:rPr>
-          <w:rFonts w:ascii="Times New Roman" w:hAnsi="Times New Roman" w:cs="Times New Roman"/>
-          <w:sz w:val="32"/>
-          <w:szCs w:val="32"/>
-          <w:lang w:val="en-US"/>
-        </w:rPr>
-        <w:t>.</w:t>
-      </w:r>
-    </w:p>
-    <w:p>
-      <w:pPr>
-        <w:pStyle w:val="ListParagraph"/>
-        <w:numPr>
-          <w:ilvl w:val="0"/>
-          <w:numId w:val="6"/>
-        </w:numPr>
-        <w:rPr>
-          <w:rFonts w:ascii="Times New Roman" w:hAnsi="Times New Roman" w:cs="Times New Roman"/>
-          <w:sz w:val="32"/>
-          <w:szCs w:val="32"/>
-          <w:lang w:val="en-US"/>
-        </w:rPr>
-      </w:pPr>
-      <w:r>
-        <w:rPr>
-          <w:rFonts w:ascii="Times New Roman" w:hAnsi="Times New Roman" w:cs="Times New Roman"/>
-          <w:b/>
           <w:noProof/>
           <w:sz w:val="32"/>
           <w:szCs w:val="32"/>
           <w:lang w:eastAsia="en-IN"/>
         </w:rPr>
+        <w:lastRenderedPageBreak/>
         <w:drawing>
           <wp:anchor distT="0" distB="0" distL="114300" distR="114300" simplePos="0" relativeHeight="251675648" behindDoc="0" locked="0" layoutInCell="1" allowOverlap="1" wp14:anchorId="526D8784" wp14:editId="4EF4A9B8">
             <wp:simplePos x="0" y="0"/>
@@ -2652,7 +2956,6 @@
           <w:szCs w:val="32"/>
           <w:lang w:val="en-US"/>
         </w:rPr>
-        <w:lastRenderedPageBreak/>
         <w:t xml:space="preserve">  </w:t>
       </w:r>
     </w:p>
@@ -2863,6 +3166,7 @@
           <w:lang w:val="en-US"/>
         </w:rPr>
       </w:pPr>
+      <w:proofErr w:type="spellStart"/>
       <w:r>
         <w:rPr>
           <w:rFonts w:ascii="Times New Roman" w:hAnsi="Times New Roman" w:cs="Times New Roman"/>
@@ -2871,16 +3175,35 @@
           <w:szCs w:val="32"/>
           <w:lang w:val="en-US"/>
         </w:rPr>
-        <w:t>lcp</w:t>
-      </w:r>
-      <w:r>
-        <w:rPr>
-          <w:rFonts w:ascii="Times New Roman" w:hAnsi="Times New Roman" w:cs="Times New Roman"/>
-          <w:sz w:val="32"/>
-          <w:szCs w:val="32"/>
-          <w:lang w:val="en-US"/>
-        </w:rPr>
-        <w:t>: Longest Common Prefix of the stack frames present in X_train which act as signature for every cluster object</w:t>
+        <w:t>errorStr</w:t>
+      </w:r>
+      <w:proofErr w:type="spellEnd"/>
+      <w:r>
+        <w:rPr>
+          <w:rFonts w:ascii="Times New Roman" w:hAnsi="Times New Roman" w:cs="Times New Roman"/>
+          <w:sz w:val="32"/>
+          <w:szCs w:val="32"/>
+          <w:lang w:val="en-US"/>
+        </w:rPr>
+        <w:t xml:space="preserve">: </w:t>
+      </w:r>
+      <w:r>
+        <w:rPr>
+          <w:rFonts w:ascii="Times New Roman" w:hAnsi="Times New Roman" w:cs="Times New Roman"/>
+          <w:sz w:val="32"/>
+          <w:szCs w:val="32"/>
+          <w:lang w:val="en-US"/>
+        </w:rPr>
+        <w:t xml:space="preserve">This </w:t>
+      </w:r>
+      <w:r>
+        <w:rPr>
+          <w:rFonts w:ascii="Times New Roman" w:hAnsi="Times New Roman" w:cs="Times New Roman"/>
+          <w:sz w:val="32"/>
+          <w:szCs w:val="32"/>
+          <w:lang w:val="en-US"/>
+        </w:rPr>
+        <w:t>act as signature for every cluster object</w:t>
       </w:r>
     </w:p>
     <w:p>
@@ -3024,16 +3347,36 @@
           <w:szCs w:val="32"/>
           <w:lang w:val="en-US"/>
         </w:rPr>
-        <w:t>Modif</w:t>
-      </w:r>
-      <w:r>
-        <w:rPr>
-          <w:rFonts w:ascii="Times New Roman" w:hAnsi="Times New Roman" w:cs="Times New Roman"/>
-          <w:sz w:val="32"/>
-          <w:szCs w:val="32"/>
-          <w:lang w:val="en-US"/>
-        </w:rPr>
-        <w:t xml:space="preserve">ying the LCP </w:t>
+        <w:t xml:space="preserve">Sets the value of </w:t>
+      </w:r>
+      <w:proofErr w:type="spellStart"/>
+      <w:r>
+        <w:rPr>
+          <w:rFonts w:ascii="Times New Roman" w:hAnsi="Times New Roman" w:cs="Times New Roman"/>
+          <w:sz w:val="32"/>
+          <w:szCs w:val="32"/>
+          <w:lang w:val="en-US"/>
+        </w:rPr>
+        <w:t>errorStr</w:t>
+      </w:r>
+      <w:proofErr w:type="spellEnd"/>
+      <w:r>
+        <w:rPr>
+          <w:rFonts w:ascii="Times New Roman" w:hAnsi="Times New Roman" w:cs="Times New Roman"/>
+          <w:sz w:val="32"/>
+          <w:szCs w:val="32"/>
+          <w:lang w:val="en-US"/>
+        </w:rPr>
+        <w:t xml:space="preserve"> which is basically the error line which is common for all the elements in the cluster. </w:t>
+      </w:r>
+      <w:r>
+        <w:rPr>
+          <w:rFonts w:ascii="Times New Roman" w:hAnsi="Times New Roman" w:cs="Times New Roman"/>
+          <w:sz w:val="32"/>
+          <w:szCs w:val="32"/>
+          <w:lang w:val="en-US"/>
+        </w:rPr>
+        <w:t xml:space="preserve"> </w:t>
       </w:r>
     </w:p>
     <w:p>
@@ -3058,6 +3401,7 @@
           <w:szCs w:val="32"/>
           <w:lang w:val="en-US"/>
         </w:rPr>
+        <w:lastRenderedPageBreak/>
         <w:t>compute_scores ():</w:t>
       </w:r>
       <w:r>
@@ -3349,52 +3693,571 @@
           <w:szCs w:val="32"/>
           <w:lang w:val="en-US"/>
         </w:rPr>
-        <w:t>Cluster_Signatures</w:t>
-      </w:r>
-      <w:r>
-        <w:rPr>
-          <w:rFonts w:ascii="Times New Roman" w:hAnsi="Times New Roman" w:cs="Times New Roman"/>
-          <w:sz w:val="32"/>
-          <w:szCs w:val="32"/>
-          <w:lang w:val="en-US"/>
-        </w:rPr>
-        <w:t xml:space="preserve">: ClusteringUtil object </w:t>
-      </w:r>
-      <w:r>
-        <w:rPr>
-          <w:rFonts w:ascii="Times New Roman" w:hAnsi="Times New Roman" w:cs="Times New Roman"/>
-          <w:sz w:val="32"/>
-          <w:szCs w:val="32"/>
-          <w:lang w:val="en-US"/>
-        </w:rPr>
-        <w:t xml:space="preserve">which has all the </w:t>
-      </w:r>
-      <w:r>
-        <w:rPr>
-          <w:rFonts w:ascii="Times New Roman" w:hAnsi="Times New Roman" w:cs="Times New Roman"/>
-          <w:sz w:val="32"/>
-          <w:szCs w:val="32"/>
-          <w:lang w:val="en-US"/>
-        </w:rPr>
-        <w:t>important information i.e. size of training data</w:t>
-      </w:r>
-      <w:r>
-        <w:rPr>
-          <w:rFonts w:ascii="Times New Roman" w:hAnsi="Times New Roman" w:cs="Times New Roman"/>
-          <w:sz w:val="32"/>
-          <w:szCs w:val="32"/>
-          <w:lang w:val="en-US"/>
-        </w:rPr>
-        <w:t xml:space="preserve">, frequency count of every frame in </w:t>
-      </w:r>
-      <w:r>
-        <w:rPr>
-          <w:rFonts w:ascii="Times New Roman" w:hAnsi="Times New Roman" w:cs="Times New Roman"/>
-          <w:sz w:val="32"/>
-          <w:szCs w:val="32"/>
-          <w:lang w:val="en-US"/>
-        </w:rPr>
-        <w:t>training data</w:t>
+        <w:t>clusters</w:t>
+      </w:r>
+      <w:r>
+        <w:rPr>
+          <w:rFonts w:ascii="Times New Roman" w:hAnsi="Times New Roman" w:cs="Times New Roman"/>
+          <w:sz w:val="32"/>
+          <w:szCs w:val="32"/>
+          <w:lang w:val="en-US"/>
+        </w:rPr>
+        <w:t>:</w:t>
+      </w:r>
+      <w:r>
+        <w:rPr>
+          <w:rFonts w:ascii="Times New Roman" w:hAnsi="Times New Roman" w:cs="Times New Roman"/>
+          <w:sz w:val="32"/>
+          <w:szCs w:val="32"/>
+          <w:lang w:val="en-US"/>
+        </w:rPr>
+        <w:t xml:space="preserve"> </w:t>
+      </w:r>
+      <w:r>
+        <w:rPr>
+          <w:rFonts w:ascii="Times New Roman" w:hAnsi="Times New Roman" w:cs="Times New Roman"/>
+          <w:sz w:val="32"/>
+          <w:szCs w:val="32"/>
+          <w:lang w:val="en-US"/>
+        </w:rPr>
+        <w:t>list which stores the objects of all the clusters present in the model</w:t>
+      </w:r>
+    </w:p>
+    <w:p>
+      <w:pPr>
+        <w:ind w:left="360"/>
+        <w:rPr>
+          <w:rFonts w:ascii="Times New Roman" w:hAnsi="Times New Roman" w:cs="Times New Roman"/>
+          <w:sz w:val="32"/>
+          <w:szCs w:val="32"/>
+          <w:lang w:val="en-US"/>
+        </w:rPr>
+      </w:pPr>
+      <w:r>
+        <w:rPr>
+          <w:rFonts w:ascii="Times New Roman" w:hAnsi="Times New Roman" w:cs="Times New Roman"/>
+          <w:sz w:val="32"/>
+          <w:szCs w:val="32"/>
+          <w:lang w:val="en-US"/>
+        </w:rPr>
+        <w:t>Also it provides the following functions:</w:t>
+      </w:r>
+    </w:p>
+    <w:p>
+      <w:pPr>
+        <w:pStyle w:val="ListParagraph"/>
+        <w:numPr>
+          <w:ilvl w:val="0"/>
+          <w:numId w:val="12"/>
+        </w:numPr>
+        <w:rPr>
+          <w:rFonts w:ascii="Times New Roman" w:hAnsi="Times New Roman" w:cs="Times New Roman"/>
+          <w:sz w:val="32"/>
+          <w:szCs w:val="32"/>
+          <w:lang w:val="en-US"/>
+        </w:rPr>
+      </w:pPr>
+      <w:proofErr w:type="gramStart"/>
+      <w:r>
+        <w:rPr>
+          <w:rFonts w:ascii="Times New Roman" w:hAnsi="Times New Roman" w:cs="Times New Roman"/>
+          <w:b/>
+          <w:sz w:val="32"/>
+          <w:szCs w:val="32"/>
+          <w:lang w:val="en-US"/>
+        </w:rPr>
+        <w:t>fit</w:t>
+      </w:r>
+      <w:proofErr w:type="gramEnd"/>
+      <w:r>
+        <w:rPr>
+          <w:rFonts w:ascii="Times New Roman" w:hAnsi="Times New Roman" w:cs="Times New Roman"/>
+          <w:b/>
+          <w:sz w:val="32"/>
+          <w:szCs w:val="32"/>
+          <w:lang w:val="en-US"/>
+        </w:rPr>
+        <w:t xml:space="preserve"> ():</w:t>
+      </w:r>
+      <w:r>
+        <w:rPr>
+          <w:rFonts w:ascii="Times New Roman" w:hAnsi="Times New Roman" w:cs="Times New Roman"/>
+          <w:sz w:val="32"/>
+          <w:szCs w:val="32"/>
+          <w:lang w:val="en-US"/>
+        </w:rPr>
+        <w:t>his function is used to fit the given training dat</w:t>
+      </w:r>
+      <w:r>
+        <w:rPr>
+          <w:rFonts w:ascii="Times New Roman" w:hAnsi="Times New Roman" w:cs="Times New Roman"/>
+          <w:sz w:val="32"/>
+          <w:szCs w:val="32"/>
+          <w:lang w:val="en-US"/>
+        </w:rPr>
+        <w:t xml:space="preserve">aset X_train into the model. </w:t>
+      </w:r>
+      <w:r>
+        <w:rPr>
+          <w:rFonts w:ascii="Times New Roman" w:hAnsi="Times New Roman" w:cs="Times New Roman"/>
+          <w:sz w:val="32"/>
+          <w:szCs w:val="32"/>
+          <w:lang w:val="en-US"/>
+        </w:rPr>
+        <w:t xml:space="preserve">Also finds a suitable cluster for the given training row </w:t>
+      </w:r>
+      <w:proofErr w:type="spellStart"/>
+      <w:r>
+        <w:rPr>
+          <w:rFonts w:ascii="Times New Roman" w:hAnsi="Times New Roman" w:cs="Times New Roman"/>
+          <w:sz w:val="32"/>
+          <w:szCs w:val="32"/>
+          <w:lang w:val="en-US"/>
+        </w:rPr>
+        <w:t>i.e</w:t>
+      </w:r>
+      <w:proofErr w:type="spellEnd"/>
+      <w:r>
+        <w:rPr>
+          <w:rFonts w:ascii="Times New Roman" w:hAnsi="Times New Roman" w:cs="Times New Roman"/>
+          <w:sz w:val="32"/>
+          <w:szCs w:val="32"/>
+          <w:lang w:val="en-US"/>
+        </w:rPr>
+        <w:t xml:space="preserve"> having cluster with same type of error</w:t>
+      </w:r>
+      <w:r>
+        <w:rPr>
+          <w:rFonts w:ascii="Times New Roman" w:hAnsi="Times New Roman" w:cs="Times New Roman"/>
+          <w:sz w:val="32"/>
+          <w:szCs w:val="32"/>
+          <w:lang w:val="en-US"/>
+        </w:rPr>
+        <w:t xml:space="preserve"> </w:t>
+      </w:r>
+      <w:r>
+        <w:rPr>
+          <w:rFonts w:ascii="Times New Roman" w:hAnsi="Times New Roman" w:cs="Times New Roman"/>
+          <w:sz w:val="32"/>
+          <w:szCs w:val="32"/>
+          <w:lang w:val="en-US"/>
+        </w:rPr>
+        <w:t>Code)</w:t>
+      </w:r>
+      <w:r>
+        <w:rPr>
+          <w:rFonts w:ascii="Times New Roman" w:hAnsi="Times New Roman" w:cs="Times New Roman"/>
+          <w:sz w:val="32"/>
+          <w:szCs w:val="32"/>
+          <w:lang w:val="en-US"/>
+        </w:rPr>
+        <w:t>.</w:t>
+      </w:r>
+      <w:r>
+        <w:rPr>
+          <w:rFonts w:ascii="Times New Roman" w:hAnsi="Times New Roman" w:cs="Times New Roman"/>
+          <w:sz w:val="32"/>
+          <w:szCs w:val="32"/>
+          <w:lang w:val="en-US"/>
+        </w:rPr>
+        <w:t xml:space="preserve"> If not present will create a new Cluster object for this </w:t>
+      </w:r>
+      <w:r>
+        <w:rPr>
+          <w:rFonts w:ascii="Times New Roman" w:hAnsi="Times New Roman" w:cs="Times New Roman"/>
+          <w:sz w:val="32"/>
+          <w:szCs w:val="32"/>
+          <w:lang w:val="en-US"/>
+        </w:rPr>
+        <w:t xml:space="preserve">entry and append it to the </w:t>
+      </w:r>
+      <w:r>
+        <w:rPr>
+          <w:rFonts w:ascii="Times New Roman" w:hAnsi="Times New Roman" w:cs="Times New Roman"/>
+          <w:sz w:val="32"/>
+          <w:szCs w:val="32"/>
+          <w:lang w:val="en-US"/>
+        </w:rPr>
+        <w:t>cluster list</w:t>
+      </w:r>
+    </w:p>
+    <w:p>
+      <w:pPr>
+        <w:pStyle w:val="ListParagraph"/>
+        <w:numPr>
+          <w:ilvl w:val="0"/>
+          <w:numId w:val="12"/>
+        </w:numPr>
+        <w:rPr>
+          <w:rFonts w:ascii="Times New Roman" w:hAnsi="Times New Roman" w:cs="Times New Roman"/>
+          <w:sz w:val="32"/>
+          <w:szCs w:val="32"/>
+          <w:lang w:val="en-US"/>
+        </w:rPr>
+      </w:pPr>
+      <w:r>
+        <w:rPr>
+          <w:rFonts w:ascii="Times New Roman" w:hAnsi="Times New Roman" w:cs="Times New Roman"/>
+          <w:sz w:val="32"/>
+          <w:szCs w:val="32"/>
+          <w:lang w:val="en-US"/>
+        </w:rPr>
+        <w:t xml:space="preserve"> </w:t>
+      </w:r>
+      <w:r>
+        <w:rPr>
+          <w:rFonts w:ascii="Times New Roman" w:hAnsi="Times New Roman" w:cs="Times New Roman"/>
+          <w:b/>
+          <w:sz w:val="32"/>
+          <w:szCs w:val="32"/>
+          <w:lang w:val="en-US"/>
+        </w:rPr>
+        <w:t>find_cluster ()</w:t>
+      </w:r>
+      <w:proofErr w:type="gramStart"/>
+      <w:r>
+        <w:rPr>
+          <w:rFonts w:ascii="Times New Roman" w:hAnsi="Times New Roman" w:cs="Times New Roman"/>
+          <w:b/>
+          <w:sz w:val="32"/>
+          <w:szCs w:val="32"/>
+          <w:lang w:val="en-US"/>
+        </w:rPr>
+        <w:t>:</w:t>
+      </w:r>
+      <w:r>
+        <w:rPr>
+          <w:rFonts w:ascii="Times New Roman" w:hAnsi="Times New Roman" w:cs="Times New Roman"/>
+          <w:sz w:val="32"/>
+          <w:szCs w:val="32"/>
+          <w:lang w:val="en-US"/>
+        </w:rPr>
+        <w:t>This</w:t>
+      </w:r>
+      <w:proofErr w:type="gramEnd"/>
+      <w:r>
+        <w:rPr>
+          <w:rFonts w:ascii="Times New Roman" w:hAnsi="Times New Roman" w:cs="Times New Roman"/>
+          <w:sz w:val="32"/>
+          <w:szCs w:val="32"/>
+          <w:lang w:val="en-US"/>
+        </w:rPr>
+        <w:t xml:space="preserve"> function is used to find the best cl</w:t>
+      </w:r>
+      <w:r>
+        <w:rPr>
+          <w:rFonts w:ascii="Times New Roman" w:hAnsi="Times New Roman" w:cs="Times New Roman"/>
+          <w:sz w:val="32"/>
+          <w:szCs w:val="32"/>
+          <w:lang w:val="en-US"/>
+        </w:rPr>
+        <w:t>uster for the given stack frame</w:t>
+      </w:r>
+      <w:r>
+        <w:rPr>
+          <w:rFonts w:ascii="Times New Roman" w:hAnsi="Times New Roman" w:cs="Times New Roman"/>
+          <w:sz w:val="32"/>
+          <w:szCs w:val="32"/>
+          <w:lang w:val="en-US"/>
+        </w:rPr>
+        <w:t>.</w:t>
+      </w:r>
+      <w:r>
+        <w:rPr>
+          <w:rFonts w:ascii="Times New Roman" w:hAnsi="Times New Roman" w:cs="Times New Roman"/>
+          <w:sz w:val="32"/>
+          <w:szCs w:val="32"/>
+          <w:lang w:val="en-US"/>
+        </w:rPr>
+        <w:t xml:space="preserve"> </w:t>
+      </w:r>
+      <w:r>
+        <w:rPr>
+          <w:rFonts w:ascii="Times New Roman" w:hAnsi="Times New Roman" w:cs="Times New Roman"/>
+          <w:sz w:val="32"/>
+          <w:szCs w:val="32"/>
+          <w:lang w:val="en-US"/>
+        </w:rPr>
+        <w:t xml:space="preserve">This function will find the edit distance of this </w:t>
+      </w:r>
+      <w:proofErr w:type="spellStart"/>
+      <w:r>
+        <w:rPr>
+          <w:rFonts w:ascii="Times New Roman" w:hAnsi="Times New Roman" w:cs="Times New Roman"/>
+          <w:sz w:val="32"/>
+          <w:szCs w:val="32"/>
+          <w:lang w:val="en-US"/>
+        </w:rPr>
+        <w:t>errorCode</w:t>
+      </w:r>
+      <w:proofErr w:type="spellEnd"/>
+      <w:r>
+        <w:rPr>
+          <w:rFonts w:ascii="Times New Roman" w:hAnsi="Times New Roman" w:cs="Times New Roman"/>
+          <w:sz w:val="32"/>
+          <w:szCs w:val="32"/>
+          <w:lang w:val="en-US"/>
+        </w:rPr>
+        <w:t xml:space="preserve"> with the </w:t>
+      </w:r>
+      <w:proofErr w:type="spellStart"/>
+      <w:r>
+        <w:rPr>
+          <w:rFonts w:ascii="Times New Roman" w:hAnsi="Times New Roman" w:cs="Times New Roman"/>
+          <w:sz w:val="32"/>
+          <w:szCs w:val="32"/>
+          <w:lang w:val="en-US"/>
+        </w:rPr>
+        <w:t>errorCode</w:t>
+      </w:r>
+      <w:proofErr w:type="spellEnd"/>
+      <w:r>
+        <w:rPr>
+          <w:rFonts w:ascii="Times New Roman" w:hAnsi="Times New Roman" w:cs="Times New Roman"/>
+          <w:sz w:val="32"/>
+          <w:szCs w:val="32"/>
+          <w:lang w:val="en-US"/>
+        </w:rPr>
+        <w:t xml:space="preserve"> of All Coredumps</w:t>
+      </w:r>
+      <w:r>
+        <w:rPr>
+          <w:rFonts w:ascii="Times New Roman" w:hAnsi="Times New Roman" w:cs="Times New Roman"/>
+          <w:sz w:val="32"/>
+          <w:szCs w:val="32"/>
+          <w:lang w:val="en-US"/>
+        </w:rPr>
+        <w:t xml:space="preserve"> </w:t>
+      </w:r>
+      <w:r>
+        <w:rPr>
+          <w:rFonts w:ascii="Times New Roman" w:hAnsi="Times New Roman" w:cs="Times New Roman"/>
+          <w:sz w:val="32"/>
+          <w:szCs w:val="32"/>
+          <w:lang w:val="en-US"/>
+        </w:rPr>
+        <w:t>and based on this will return the index of best cluster</w:t>
+      </w:r>
+      <w:proofErr w:type="gramStart"/>
+      <w:r>
+        <w:rPr>
+          <w:rFonts w:ascii="Times New Roman" w:hAnsi="Times New Roman" w:cs="Times New Roman"/>
+          <w:sz w:val="32"/>
+          <w:szCs w:val="32"/>
+          <w:lang w:val="en-US"/>
+        </w:rPr>
+        <w:t>.</w:t>
+      </w:r>
+      <w:r>
+        <w:rPr>
+          <w:rFonts w:ascii="Times New Roman" w:hAnsi="Times New Roman" w:cs="Times New Roman"/>
+          <w:sz w:val="32"/>
+          <w:szCs w:val="32"/>
+          <w:lang w:val="en-US"/>
+        </w:rPr>
+        <w:t>.</w:t>
+      </w:r>
+      <w:proofErr w:type="gramEnd"/>
+    </w:p>
+    <w:p>
+      <w:pPr>
+        <w:pStyle w:val="ListParagraph"/>
+        <w:numPr>
+          <w:ilvl w:val="0"/>
+          <w:numId w:val="12"/>
+        </w:numPr>
+        <w:rPr>
+          <w:rFonts w:ascii="Times New Roman" w:hAnsi="Times New Roman" w:cs="Times New Roman"/>
+          <w:sz w:val="32"/>
+          <w:szCs w:val="32"/>
+          <w:lang w:val="en-US"/>
+        </w:rPr>
+      </w:pPr>
+      <w:r>
+        <w:rPr>
+          <w:rFonts w:ascii="Times New Roman" w:hAnsi="Times New Roman" w:cs="Times New Roman"/>
+          <w:b/>
+          <w:sz w:val="32"/>
+          <w:szCs w:val="32"/>
+          <w:lang w:val="en-US"/>
+        </w:rPr>
+        <w:t>predict ():</w:t>
+      </w:r>
+      <w:r>
+        <w:rPr>
+          <w:rFonts w:ascii="Times New Roman" w:hAnsi="Times New Roman" w:cs="Times New Roman"/>
+          <w:sz w:val="32"/>
+          <w:szCs w:val="32"/>
+          <w:lang w:val="en-US"/>
+        </w:rPr>
+        <w:t xml:space="preserve"> This function is </w:t>
+      </w:r>
+      <w:r>
+        <w:rPr>
+          <w:rFonts w:ascii="Times New Roman" w:hAnsi="Times New Roman" w:cs="Times New Roman"/>
+          <w:sz w:val="32"/>
+          <w:szCs w:val="32"/>
+          <w:lang w:val="en-US"/>
+        </w:rPr>
+        <w:t>used to find the most suitable k</w:t>
+      </w:r>
+      <w:r>
+        <w:rPr>
+          <w:rFonts w:ascii="Times New Roman" w:hAnsi="Times New Roman" w:cs="Times New Roman"/>
+          <w:sz w:val="32"/>
+          <w:szCs w:val="32"/>
+          <w:lang w:val="en-US"/>
+        </w:rPr>
+        <w:t>(i.e. equal to 5)</w:t>
+      </w:r>
+      <w:r>
+        <w:rPr>
+          <w:rFonts w:ascii="Times New Roman" w:hAnsi="Times New Roman" w:cs="Times New Roman"/>
+          <w:sz w:val="32"/>
+          <w:szCs w:val="32"/>
+          <w:lang w:val="en-US"/>
+        </w:rPr>
+        <w:t xml:space="preserve"> stack frames for the given testing dat</w:t>
+      </w:r>
+      <w:r>
+        <w:rPr>
+          <w:rFonts w:ascii="Times New Roman" w:hAnsi="Times New Roman" w:cs="Times New Roman"/>
+          <w:sz w:val="32"/>
+          <w:szCs w:val="32"/>
+          <w:lang w:val="en-US"/>
+        </w:rPr>
+        <w:t>a</w:t>
+      </w:r>
+      <w:r>
+        <w:rPr>
+          <w:rFonts w:ascii="Times New Roman" w:hAnsi="Times New Roman" w:cs="Times New Roman"/>
+          <w:sz w:val="32"/>
+          <w:szCs w:val="32"/>
+          <w:lang w:val="en-US"/>
+        </w:rPr>
+        <w:t xml:space="preserve">set </w:t>
+      </w:r>
+    </w:p>
+    <w:p>
+      <w:pPr>
+        <w:pStyle w:val="ListParagraph"/>
+        <w:ind w:left="1080"/>
+        <w:rPr>
+          <w:rFonts w:ascii="Times New Roman" w:hAnsi="Times New Roman" w:cs="Times New Roman"/>
+          <w:sz w:val="32"/>
+          <w:szCs w:val="32"/>
+          <w:lang w:val="en-US"/>
+        </w:rPr>
+      </w:pPr>
+    </w:p>
+    <w:p>
+      <w:pPr>
+        <w:pStyle w:val="ListParagraph"/>
+        <w:numPr>
+          <w:ilvl w:val="1"/>
+          <w:numId w:val="14"/>
+        </w:numPr>
+        <w:rPr>
+          <w:rFonts w:ascii="Times New Roman" w:hAnsi="Times New Roman" w:cs="Times New Roman"/>
+          <w:b/>
+          <w:sz w:val="36"/>
+          <w:szCs w:val="40"/>
+          <w:u w:val="single"/>
+          <w:lang w:val="en-US"/>
+        </w:rPr>
+      </w:pPr>
+      <w:r>
+        <w:rPr>
+          <w:rFonts w:ascii="Times New Roman" w:hAnsi="Times New Roman" w:cs="Times New Roman"/>
+          <w:b/>
+          <w:sz w:val="36"/>
+          <w:szCs w:val="40"/>
+          <w:u w:val="single"/>
+          <w:lang w:val="en-US"/>
+        </w:rPr>
+        <w:t>ML_</w:t>
+      </w:r>
+      <w:bookmarkStart w:id="7" w:name="Clustering_Util"/>
+      <w:bookmarkStart w:id="8" w:name="Ml_Model"/>
+      <w:r>
+        <w:rPr>
+          <w:rFonts w:ascii="Times New Roman" w:hAnsi="Times New Roman" w:cs="Times New Roman"/>
+          <w:b/>
+          <w:sz w:val="36"/>
+          <w:szCs w:val="40"/>
+          <w:u w:val="single"/>
+          <w:lang w:val="en-US"/>
+        </w:rPr>
+        <w:t>Model</w:t>
+      </w:r>
+      <w:bookmarkEnd w:id="7"/>
+      <w:bookmarkEnd w:id="8"/>
+      <w:r>
+        <w:rPr>
+          <w:rFonts w:ascii="Times New Roman" w:hAnsi="Times New Roman" w:cs="Times New Roman"/>
+          <w:b/>
+          <w:sz w:val="36"/>
+          <w:szCs w:val="40"/>
+          <w:u w:val="single"/>
+          <w:lang w:val="en-US"/>
+        </w:rPr>
+        <w:t>.py:</w:t>
+      </w:r>
+    </w:p>
+    <w:p>
+      <w:pPr>
+        <w:ind w:left="360"/>
+        <w:rPr>
+          <w:rFonts w:ascii="Times New Roman" w:hAnsi="Times New Roman" w:cs="Times New Roman"/>
+          <w:sz w:val="32"/>
+          <w:szCs w:val="32"/>
+          <w:lang w:val="en-US"/>
+        </w:rPr>
+      </w:pPr>
+      <w:r>
+        <w:rPr>
+          <w:rFonts w:ascii="Times New Roman" w:hAnsi="Times New Roman" w:cs="Times New Roman"/>
+          <w:sz w:val="32"/>
+          <w:szCs w:val="32"/>
+          <w:lang w:val="en-US"/>
+        </w:rPr>
+        <w:t xml:space="preserve">  </w:t>
+      </w:r>
+      <w:r>
+        <w:rPr>
+          <w:rFonts w:ascii="Times New Roman" w:hAnsi="Times New Roman" w:cs="Times New Roman"/>
+          <w:sz w:val="32"/>
+          <w:szCs w:val="32"/>
+          <w:lang w:val="en-US"/>
+        </w:rPr>
+        <w:t xml:space="preserve">This class </w:t>
+      </w:r>
+      <w:r>
+        <w:rPr>
+          <w:rFonts w:ascii="Times New Roman" w:hAnsi="Times New Roman" w:cs="Times New Roman"/>
+          <w:sz w:val="32"/>
+          <w:szCs w:val="32"/>
+          <w:lang w:val="en-US"/>
+        </w:rPr>
+        <w:t xml:space="preserve">is the main class of the model. </w:t>
+      </w:r>
+      <w:r>
+        <w:rPr>
+          <w:rFonts w:ascii="Times New Roman" w:hAnsi="Times New Roman" w:cs="Times New Roman"/>
+          <w:sz w:val="32"/>
+          <w:szCs w:val="32"/>
+          <w:lang w:val="en-US"/>
+        </w:rPr>
+        <w:t>For creating a model you need to have the object of this class</w:t>
+      </w:r>
+      <w:r>
+        <w:rPr>
+          <w:rFonts w:ascii="Times New Roman" w:hAnsi="Times New Roman" w:cs="Times New Roman"/>
+          <w:sz w:val="32"/>
+          <w:szCs w:val="32"/>
+          <w:lang w:val="en-US"/>
+        </w:rPr>
+        <w:t>. It stores:</w:t>
       </w:r>
     </w:p>
     <w:p>
@@ -3447,7 +4310,7 @@
           <w:szCs w:val="32"/>
           <w:lang w:val="en-US"/>
         </w:rPr>
-        <w:t>list which stores the objects of all the clusters present in the model</w:t>
+        <w:t>a list of ClusterofErrors which will store the objects of ClusterofErrors in it for all the 32 different types of errors</w:t>
       </w:r>
     </w:p>
     <w:p>
@@ -3484,6 +4347,38 @@
           <w:lang w:val="en-US"/>
         </w:rPr>
       </w:pPr>
+      <w:proofErr w:type="spellStart"/>
+      <w:r>
+        <w:rPr>
+          <w:rFonts w:ascii="Times New Roman" w:hAnsi="Times New Roman" w:cs="Times New Roman"/>
+          <w:b/>
+          <w:sz w:val="32"/>
+          <w:szCs w:val="32"/>
+          <w:lang w:val="en-US"/>
+        </w:rPr>
+        <w:t>fit</w:t>
+      </w:r>
+      <w:r>
+        <w:rPr>
+          <w:rFonts w:ascii="Times New Roman" w:hAnsi="Times New Roman" w:cs="Times New Roman"/>
+          <w:b/>
+          <w:sz w:val="32"/>
+          <w:szCs w:val="32"/>
+          <w:lang w:val="en-US"/>
+        </w:rPr>
+        <w:t>_single</w:t>
+      </w:r>
+      <w:proofErr w:type="spellEnd"/>
+      <w:r>
+        <w:rPr>
+          <w:rFonts w:ascii="Times New Roman" w:hAnsi="Times New Roman" w:cs="Times New Roman"/>
+          <w:b/>
+          <w:sz w:val="32"/>
+          <w:szCs w:val="32"/>
+          <w:lang w:val="en-US"/>
+        </w:rPr>
+        <w:t xml:space="preserve"> ()</w:t>
+      </w:r>
       <w:proofErr w:type="gramStart"/>
       <w:r>
         <w:rPr>
@@ -3493,54 +4388,64 @@
           <w:szCs w:val="32"/>
           <w:lang w:val="en-US"/>
         </w:rPr>
-        <w:t>fit</w:t>
+        <w:t>:</w:t>
+      </w:r>
+      <w:r>
+        <w:rPr>
+          <w:rFonts w:ascii="Times New Roman" w:hAnsi="Times New Roman" w:cs="Times New Roman"/>
+          <w:sz w:val="32"/>
+          <w:szCs w:val="32"/>
+          <w:lang w:val="en-US"/>
+        </w:rPr>
+        <w:t>This</w:t>
       </w:r>
       <w:proofErr w:type="gramEnd"/>
       <w:r>
         <w:rPr>
           <w:rFonts w:ascii="Times New Roman" w:hAnsi="Times New Roman" w:cs="Times New Roman"/>
-          <w:b/>
-          <w:sz w:val="32"/>
-          <w:szCs w:val="32"/>
-          <w:lang w:val="en-US"/>
-        </w:rPr>
-        <w:t xml:space="preserve"> ():</w:t>
-      </w:r>
-      <w:r>
-        <w:rPr>
-          <w:rFonts w:ascii="Times New Roman" w:hAnsi="Times New Roman" w:cs="Times New Roman"/>
-          <w:sz w:val="32"/>
-          <w:szCs w:val="32"/>
-          <w:lang w:val="en-US"/>
-        </w:rPr>
-        <w:t xml:space="preserve"> This function is used to fit the given training dataset into the model. </w:t>
-      </w:r>
-      <w:r>
-        <w:rPr>
-          <w:rFonts w:ascii="Times New Roman" w:hAnsi="Times New Roman" w:cs="Times New Roman"/>
-          <w:sz w:val="32"/>
-          <w:szCs w:val="32"/>
-          <w:lang w:val="en-US"/>
-        </w:rPr>
-        <w:t>. This function modifies the tf-idf based upon the new value added. Also finds a suitable cluster for the given training row (i.e. hav</w:t>
-      </w:r>
-      <w:r>
-        <w:rPr>
-          <w:rFonts w:ascii="Times New Roman" w:hAnsi="Times New Roman" w:cs="Times New Roman"/>
-          <w:sz w:val="32"/>
-          <w:szCs w:val="32"/>
-          <w:lang w:val="en-US"/>
-        </w:rPr>
-        <w:t>ing cluster having lcp length&gt;=1</w:t>
-      </w:r>
-      <w:r>
-        <w:rPr>
-          <w:rFonts w:ascii="Times New Roman" w:hAnsi="Times New Roman" w:cs="Times New Roman"/>
-          <w:sz w:val="32"/>
-          <w:szCs w:val="32"/>
-          <w:lang w:val="en-US"/>
-        </w:rPr>
-        <w:t>0 with this entry's stack frame). If not present will create a new Cluster object for this entry and append it to the cluster list</w:t>
+          <w:sz w:val="32"/>
+          <w:szCs w:val="32"/>
+          <w:lang w:val="en-US"/>
+        </w:rPr>
+        <w:t xml:space="preserve"> function fits the given dataset row in the cluster of </w:t>
+      </w:r>
+      <w:r>
+        <w:rPr>
+          <w:rFonts w:ascii="Times New Roman" w:hAnsi="Times New Roman" w:cs="Times New Roman"/>
+          <w:sz w:val="32"/>
+          <w:szCs w:val="32"/>
+          <w:lang w:val="en-US"/>
+        </w:rPr>
+        <w:t xml:space="preserve">the </w:t>
+      </w:r>
+      <w:proofErr w:type="spellStart"/>
+      <w:r>
+        <w:rPr>
+          <w:rFonts w:ascii="Times New Roman" w:hAnsi="Times New Roman" w:cs="Times New Roman"/>
+          <w:sz w:val="32"/>
+          <w:szCs w:val="32"/>
+          <w:lang w:val="en-US"/>
+        </w:rPr>
+        <w:t>SignalNumber</w:t>
+      </w:r>
+      <w:proofErr w:type="spellEnd"/>
+      <w:r>
+        <w:rPr>
+          <w:rFonts w:ascii="Times New Roman" w:hAnsi="Times New Roman" w:cs="Times New Roman"/>
+          <w:sz w:val="32"/>
+          <w:szCs w:val="32"/>
+          <w:lang w:val="en-US"/>
+        </w:rPr>
+        <w:t xml:space="preserve"> of the row.</w:t>
+      </w:r>
+      <w:r>
+        <w:rPr>
+          <w:rFonts w:ascii="Times New Roman" w:hAnsi="Times New Roman" w:cs="Times New Roman"/>
+          <w:sz w:val="32"/>
+          <w:szCs w:val="32"/>
+          <w:lang w:val="en-US"/>
+        </w:rPr>
+        <w:t xml:space="preserve"> </w:t>
       </w:r>
     </w:p>
     <w:p>
@@ -3557,15 +4462,7 @@
           <w:lang w:val="en-US"/>
         </w:rPr>
       </w:pPr>
-      <w:r>
-        <w:rPr>
-          <w:rFonts w:ascii="Times New Roman" w:hAnsi="Times New Roman" w:cs="Times New Roman"/>
-          <w:sz w:val="32"/>
-          <w:szCs w:val="32"/>
-          <w:lang w:val="en-US"/>
-        </w:rPr>
-        <w:t xml:space="preserve"> </w:t>
-      </w:r>
+      <w:proofErr w:type="gramStart"/>
       <w:r>
         <w:rPr>
           <w:rFonts w:ascii="Times New Roman" w:hAnsi="Times New Roman" w:cs="Times New Roman"/>
@@ -3574,43 +4471,96 @@
           <w:szCs w:val="32"/>
           <w:lang w:val="en-US"/>
         </w:rPr>
-        <w:t>find_cluster ():</w:t>
-      </w:r>
-      <w:r>
-        <w:rPr>
-          <w:rFonts w:ascii="Times New Roman" w:hAnsi="Times New Roman" w:cs="Times New Roman"/>
-          <w:sz w:val="32"/>
-          <w:szCs w:val="32"/>
-          <w:lang w:val="en-US"/>
-        </w:rPr>
-        <w:t xml:space="preserve"> </w:t>
-      </w:r>
-      <w:r>
-        <w:rPr>
-          <w:rFonts w:ascii="Times New Roman" w:hAnsi="Times New Roman" w:cs="Times New Roman"/>
-          <w:sz w:val="32"/>
-          <w:szCs w:val="32"/>
-          <w:lang w:val="en-US"/>
-        </w:rPr>
-        <w:t xml:space="preserve">This function is used to find the best cluster for the given stack </w:t>
-      </w:r>
-      <w:r>
-        <w:rPr>
-          <w:rFonts w:ascii="Times New Roman" w:hAnsi="Times New Roman" w:cs="Times New Roman"/>
-          <w:sz w:val="32"/>
-          <w:szCs w:val="32"/>
-          <w:lang w:val="en-US"/>
-        </w:rPr>
-        <w:t>trace</w:t>
-      </w:r>
-      <w:r>
-        <w:rPr>
-          <w:rFonts w:ascii="Times New Roman" w:hAnsi="Times New Roman" w:cs="Times New Roman"/>
-          <w:sz w:val="32"/>
-          <w:szCs w:val="32"/>
-          <w:lang w:val="en-US"/>
-        </w:rPr>
-        <w:t>. This function will find the Levenshtein distance based on tf-idf of this stack frame with lcp of all the clusters present in the model and based on this will return the index of best cluster.</w:t>
+        <w:t>fit</w:t>
+      </w:r>
+      <w:proofErr w:type="gramEnd"/>
+      <w:r>
+        <w:rPr>
+          <w:rFonts w:ascii="Times New Roman" w:hAnsi="Times New Roman" w:cs="Times New Roman"/>
+          <w:b/>
+          <w:sz w:val="32"/>
+          <w:szCs w:val="32"/>
+          <w:lang w:val="en-US"/>
+        </w:rPr>
+        <w:t xml:space="preserve"> ():</w:t>
+      </w:r>
+      <w:r>
+        <w:rPr>
+          <w:rFonts w:ascii="Times New Roman" w:hAnsi="Times New Roman" w:cs="Times New Roman"/>
+          <w:sz w:val="32"/>
+          <w:szCs w:val="32"/>
+          <w:lang w:val="en-US"/>
+        </w:rPr>
+        <w:t xml:space="preserve">This function fits the given dataset in the model It will check the </w:t>
+      </w:r>
+      <w:proofErr w:type="spellStart"/>
+      <w:r>
+        <w:rPr>
+          <w:rFonts w:ascii="Times New Roman" w:hAnsi="Times New Roman" w:cs="Times New Roman"/>
+          <w:sz w:val="32"/>
+          <w:szCs w:val="32"/>
+          <w:lang w:val="en-US"/>
+        </w:rPr>
+        <w:t>datatype</w:t>
+      </w:r>
+      <w:proofErr w:type="spellEnd"/>
+      <w:r>
+        <w:rPr>
+          <w:rFonts w:ascii="Times New Roman" w:hAnsi="Times New Roman" w:cs="Times New Roman"/>
+          <w:sz w:val="32"/>
+          <w:szCs w:val="32"/>
+          <w:lang w:val="en-US"/>
+        </w:rPr>
+        <w:t xml:space="preserve"> of X_train and if it is of </w:t>
+      </w:r>
+      <w:proofErr w:type="spellStart"/>
+      <w:r>
+        <w:rPr>
+          <w:rFonts w:ascii="Times New Roman" w:hAnsi="Times New Roman" w:cs="Times New Roman"/>
+          <w:sz w:val="32"/>
+          <w:szCs w:val="32"/>
+          <w:lang w:val="en-US"/>
+        </w:rPr>
+        <w:t>dataframe</w:t>
+      </w:r>
+      <w:proofErr w:type="spellEnd"/>
+      <w:r>
+        <w:rPr>
+          <w:rFonts w:ascii="Times New Roman" w:hAnsi="Times New Roman" w:cs="Times New Roman"/>
+          <w:sz w:val="32"/>
+          <w:szCs w:val="32"/>
+          <w:lang w:val="en-US"/>
+        </w:rPr>
+        <w:t xml:space="preserve"> then will iterate every row and call </w:t>
+      </w:r>
+      <w:proofErr w:type="spellStart"/>
+      <w:r>
+        <w:rPr>
+          <w:rFonts w:ascii="Times New Roman" w:hAnsi="Times New Roman" w:cs="Times New Roman"/>
+          <w:sz w:val="32"/>
+          <w:szCs w:val="32"/>
+          <w:lang w:val="en-US"/>
+        </w:rPr>
+        <w:t>fit_single</w:t>
+      </w:r>
+      <w:proofErr w:type="spellEnd"/>
+      <w:r>
+        <w:rPr>
+          <w:rFonts w:ascii="Times New Roman" w:hAnsi="Times New Roman" w:cs="Times New Roman"/>
+          <w:sz w:val="32"/>
+          <w:szCs w:val="32"/>
+          <w:lang w:val="en-US"/>
+        </w:rPr>
+        <w:t xml:space="preserve"> for its every row</w:t>
+      </w:r>
+      <w:r>
+        <w:rPr>
+          <w:rFonts w:ascii="Times New Roman" w:hAnsi="Times New Roman" w:cs="Times New Roman"/>
+          <w:sz w:val="32"/>
+          <w:szCs w:val="32"/>
+          <w:lang w:val="en-US"/>
+        </w:rPr>
+        <w:t>.</w:t>
       </w:r>
     </w:p>
     <w:p>
@@ -3635,174 +4585,67 @@
           <w:szCs w:val="32"/>
           <w:lang w:val="en-US"/>
         </w:rPr>
-        <w:t>predict ():</w:t>
-      </w:r>
-      <w:r>
-        <w:rPr>
-          <w:rFonts w:ascii="Times New Roman" w:hAnsi="Times New Roman" w:cs="Times New Roman"/>
-          <w:sz w:val="32"/>
-          <w:szCs w:val="32"/>
-          <w:lang w:val="en-US"/>
-        </w:rPr>
-        <w:t xml:space="preserve"> This function is </w:t>
-      </w:r>
-      <w:r>
-        <w:rPr>
-          <w:rFonts w:ascii="Times New Roman" w:hAnsi="Times New Roman" w:cs="Times New Roman"/>
-          <w:sz w:val="32"/>
-          <w:szCs w:val="32"/>
-          <w:lang w:val="en-US"/>
-        </w:rPr>
-        <w:t>used to find the most suitable k</w:t>
-      </w:r>
-      <w:r>
-        <w:rPr>
-          <w:rFonts w:ascii="Times New Roman" w:hAnsi="Times New Roman" w:cs="Times New Roman"/>
-          <w:sz w:val="32"/>
-          <w:szCs w:val="32"/>
-          <w:lang w:val="en-US"/>
-        </w:rPr>
-        <w:t>(i.e. equal to 5)</w:t>
-      </w:r>
-      <w:r>
-        <w:rPr>
-          <w:rFonts w:ascii="Times New Roman" w:hAnsi="Times New Roman" w:cs="Times New Roman"/>
-          <w:sz w:val="32"/>
-          <w:szCs w:val="32"/>
-          <w:lang w:val="en-US"/>
-        </w:rPr>
-        <w:t xml:space="preserve"> stack frames for the given testing dat</w:t>
-      </w:r>
-      <w:r>
-        <w:rPr>
-          <w:rFonts w:ascii="Times New Roman" w:hAnsi="Times New Roman" w:cs="Times New Roman"/>
-          <w:sz w:val="32"/>
-          <w:szCs w:val="32"/>
-          <w:lang w:val="en-US"/>
-        </w:rPr>
-        <w:t>a</w:t>
-      </w:r>
-      <w:r>
-        <w:rPr>
-          <w:rFonts w:ascii="Times New Roman" w:hAnsi="Times New Roman" w:cs="Times New Roman"/>
-          <w:sz w:val="32"/>
-          <w:szCs w:val="32"/>
-          <w:lang w:val="en-US"/>
-        </w:rPr>
-        <w:t xml:space="preserve">set </w:t>
-      </w:r>
-    </w:p>
-    <w:p>
-      <w:pPr>
-        <w:pStyle w:val="ListParagraph"/>
-        <w:ind w:left="1080"/>
-        <w:rPr>
-          <w:rFonts w:ascii="Times New Roman" w:hAnsi="Times New Roman" w:cs="Times New Roman"/>
-          <w:sz w:val="32"/>
-          <w:szCs w:val="32"/>
-          <w:lang w:val="en-US"/>
-        </w:rPr>
-      </w:pPr>
-    </w:p>
-    <w:p>
-      <w:pPr>
-        <w:pStyle w:val="ListParagraph"/>
-        <w:numPr>
-          <w:ilvl w:val="1"/>
-          <w:numId w:val="14"/>
-        </w:numPr>
+        <w:t>predict_single</w:t>
+      </w:r>
+      <w:r>
         <w:rPr>
           <w:rFonts w:ascii="Times New Roman" w:hAnsi="Times New Roman" w:cs="Times New Roman"/>
           <w:b/>
-          <w:sz w:val="36"/>
-          <w:szCs w:val="40"/>
-          <w:u w:val="single"/>
-          <w:lang w:val="en-US"/>
-        </w:rPr>
-      </w:pPr>
+          <w:sz w:val="32"/>
+          <w:szCs w:val="32"/>
+          <w:lang w:val="en-US"/>
+        </w:rPr>
+        <w:t xml:space="preserve"> ()</w:t>
+      </w:r>
+      <w:proofErr w:type="gramStart"/>
       <w:r>
         <w:rPr>
           <w:rFonts w:ascii="Times New Roman" w:hAnsi="Times New Roman" w:cs="Times New Roman"/>
           <w:b/>
-          <w:sz w:val="36"/>
-          <w:szCs w:val="40"/>
-          <w:u w:val="single"/>
-          <w:lang w:val="en-US"/>
-        </w:rPr>
-        <w:t>ML_</w:t>
-      </w:r>
-      <w:bookmarkStart w:id="7" w:name="Clustering_Util"/>
-      <w:bookmarkStart w:id="8" w:name="Ml_Model"/>
-      <w:r>
-        <w:rPr>
-          <w:rFonts w:ascii="Times New Roman" w:hAnsi="Times New Roman" w:cs="Times New Roman"/>
-          <w:b/>
-          <w:sz w:val="36"/>
-          <w:szCs w:val="40"/>
-          <w:u w:val="single"/>
-          <w:lang w:val="en-US"/>
-        </w:rPr>
-        <w:t>Model</w:t>
-      </w:r>
-      <w:bookmarkEnd w:id="7"/>
-      <w:bookmarkEnd w:id="8"/>
-      <w:r>
-        <w:rPr>
-          <w:rFonts w:ascii="Times New Roman" w:hAnsi="Times New Roman" w:cs="Times New Roman"/>
-          <w:b/>
-          <w:sz w:val="36"/>
-          <w:szCs w:val="40"/>
-          <w:u w:val="single"/>
-          <w:lang w:val="en-US"/>
-        </w:rPr>
-        <w:t>.py:</w:t>
-      </w:r>
-    </w:p>
-    <w:p>
-      <w:pPr>
-        <w:ind w:left="360"/>
-        <w:rPr>
-          <w:rFonts w:ascii="Times New Roman" w:hAnsi="Times New Roman" w:cs="Times New Roman"/>
-          <w:sz w:val="32"/>
-          <w:szCs w:val="32"/>
-          <w:lang w:val="en-US"/>
-        </w:rPr>
-      </w:pPr>
-      <w:r>
-        <w:rPr>
-          <w:rFonts w:ascii="Times New Roman" w:hAnsi="Times New Roman" w:cs="Times New Roman"/>
-          <w:sz w:val="32"/>
-          <w:szCs w:val="32"/>
-          <w:lang w:val="en-US"/>
-        </w:rPr>
-        <w:t xml:space="preserve">  </w:t>
-      </w:r>
-      <w:r>
-        <w:rPr>
-          <w:rFonts w:ascii="Times New Roman" w:hAnsi="Times New Roman" w:cs="Times New Roman"/>
-          <w:sz w:val="32"/>
-          <w:szCs w:val="32"/>
-          <w:lang w:val="en-US"/>
-        </w:rPr>
-        <w:t xml:space="preserve">This class </w:t>
-      </w:r>
-      <w:r>
-        <w:rPr>
-          <w:rFonts w:ascii="Times New Roman" w:hAnsi="Times New Roman" w:cs="Times New Roman"/>
-          <w:sz w:val="32"/>
-          <w:szCs w:val="32"/>
-          <w:lang w:val="en-US"/>
-        </w:rPr>
-        <w:t xml:space="preserve">is the main class of the model. </w:t>
-      </w:r>
-      <w:r>
-        <w:rPr>
-          <w:rFonts w:ascii="Times New Roman" w:hAnsi="Times New Roman" w:cs="Times New Roman"/>
-          <w:sz w:val="32"/>
-          <w:szCs w:val="32"/>
-          <w:lang w:val="en-US"/>
-        </w:rPr>
-        <w:t>For creating a model you need to have the object of this class</w:t>
+          <w:sz w:val="32"/>
+          <w:szCs w:val="32"/>
+          <w:lang w:val="en-US"/>
+        </w:rPr>
+        <w:t>:</w:t>
+      </w:r>
+      <w:r>
+        <w:rPr>
+          <w:rFonts w:ascii="Times New Roman" w:hAnsi="Times New Roman" w:cs="Times New Roman"/>
+          <w:sz w:val="32"/>
+          <w:szCs w:val="32"/>
+          <w:lang w:val="en-US"/>
+        </w:rPr>
+        <w:t>This</w:t>
+      </w:r>
+      <w:proofErr w:type="gramEnd"/>
+      <w:r>
+        <w:rPr>
+          <w:rFonts w:ascii="Times New Roman" w:hAnsi="Times New Roman" w:cs="Times New Roman"/>
+          <w:sz w:val="32"/>
+          <w:szCs w:val="32"/>
+          <w:lang w:val="en-US"/>
+        </w:rPr>
+        <w:t xml:space="preserve"> function predicts and return the list of 5 </w:t>
+      </w:r>
+      <w:proofErr w:type="spellStart"/>
+      <w:r>
+        <w:rPr>
+          <w:rFonts w:ascii="Times New Roman" w:hAnsi="Times New Roman" w:cs="Times New Roman"/>
+          <w:sz w:val="32"/>
+          <w:szCs w:val="32"/>
+          <w:lang w:val="en-US"/>
+        </w:rPr>
+        <w:t>resultIds</w:t>
+      </w:r>
+      <w:proofErr w:type="spellEnd"/>
+      <w:r>
+        <w:rPr>
+          <w:rFonts w:ascii="Times New Roman" w:hAnsi="Times New Roman" w:cs="Times New Roman"/>
+          <w:sz w:val="32"/>
+          <w:szCs w:val="32"/>
+          <w:lang w:val="en-US"/>
+        </w:rPr>
+        <w:t xml:space="preserve"> that are most similar to given row</w:t>
       </w:r>
       <w:r>
         <w:rPr>
@@ -3812,123 +4655,6 @@
           <w:lang w:val="en-US"/>
         </w:rPr>
         <w:t xml:space="preserve">. </w:t>
-      </w:r>
-      <w:r>
-        <w:rPr>
-          <w:rFonts w:ascii="Times New Roman" w:hAnsi="Times New Roman" w:cs="Times New Roman"/>
-          <w:sz w:val="32"/>
-          <w:szCs w:val="32"/>
-          <w:lang w:val="en-US"/>
-        </w:rPr>
-        <w:t>It stores:</w:t>
-      </w:r>
-    </w:p>
-    <w:p>
-      <w:pPr>
-        <w:pStyle w:val="ListParagraph"/>
-        <w:numPr>
-          <w:ilvl w:val="0"/>
-          <w:numId w:val="11"/>
-        </w:numPr>
-        <w:rPr>
-          <w:rFonts w:ascii="Times New Roman" w:hAnsi="Times New Roman" w:cs="Times New Roman"/>
-          <w:sz w:val="32"/>
-          <w:szCs w:val="32"/>
-          <w:lang w:val="en-US"/>
-        </w:rPr>
-      </w:pPr>
-      <w:r>
-        <w:rPr>
-          <w:rFonts w:ascii="Times New Roman" w:hAnsi="Times New Roman" w:cs="Times New Roman"/>
-          <w:b/>
-          <w:sz w:val="32"/>
-          <w:szCs w:val="32"/>
-          <w:lang w:val="en-US"/>
-        </w:rPr>
-        <w:t>clusters</w:t>
-      </w:r>
-      <w:r>
-        <w:rPr>
-          <w:rFonts w:ascii="Times New Roman" w:hAnsi="Times New Roman" w:cs="Times New Roman"/>
-          <w:sz w:val="32"/>
-          <w:szCs w:val="32"/>
-          <w:lang w:val="en-US"/>
-        </w:rPr>
-        <w:t>:</w:t>
-      </w:r>
-      <w:r>
-        <w:rPr>
-          <w:rFonts w:ascii="Times New Roman" w:hAnsi="Times New Roman" w:cs="Times New Roman"/>
-          <w:sz w:val="32"/>
-          <w:szCs w:val="32"/>
-          <w:lang w:val="en-US"/>
-        </w:rPr>
-        <w:t xml:space="preserve"> </w:t>
-      </w:r>
-      <w:r>
-        <w:rPr>
-          <w:rFonts w:ascii="Times New Roman" w:hAnsi="Times New Roman" w:cs="Times New Roman"/>
-          <w:sz w:val="32"/>
-          <w:szCs w:val="32"/>
-          <w:lang w:val="en-US"/>
-        </w:rPr>
-        <w:t xml:space="preserve">a list of </w:t>
-      </w:r>
-      <w:r>
-        <w:rPr>
-          <w:rFonts w:ascii="Times New Roman" w:hAnsi="Times New Roman" w:cs="Times New Roman"/>
-          <w:sz w:val="32"/>
-          <w:szCs w:val="32"/>
-          <w:lang w:val="en-US"/>
-        </w:rPr>
-        <w:t>ClusterofErrors</w:t>
-      </w:r>
-      <w:r>
-        <w:rPr>
-          <w:rFonts w:ascii="Times New Roman" w:hAnsi="Times New Roman" w:cs="Times New Roman"/>
-          <w:sz w:val="32"/>
-          <w:szCs w:val="32"/>
-          <w:lang w:val="en-US"/>
-        </w:rPr>
-        <w:t xml:space="preserve"> which will store the objects of </w:t>
-      </w:r>
-      <w:r>
-        <w:rPr>
-          <w:rFonts w:ascii="Times New Roman" w:hAnsi="Times New Roman" w:cs="Times New Roman"/>
-          <w:sz w:val="32"/>
-          <w:szCs w:val="32"/>
-          <w:lang w:val="en-US"/>
-        </w:rPr>
-        <w:t>ClusterofErrors</w:t>
-      </w:r>
-      <w:r>
-        <w:rPr>
-          <w:rFonts w:ascii="Times New Roman" w:hAnsi="Times New Roman" w:cs="Times New Roman"/>
-          <w:sz w:val="32"/>
-          <w:szCs w:val="32"/>
-          <w:lang w:val="en-US"/>
-        </w:rPr>
-        <w:t xml:space="preserve"> in it for all the 32 different types of errors</w:t>
-      </w:r>
-    </w:p>
-    <w:p>
-      <w:pPr>
-        <w:ind w:left="360"/>
-        <w:rPr>
-          <w:rFonts w:ascii="Times New Roman" w:hAnsi="Times New Roman" w:cs="Times New Roman"/>
-          <w:sz w:val="32"/>
-          <w:szCs w:val="32"/>
-          <w:lang w:val="en-US"/>
-        </w:rPr>
-      </w:pPr>
-      <w:r>
-        <w:rPr>
-          <w:rFonts w:ascii="Times New Roman" w:hAnsi="Times New Roman" w:cs="Times New Roman"/>
-          <w:sz w:val="32"/>
-          <w:szCs w:val="32"/>
-          <w:lang w:val="en-US"/>
-        </w:rPr>
-        <w:t>Also it provides the following functions:</w:t>
       </w:r>
     </w:p>
     <w:p>
@@ -3945,7 +4671,6 @@
           <w:lang w:val="en-US"/>
         </w:rPr>
       </w:pPr>
-      <w:proofErr w:type="spellStart"/>
       <w:r>
         <w:rPr>
           <w:rFonts w:ascii="Times New Roman" w:hAnsi="Times New Roman" w:cs="Times New Roman"/>
@@ -3954,330 +4679,6 @@
           <w:szCs w:val="32"/>
           <w:lang w:val="en-US"/>
         </w:rPr>
-        <w:t>fit</w:t>
-      </w:r>
-      <w:r>
-        <w:rPr>
-          <w:rFonts w:ascii="Times New Roman" w:hAnsi="Times New Roman" w:cs="Times New Roman"/>
-          <w:b/>
-          <w:sz w:val="32"/>
-          <w:szCs w:val="32"/>
-          <w:lang w:val="en-US"/>
-        </w:rPr>
-        <w:t>_single</w:t>
-      </w:r>
-      <w:proofErr w:type="spellEnd"/>
-      <w:r>
-        <w:rPr>
-          <w:rFonts w:ascii="Times New Roman" w:hAnsi="Times New Roman" w:cs="Times New Roman"/>
-          <w:b/>
-          <w:sz w:val="32"/>
-          <w:szCs w:val="32"/>
-          <w:lang w:val="en-US"/>
-        </w:rPr>
-        <w:t xml:space="preserve"> ()</w:t>
-      </w:r>
-      <w:proofErr w:type="gramStart"/>
-      <w:r>
-        <w:rPr>
-          <w:rFonts w:ascii="Times New Roman" w:hAnsi="Times New Roman" w:cs="Times New Roman"/>
-          <w:b/>
-          <w:sz w:val="32"/>
-          <w:szCs w:val="32"/>
-          <w:lang w:val="en-US"/>
-        </w:rPr>
-        <w:t>:</w:t>
-      </w:r>
-      <w:r>
-        <w:rPr>
-          <w:rFonts w:ascii="Times New Roman" w:hAnsi="Times New Roman" w:cs="Times New Roman"/>
-          <w:sz w:val="32"/>
-          <w:szCs w:val="32"/>
-          <w:lang w:val="en-US"/>
-        </w:rPr>
-        <w:t>This</w:t>
-      </w:r>
-      <w:proofErr w:type="gramEnd"/>
-      <w:r>
-        <w:rPr>
-          <w:rFonts w:ascii="Times New Roman" w:hAnsi="Times New Roman" w:cs="Times New Roman"/>
-          <w:sz w:val="32"/>
-          <w:szCs w:val="32"/>
-          <w:lang w:val="en-US"/>
-        </w:rPr>
-        <w:t xml:space="preserve"> function fits the given dataset row in the cluster of </w:t>
-      </w:r>
-      <w:r>
-        <w:rPr>
-          <w:rFonts w:ascii="Times New Roman" w:hAnsi="Times New Roman" w:cs="Times New Roman"/>
-          <w:sz w:val="32"/>
-          <w:szCs w:val="32"/>
-          <w:lang w:val="en-US"/>
-        </w:rPr>
-        <w:t xml:space="preserve">the </w:t>
-      </w:r>
-      <w:proofErr w:type="spellStart"/>
-      <w:r>
-        <w:rPr>
-          <w:rFonts w:ascii="Times New Roman" w:hAnsi="Times New Roman" w:cs="Times New Roman"/>
-          <w:sz w:val="32"/>
-          <w:szCs w:val="32"/>
-          <w:lang w:val="en-US"/>
-        </w:rPr>
-        <w:t>SignalNumber</w:t>
-      </w:r>
-      <w:proofErr w:type="spellEnd"/>
-      <w:r>
-        <w:rPr>
-          <w:rFonts w:ascii="Times New Roman" w:hAnsi="Times New Roman" w:cs="Times New Roman"/>
-          <w:sz w:val="32"/>
-          <w:szCs w:val="32"/>
-          <w:lang w:val="en-US"/>
-        </w:rPr>
-        <w:t xml:space="preserve"> of the row.</w:t>
-      </w:r>
-      <w:r>
-        <w:rPr>
-          <w:rFonts w:ascii="Times New Roman" w:hAnsi="Times New Roman" w:cs="Times New Roman"/>
-          <w:sz w:val="32"/>
-          <w:szCs w:val="32"/>
-          <w:lang w:val="en-US"/>
-        </w:rPr>
-        <w:t xml:space="preserve"> </w:t>
-      </w:r>
-    </w:p>
-    <w:p>
-      <w:pPr>
-        <w:pStyle w:val="ListParagraph"/>
-        <w:numPr>
-          <w:ilvl w:val="0"/>
-          <w:numId w:val="12"/>
-        </w:numPr>
-        <w:rPr>
-          <w:rFonts w:ascii="Times New Roman" w:hAnsi="Times New Roman" w:cs="Times New Roman"/>
-          <w:sz w:val="32"/>
-          <w:szCs w:val="32"/>
-          <w:lang w:val="en-US"/>
-        </w:rPr>
-      </w:pPr>
-      <w:proofErr w:type="gramStart"/>
-      <w:r>
-        <w:rPr>
-          <w:rFonts w:ascii="Times New Roman" w:hAnsi="Times New Roman" w:cs="Times New Roman"/>
-          <w:b/>
-          <w:sz w:val="32"/>
-          <w:szCs w:val="32"/>
-          <w:lang w:val="en-US"/>
-        </w:rPr>
-        <w:t>fit</w:t>
-      </w:r>
-      <w:proofErr w:type="gramEnd"/>
-      <w:r>
-        <w:rPr>
-          <w:rFonts w:ascii="Times New Roman" w:hAnsi="Times New Roman" w:cs="Times New Roman"/>
-          <w:b/>
-          <w:sz w:val="32"/>
-          <w:szCs w:val="32"/>
-          <w:lang w:val="en-US"/>
-        </w:rPr>
-        <w:t xml:space="preserve"> ():</w:t>
-      </w:r>
-      <w:r>
-        <w:rPr>
-          <w:rFonts w:ascii="Times New Roman" w:hAnsi="Times New Roman" w:cs="Times New Roman"/>
-          <w:sz w:val="32"/>
-          <w:szCs w:val="32"/>
-          <w:lang w:val="en-US"/>
-        </w:rPr>
-        <w:t xml:space="preserve">This function fits the given dataset in the model It will check the </w:t>
-      </w:r>
-      <w:proofErr w:type="spellStart"/>
-      <w:r>
-        <w:rPr>
-          <w:rFonts w:ascii="Times New Roman" w:hAnsi="Times New Roman" w:cs="Times New Roman"/>
-          <w:sz w:val="32"/>
-          <w:szCs w:val="32"/>
-          <w:lang w:val="en-US"/>
-        </w:rPr>
-        <w:t>datatype</w:t>
-      </w:r>
-      <w:proofErr w:type="spellEnd"/>
-      <w:r>
-        <w:rPr>
-          <w:rFonts w:ascii="Times New Roman" w:hAnsi="Times New Roman" w:cs="Times New Roman"/>
-          <w:sz w:val="32"/>
-          <w:szCs w:val="32"/>
-          <w:lang w:val="en-US"/>
-        </w:rPr>
-        <w:t xml:space="preserve"> of X_train and if it is of </w:t>
-      </w:r>
-      <w:proofErr w:type="spellStart"/>
-      <w:r>
-        <w:rPr>
-          <w:rFonts w:ascii="Times New Roman" w:hAnsi="Times New Roman" w:cs="Times New Roman"/>
-          <w:sz w:val="32"/>
-          <w:szCs w:val="32"/>
-          <w:lang w:val="en-US"/>
-        </w:rPr>
-        <w:t>dataframe</w:t>
-      </w:r>
-      <w:proofErr w:type="spellEnd"/>
-      <w:r>
-        <w:rPr>
-          <w:rFonts w:ascii="Times New Roman" w:hAnsi="Times New Roman" w:cs="Times New Roman"/>
-          <w:sz w:val="32"/>
-          <w:szCs w:val="32"/>
-          <w:lang w:val="en-US"/>
-        </w:rPr>
-        <w:t xml:space="preserve"> then will iterate every row and call </w:t>
-      </w:r>
-      <w:proofErr w:type="spellStart"/>
-      <w:r>
-        <w:rPr>
-          <w:rFonts w:ascii="Times New Roman" w:hAnsi="Times New Roman" w:cs="Times New Roman"/>
-          <w:sz w:val="32"/>
-          <w:szCs w:val="32"/>
-          <w:lang w:val="en-US"/>
-        </w:rPr>
-        <w:t>fit_single</w:t>
-      </w:r>
-      <w:proofErr w:type="spellEnd"/>
-      <w:r>
-        <w:rPr>
-          <w:rFonts w:ascii="Times New Roman" w:hAnsi="Times New Roman" w:cs="Times New Roman"/>
-          <w:sz w:val="32"/>
-          <w:szCs w:val="32"/>
-          <w:lang w:val="en-US"/>
-        </w:rPr>
-        <w:t xml:space="preserve"> for its every row</w:t>
-      </w:r>
-      <w:r>
-        <w:rPr>
-          <w:rFonts w:ascii="Times New Roman" w:hAnsi="Times New Roman" w:cs="Times New Roman"/>
-          <w:sz w:val="32"/>
-          <w:szCs w:val="32"/>
-          <w:lang w:val="en-US"/>
-        </w:rPr>
-        <w:t>.</w:t>
-      </w:r>
-    </w:p>
-    <w:p>
-      <w:pPr>
-        <w:pStyle w:val="ListParagraph"/>
-        <w:numPr>
-          <w:ilvl w:val="0"/>
-          <w:numId w:val="12"/>
-        </w:numPr>
-        <w:rPr>
-          <w:rFonts w:ascii="Times New Roman" w:hAnsi="Times New Roman" w:cs="Times New Roman"/>
-          <w:sz w:val="32"/>
-          <w:szCs w:val="32"/>
-          <w:lang w:val="en-US"/>
-        </w:rPr>
-      </w:pPr>
-      <w:r>
-        <w:rPr>
-          <w:rFonts w:ascii="Times New Roman" w:hAnsi="Times New Roman" w:cs="Times New Roman"/>
-          <w:b/>
-          <w:sz w:val="32"/>
-          <w:szCs w:val="32"/>
-          <w:lang w:val="en-US"/>
-        </w:rPr>
-        <w:t>predict_single</w:t>
-      </w:r>
-      <w:r>
-        <w:rPr>
-          <w:rFonts w:ascii="Times New Roman" w:hAnsi="Times New Roman" w:cs="Times New Roman"/>
-          <w:b/>
-          <w:sz w:val="32"/>
-          <w:szCs w:val="32"/>
-          <w:lang w:val="en-US"/>
-        </w:rPr>
-        <w:t xml:space="preserve"> ()</w:t>
-      </w:r>
-      <w:proofErr w:type="gramStart"/>
-      <w:r>
-        <w:rPr>
-          <w:rFonts w:ascii="Times New Roman" w:hAnsi="Times New Roman" w:cs="Times New Roman"/>
-          <w:b/>
-          <w:sz w:val="32"/>
-          <w:szCs w:val="32"/>
-          <w:lang w:val="en-US"/>
-        </w:rPr>
-        <w:t>:</w:t>
-      </w:r>
-      <w:r>
-        <w:rPr>
-          <w:rFonts w:ascii="Times New Roman" w:hAnsi="Times New Roman" w:cs="Times New Roman"/>
-          <w:sz w:val="32"/>
-          <w:szCs w:val="32"/>
-          <w:lang w:val="en-US"/>
-        </w:rPr>
-        <w:t>This</w:t>
-      </w:r>
-      <w:proofErr w:type="gramEnd"/>
-      <w:r>
-        <w:rPr>
-          <w:rFonts w:ascii="Times New Roman" w:hAnsi="Times New Roman" w:cs="Times New Roman"/>
-          <w:sz w:val="32"/>
-          <w:szCs w:val="32"/>
-          <w:lang w:val="en-US"/>
-        </w:rPr>
-        <w:t xml:space="preserve"> function predicts and return the list of 5 </w:t>
-      </w:r>
-      <w:proofErr w:type="spellStart"/>
-      <w:r>
-        <w:rPr>
-          <w:rFonts w:ascii="Times New Roman" w:hAnsi="Times New Roman" w:cs="Times New Roman"/>
-          <w:sz w:val="32"/>
-          <w:szCs w:val="32"/>
-          <w:lang w:val="en-US"/>
-        </w:rPr>
-        <w:t>resultIds</w:t>
-      </w:r>
-      <w:proofErr w:type="spellEnd"/>
-      <w:r>
-        <w:rPr>
-          <w:rFonts w:ascii="Times New Roman" w:hAnsi="Times New Roman" w:cs="Times New Roman"/>
-          <w:sz w:val="32"/>
-          <w:szCs w:val="32"/>
-          <w:lang w:val="en-US"/>
-        </w:rPr>
-        <w:t xml:space="preserve"> that are most similar to given row</w:t>
-      </w:r>
-      <w:r>
-        <w:rPr>
-          <w:rFonts w:ascii="Times New Roman" w:hAnsi="Times New Roman" w:cs="Times New Roman"/>
-          <w:sz w:val="32"/>
-          <w:szCs w:val="32"/>
-          <w:lang w:val="en-US"/>
-        </w:rPr>
-        <w:t xml:space="preserve">. </w:t>
-      </w:r>
-    </w:p>
-    <w:p>
-      <w:pPr>
-        <w:pStyle w:val="ListParagraph"/>
-        <w:numPr>
-          <w:ilvl w:val="0"/>
-          <w:numId w:val="12"/>
-        </w:numPr>
-        <w:rPr>
-          <w:rFonts w:ascii="Times New Roman" w:hAnsi="Times New Roman" w:cs="Times New Roman"/>
-          <w:sz w:val="32"/>
-          <w:szCs w:val="32"/>
-          <w:lang w:val="en-US"/>
-        </w:rPr>
-      </w:pPr>
-      <w:r>
-        <w:rPr>
-          <w:rFonts w:ascii="Times New Roman" w:hAnsi="Times New Roman" w:cs="Times New Roman"/>
-          <w:b/>
-          <w:sz w:val="32"/>
-          <w:szCs w:val="32"/>
-          <w:lang w:val="en-US"/>
-        </w:rPr>
-        <w:lastRenderedPageBreak/>
         <w:t>predict</w:t>
       </w:r>
       <w:r>
@@ -4747,6 +5148,7 @@
           <w:szCs w:val="32"/>
           <w:lang w:val="en-US"/>
         </w:rPr>
+        <w:lastRenderedPageBreak/>
         <w:t xml:space="preserve">                        </w:t>
       </w:r>
       <w:proofErr w:type="spellStart"/>
@@ -5371,7 +5773,6 @@
           <w:szCs w:val="32"/>
           <w:lang w:eastAsia="en-IN" w:bidi="ar-SA"/>
         </w:rPr>
-        <w:lastRenderedPageBreak/>
         <mc:AlternateContent>
           <mc:Choice Requires="wps">
             <w:drawing>
@@ -5465,7 +5866,36 @@
           <w:szCs w:val="32"/>
           <w:lang w:val="en-US"/>
         </w:rPr>
-        <w:t xml:space="preserve">         Find the suitable cluster having LCP(Signature)&gt;=20 if not any then create  a new </w:t>
+        <w:t xml:space="preserve">         Find the suitable cluster having </w:t>
+      </w:r>
+      <w:r>
+        <w:rPr>
+          <w:rFonts w:ascii="Times New Roman" w:hAnsi="Times New Roman" w:cs="Times New Roman"/>
+          <w:sz w:val="32"/>
+          <w:szCs w:val="32"/>
+          <w:lang w:val="en-US"/>
+        </w:rPr>
+        <w:t xml:space="preserve">similar </w:t>
+      </w:r>
+      <w:proofErr w:type="spellStart"/>
+      <w:r>
+        <w:rPr>
+          <w:rFonts w:ascii="Times New Roman" w:hAnsi="Times New Roman" w:cs="Times New Roman"/>
+          <w:sz w:val="32"/>
+          <w:szCs w:val="32"/>
+          <w:lang w:val="en-US"/>
+        </w:rPr>
+        <w:t>errorLine</w:t>
+      </w:r>
+      <w:proofErr w:type="spellEnd"/>
+      <w:r>
+        <w:rPr>
+          <w:rFonts w:ascii="Times New Roman" w:hAnsi="Times New Roman" w:cs="Times New Roman"/>
+          <w:sz w:val="32"/>
+          <w:szCs w:val="32"/>
+          <w:lang w:val="en-US"/>
+        </w:rPr>
+        <w:t xml:space="preserve"> if not any then create  a new </w:t>
       </w:r>
       <w:proofErr w:type="spellStart"/>
       <w:r>
@@ -6055,25 +6485,41 @@
         </w:rPr>
         <w:t xml:space="preserve"> which will find the cluster with least </w:t>
       </w:r>
-      <w:proofErr w:type="spellStart"/>
-      <w:r>
-        <w:rPr>
-          <w:rFonts w:ascii="Times New Roman" w:hAnsi="Times New Roman" w:cs="Times New Roman"/>
-          <w:sz w:val="32"/>
-          <w:szCs w:val="32"/>
-          <w:lang w:val="en-US"/>
-        </w:rPr>
-        <w:t>levenshtein</w:t>
-      </w:r>
-      <w:proofErr w:type="spellEnd"/>
-      <w:r>
-        <w:rPr>
-          <w:rFonts w:ascii="Times New Roman" w:hAnsi="Times New Roman" w:cs="Times New Roman"/>
-          <w:sz w:val="32"/>
-          <w:szCs w:val="32"/>
-          <w:lang w:val="en-US"/>
-        </w:rPr>
-        <w:t xml:space="preserve"> distance based on tf-idf with the lcp of the cluster.</w:t>
+      <w:r>
+        <w:rPr>
+          <w:rFonts w:ascii="Times New Roman" w:hAnsi="Times New Roman" w:cs="Times New Roman"/>
+          <w:sz w:val="32"/>
+          <w:szCs w:val="32"/>
+          <w:lang w:val="en-US"/>
+        </w:rPr>
+        <w:t>edit</w:t>
+      </w:r>
+      <w:r>
+        <w:rPr>
+          <w:rFonts w:ascii="Times New Roman" w:hAnsi="Times New Roman" w:cs="Times New Roman"/>
+          <w:sz w:val="32"/>
+          <w:szCs w:val="32"/>
+          <w:lang w:val="en-US"/>
+        </w:rPr>
+        <w:t xml:space="preserve"> distance with the </w:t>
+      </w:r>
+      <w:r>
+        <w:rPr>
+          <w:rFonts w:ascii="Times New Roman" w:hAnsi="Times New Roman" w:cs="Times New Roman"/>
+          <w:sz w:val="32"/>
+          <w:szCs w:val="32"/>
+          <w:lang w:val="en-US"/>
+        </w:rPr>
+        <w:t>error line</w:t>
+      </w:r>
+      <w:r>
+        <w:rPr>
+          <w:rFonts w:ascii="Times New Roman" w:hAnsi="Times New Roman" w:cs="Times New Roman"/>
+          <w:sz w:val="32"/>
+          <w:szCs w:val="32"/>
+          <w:lang w:val="en-US"/>
+        </w:rPr>
+        <w:t xml:space="preserve"> of the cluster.</w:t>
       </w:r>
     </w:p>
     <w:p>
@@ -6125,6 +6571,7 @@
           <w:szCs w:val="32"/>
           <w:lang w:eastAsia="en-IN"/>
         </w:rPr>
+        <w:lastRenderedPageBreak/>
         <mc:AlternateContent>
           <mc:Choice Requires="wps">
             <w:drawing>
@@ -6749,9 +7196,8 @@
           <w:noProof/>
           <w:sz w:val="32"/>
           <w:szCs w:val="32"/>
-          <w:lang w:eastAsia="en-IN"/>
-        </w:rPr>
-        <w:lastRenderedPageBreak/>
+          <w:lang w:eastAsia="en-IN" w:bidi="ar-SA"/>
+        </w:rPr>
         <mc:AlternateContent>
           <mc:Choice Requires="wps">
             <w:drawing>
@@ -6761,7 +7207,7 @@
                   <wp:posOffset>2796540</wp:posOffset>
                 </wp:positionH>
                 <wp:positionV relativeFrom="paragraph">
-                  <wp:posOffset>-212906</wp:posOffset>
+                  <wp:posOffset>59418</wp:posOffset>
                 </wp:positionV>
                 <wp:extent cx="0" cy="729615"/>
                 <wp:effectExtent l="95250" t="0" r="57150" b="51435"/>
@@ -6816,7 +7262,11 @@
           </mc:Choice>
           <mc:Fallback>
             <w:pict>
-              <v:shape id="Straight Arrow Connector 12" o:spid="_x0000_s1026" type="#_x0000_t32" style="position:absolute;margin-left:220.2pt;margin-top:-16.75pt;width:0;height:57.45pt;z-index:251685888;visibility:visible;mso-wrap-style:square;mso-width-percent:0;mso-height-percent:0;mso-wrap-distance-left:9pt;mso-wrap-distance-top:0;mso-wrap-distance-right:9pt;mso-wrap-distance-bottom:0;mso-position-horizontal:absolute;mso-position-horizontal-relative:text;mso-position-vertical:absolute;mso-position-vertical-relative:text;mso-width-percent:0;mso-height-percent:0;mso-width-relative:margin;mso-height-relative:margin" o:gfxdata="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" strokecolor="black [3213]">
+              <v:shapetype id="_x0000_t32" coordsize="21600,21600" o:spt="32" o:oned="t" path="m,l21600,21600e" filled="f">
+                <v:path arrowok="t" fillok="f" o:connecttype="none"/>
+                <o:lock v:ext="edit" shapetype="t"/>
+              </v:shapetype>
+              <v:shape id="Straight Arrow Connector 12" o:spid="_x0000_s1026" type="#_x0000_t32" style="position:absolute;margin-left:220.2pt;margin-top:4.7pt;width:0;height:57.45pt;z-index:251685888;visibility:visible;mso-wrap-style:square;mso-width-percent:0;mso-height-percent:0;mso-wrap-distance-left:9pt;mso-wrap-distance-top:0;mso-wrap-distance-right:9pt;mso-wrap-distance-bottom:0;mso-position-horizontal:absolute;mso-position-horizontal-relative:text;mso-position-vertical:absolute;mso-position-vertical-relative:text;mso-width-percent:0;mso-height-percent:0;mso-width-relative:margin;mso-height-relative:margin" o:gfxdata="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" strokecolor="black [3213]">
                 <v:stroke endarrow="open"/>
               </v:shape>
             </w:pict>
@@ -6830,7 +7280,38 @@
           <w:szCs w:val="32"/>
           <w:lang w:val="en-US"/>
         </w:rPr>
-        <w:t xml:space="preserve">                                     </w:t>
+        <w:t xml:space="preserve">                                   </w:t>
+      </w:r>
+    </w:p>
+    <w:p>
+      <w:pPr>
+        <w:tabs>
+          <w:tab w:val="left" w:pos="1097"/>
+        </w:tabs>
+        <w:rPr>
+          <w:rFonts w:ascii="Times New Roman" w:hAnsi="Times New Roman" w:cs="Times New Roman"/>
+          <w:sz w:val="32"/>
+          <w:szCs w:val="32"/>
+          <w:lang w:val="en-US"/>
+        </w:rPr>
+      </w:pPr>
+      <w:r>
+        <w:rPr>
+          <w:rFonts w:ascii="Times New Roman" w:hAnsi="Times New Roman" w:cs="Times New Roman"/>
+          <w:sz w:val="32"/>
+          <w:szCs w:val="32"/>
+          <w:lang w:val="en-US"/>
+        </w:rPr>
+        <w:t xml:space="preserve">                             </w:t>
+      </w:r>
+      <w:r>
+        <w:rPr>
+          <w:rFonts w:ascii="Times New Roman" w:hAnsi="Times New Roman" w:cs="Times New Roman"/>
+          <w:sz w:val="32"/>
+          <w:szCs w:val="32"/>
+          <w:lang w:val="en-US"/>
+        </w:rPr>
+        <w:t xml:space="preserve">  </w:t>
       </w:r>
       <w:proofErr w:type="spellStart"/>
       <w:proofErr w:type="gramStart"/>
@@ -6841,16 +7322,7 @@
           <w:szCs w:val="32"/>
           <w:lang w:val="en-US"/>
         </w:rPr>
-        <w:t>ClusterofErrors.</w:t>
-      </w:r>
-      <w:r>
-        <w:rPr>
-          <w:rFonts w:ascii="Times New Roman" w:hAnsi="Times New Roman" w:cs="Times New Roman"/>
-          <w:sz w:val="32"/>
-          <w:szCs w:val="32"/>
-          <w:lang w:val="en-US"/>
-        </w:rPr>
-        <w:t>predict</w:t>
+        <w:t>ClusterofErrors.predict</w:t>
       </w:r>
       <w:proofErr w:type="spellEnd"/>
       <w:r>
@@ -7053,7 +7525,7 @@
           <w:szCs w:val="32"/>
           <w:lang w:val="en-US"/>
         </w:rPr>
-        <w:t>Find the best cluster for this stack trace using</w:t>
+        <w:t>Find the best cluster for this using</w:t>
       </w:r>
     </w:p>
     <w:p>
@@ -7077,7 +7549,6 @@
         </w:rPr>
         <w:t xml:space="preserve">                      </w:t>
       </w:r>
-      <w:proofErr w:type="spellStart"/>
       <w:proofErr w:type="gramStart"/>
       <w:r>
         <w:rPr>
@@ -7086,9 +7557,8 @@
           <w:szCs w:val="32"/>
           <w:lang w:val="en-US"/>
         </w:rPr>
-        <w:t>levenshtein</w:t>
-      </w:r>
-      <w:proofErr w:type="spellEnd"/>
+        <w:t>edit</w:t>
+      </w:r>
       <w:proofErr w:type="gramEnd"/>
       <w:r>
         <w:rPr>
@@ -7097,7 +7567,25 @@
           <w:szCs w:val="32"/>
           <w:lang w:val="en-US"/>
         </w:rPr>
-        <w:t xml:space="preserve"> distance based on tf-idf of lcp of clusters.</w:t>
+        <w:t xml:space="preserve"> distance</w:t>
+      </w:r>
+      <w:r>
+        <w:rPr>
+          <w:rFonts w:ascii="Times New Roman" w:hAnsi="Times New Roman" w:cs="Times New Roman"/>
+          <w:sz w:val="32"/>
+          <w:szCs w:val="32"/>
+          <w:lang w:val="en-US"/>
+        </w:rPr>
+        <w:t xml:space="preserve"> of error lines</w:t>
+      </w:r>
+      <w:r>
+        <w:rPr>
+          <w:rFonts w:ascii="Times New Roman" w:hAnsi="Times New Roman" w:cs="Times New Roman"/>
+          <w:sz w:val="32"/>
+          <w:szCs w:val="32"/>
+          <w:lang w:val="en-US"/>
+        </w:rPr>
+        <w:t xml:space="preserve"> of clusters.</w:t>
       </w:r>
       <w:r>
         <w:rPr>
@@ -7590,7 +8078,7 @@
           <w:rPr>
             <w:noProof/>
           </w:rPr>
-          <w:t>1</w:t>
+          <w:t>2</w:t>
         </w:r>
         <w:r>
           <w:rPr>
@@ -8418,6 +8906,119 @@
     </w:lvl>
   </w:abstractNum>
   <w:abstractNum w:abstractNumId="7">
+    <w:nsid w:val="3B6E3D67"/>
+    <w:multiLevelType w:val="hybridMultilevel"/>
+    <w:tmpl w:val="B0843866"/>
+    <w:lvl w:ilvl="0" w:tplc="40090001">
+      <w:start w:val="1"/>
+      <w:numFmt w:val="bullet"/>
+      <w:lvlText w:val=""/>
+      <w:lvlJc w:val="left"/>
+      <w:pPr>
+        <w:ind w:left="720" w:hanging="360"/>
+      </w:pPr>
+      <w:rPr>
+        <w:rFonts w:ascii="Symbol" w:hAnsi="Symbol" w:hint="default"/>
+      </w:rPr>
+    </w:lvl>
+    <w:lvl w:ilvl="1" w:tplc="40090003" w:tentative="1">
+      <w:start w:val="1"/>
+      <w:numFmt w:val="bullet"/>
+      <w:lvlText w:val="o"/>
+      <w:lvlJc w:val="left"/>
+      <w:pPr>
+        <w:ind w:left="1440" w:hanging="360"/>
+      </w:pPr>
+      <w:rPr>
+        <w:rFonts w:ascii="Courier New" w:hAnsi="Courier New" w:cs="Courier New" w:hint="default"/>
+      </w:rPr>
+    </w:lvl>
+    <w:lvl w:ilvl="2" w:tplc="40090005" w:tentative="1">
+      <w:start w:val="1"/>
+      <w:numFmt w:val="bullet"/>
+      <w:lvlText w:val=""/>
+      <w:lvlJc w:val="left"/>
+      <w:pPr>
+        <w:ind w:left="2160" w:hanging="360"/>
+      </w:pPr>
+      <w:rPr>
+        <w:rFonts w:ascii="Wingdings" w:hAnsi="Wingdings" w:hint="default"/>
+      </w:rPr>
+    </w:lvl>
+    <w:lvl w:ilvl="3" w:tplc="40090001" w:tentative="1">
+      <w:start w:val="1"/>
+      <w:numFmt w:val="bullet"/>
+      <w:lvlText w:val=""/>
+      <w:lvlJc w:val="left"/>
+      <w:pPr>
+        <w:ind w:left="2880" w:hanging="360"/>
+      </w:pPr>
+      <w:rPr>
+        <w:rFonts w:ascii="Symbol" w:hAnsi="Symbol" w:hint="default"/>
+      </w:rPr>
+    </w:lvl>
+    <w:lvl w:ilvl="4" w:tplc="40090003" w:tentative="1">
+      <w:start w:val="1"/>
+      <w:numFmt w:val="bullet"/>
+      <w:lvlText w:val="o"/>
+      <w:lvlJc w:val="left"/>
+      <w:pPr>
+        <w:ind w:left="3600" w:hanging="360"/>
+      </w:pPr>
+      <w:rPr>
+        <w:rFonts w:ascii="Courier New" w:hAnsi="Courier New" w:cs="Courier New" w:hint="default"/>
+      </w:rPr>
+    </w:lvl>
+    <w:lvl w:ilvl="5" w:tplc="40090005" w:tentative="1">
+      <w:start w:val="1"/>
+      <w:numFmt w:val="bullet"/>
+      <w:lvlText w:val=""/>
+      <w:lvlJc w:val="left"/>
+      <w:pPr>
+        <w:ind w:left="4320" w:hanging="360"/>
+      </w:pPr>
+      <w:rPr>
+        <w:rFonts w:ascii="Wingdings" w:hAnsi="Wingdings" w:hint="default"/>
+      </w:rPr>
+    </w:lvl>
+    <w:lvl w:ilvl="6" w:tplc="40090001" w:tentative="1">
+      <w:start w:val="1"/>
+      <w:numFmt w:val="bullet"/>
+      <w:lvlText w:val=""/>
+      <w:lvlJc w:val="left"/>
+      <w:pPr>
+        <w:ind w:left="5040" w:hanging="360"/>
+      </w:pPr>
+      <w:rPr>
+        <w:rFonts w:ascii="Symbol" w:hAnsi="Symbol" w:hint="default"/>
+      </w:rPr>
+    </w:lvl>
+    <w:lvl w:ilvl="7" w:tplc="40090003" w:tentative="1">
+      <w:start w:val="1"/>
+      <w:numFmt w:val="bullet"/>
+      <w:lvlText w:val="o"/>
+      <w:lvlJc w:val="left"/>
+      <w:pPr>
+        <w:ind w:left="5760" w:hanging="360"/>
+      </w:pPr>
+      <w:rPr>
+        <w:rFonts w:ascii="Courier New" w:hAnsi="Courier New" w:cs="Courier New" w:hint="default"/>
+      </w:rPr>
+    </w:lvl>
+    <w:lvl w:ilvl="8" w:tplc="40090005" w:tentative="1">
+      <w:start w:val="1"/>
+      <w:numFmt w:val="bullet"/>
+      <w:lvlText w:val=""/>
+      <w:lvlJc w:val="left"/>
+      <w:pPr>
+        <w:ind w:left="6480" w:hanging="360"/>
+      </w:pPr>
+      <w:rPr>
+        <w:rFonts w:ascii="Wingdings" w:hAnsi="Wingdings" w:hint="default"/>
+      </w:rPr>
+    </w:lvl>
+  </w:abstractNum>
+  <w:abstractNum w:abstractNumId="8">
     <w:nsid w:val="52677BC1"/>
     <w:multiLevelType w:val="hybridMultilevel"/>
     <w:tmpl w:val="DE6C6842"/>
@@ -8530,7 +9131,7 @@
       </w:rPr>
     </w:lvl>
   </w:abstractNum>
-  <w:abstractNum w:abstractNumId="8">
+  <w:abstractNum w:abstractNumId="9">
     <w:nsid w:val="58F567BA"/>
     <w:multiLevelType w:val="hybridMultilevel"/>
     <w:tmpl w:val="3F2CCB82"/>
@@ -8643,7 +9244,7 @@
       </w:rPr>
     </w:lvl>
   </w:abstractNum>
-  <w:abstractNum w:abstractNumId="9">
+  <w:abstractNum w:abstractNumId="10">
     <w:nsid w:val="610F5772"/>
     <w:multiLevelType w:val="multilevel"/>
     <w:tmpl w:val="68F27694"/>
@@ -8764,7 +9365,7 @@
       </w:rPr>
     </w:lvl>
   </w:abstractNum>
-  <w:abstractNum w:abstractNumId="10">
+  <w:abstractNum w:abstractNumId="11">
     <w:nsid w:val="6D686B93"/>
     <w:multiLevelType w:val="hybridMultilevel"/>
     <w:tmpl w:val="3EDE368C"/>
@@ -8877,7 +9478,7 @@
       </w:rPr>
     </w:lvl>
   </w:abstractNum>
-  <w:abstractNum w:abstractNumId="11">
+  <w:abstractNum w:abstractNumId="12">
     <w:nsid w:val="7B1D4A0C"/>
     <w:multiLevelType w:val="multilevel"/>
     <w:tmpl w:val="F3B2BF78"/>
@@ -8990,7 +9591,7 @@
       </w:rPr>
     </w:lvl>
   </w:abstractNum>
-  <w:abstractNum w:abstractNumId="12">
+  <w:abstractNum w:abstractNumId="13">
     <w:nsid w:val="7BCF185F"/>
     <w:multiLevelType w:val="hybridMultilevel"/>
     <w:tmpl w:val="FA485908"/>
@@ -9103,7 +9704,7 @@
       </w:rPr>
     </w:lvl>
   </w:abstractNum>
-  <w:abstractNum w:abstractNumId="13">
+  <w:abstractNum w:abstractNumId="14">
     <w:nsid w:val="7E196858"/>
     <w:multiLevelType w:val="hybridMultilevel"/>
     <w:tmpl w:val="70027BC6"/>
@@ -9199,16 +9800,16 @@
     <w:abstractNumId w:val="0"/>
   </w:num>
   <w:num w:numId="3">
-    <w:abstractNumId w:val="11"/>
+    <w:abstractNumId w:val="12"/>
   </w:num>
   <w:num w:numId="4">
-    <w:abstractNumId w:val="13"/>
+    <w:abstractNumId w:val="14"/>
   </w:num>
   <w:num w:numId="5">
     <w:abstractNumId w:val="4"/>
   </w:num>
   <w:num w:numId="6">
-    <w:abstractNumId w:val="7"/>
+    <w:abstractNumId w:val="8"/>
   </w:num>
   <w:num w:numId="7">
     <w:abstractNumId w:val="5"/>
@@ -9217,22 +9818,25 @@
     <w:abstractNumId w:val="2"/>
   </w:num>
   <w:num w:numId="9">
-    <w:abstractNumId w:val="10"/>
+    <w:abstractNumId w:val="11"/>
   </w:num>
   <w:num w:numId="10">
     <w:abstractNumId w:val="6"/>
   </w:num>
   <w:num w:numId="11">
-    <w:abstractNumId w:val="8"/>
+    <w:abstractNumId w:val="9"/>
   </w:num>
   <w:num w:numId="12">
-    <w:abstractNumId w:val="12"/>
+    <w:abstractNumId w:val="13"/>
   </w:num>
   <w:num w:numId="13">
-    <w:abstractNumId w:val="9"/>
+    <w:abstractNumId w:val="10"/>
   </w:num>
   <w:num w:numId="14">
     <w:abstractNumId w:val="3"/>
+  </w:num>
+  <w:num w:numId="15">
+    <w:abstractNumId w:val="7"/>
   </w:num>
 </w:numbering>
 </file>
